--- a/NEW_MACHINE_SETUP.docx
+++ b/NEW_MACHINE_SETUP.docx
@@ -1,7 +1,8 @@
 
 <file path=word/document.xml><?xml version="1.0" encoding="utf-8"?>
-<w:document xmlns:w="http://schemas.openxmlformats.org/wordprocessingml/2006/main" xmlns:w14="http://schemas.microsoft.com/office/word/2010/wordml" xmlns:r="http://schemas.openxmlformats.org/officeDocument/2006/relationships">
+<w:document xmlns:w="http://schemas.openxmlformats.org/wordprocessingml/2006/main" xmlns:m="http://schemas.openxmlformats.org/officeDocument/2006/math" xmlns:r="http://schemas.openxmlformats.org/officeDocument/2006/relationships" xmlns:o="urn:schemas-microsoft-com:office:office" xmlns:v="urn:schemas-microsoft-com:vml" xmlns:w10="urn:schemas-microsoft-com:office:word" xmlns:a="http://schemas.openxmlformats.org/drawingml/2006/main" xmlns:pic="http://schemas.openxmlformats.org/drawingml/2006/picture" xmlns:wp="http://schemas.openxmlformats.org/drawingml/2006/wordprocessingDrawing">
   <w:body>
+    <w:bookmarkStart w:id="27" w:name="grp-kb-mcp-new-machine-setup"/>
     <w:p>
       <w:pPr>
         <w:pStyle w:val="Heading1"/>
@@ -11,17 +12,27 @@
       </w:r>
     </w:p>
     <w:p>
-      <w:r>
-        <w:t xml:space="preserve">A step-by-step guide for setting up </w:t>
+      <w:pPr>
+        <w:pStyle w:val="FirstParagraph"/>
+      </w:pPr>
+      <w:r>
+        <w:t xml:space="preserve">A step-by-step guide for setting up</w:t>
+      </w:r>
+      <w:r>
+        <w:t xml:space="preserve"> </w:t>
       </w:r>
       <w:r>
         <w:rPr>
           <w:b/>
+          <w:bCs/>
         </w:rPr>
         <w:t xml:space="preserve">grp-kb-mcp</w:t>
       </w:r>
       <w:r>
-        <w:t xml:space="preserve"> (semantic search over an</w:t>
+        <w:t xml:space="preserve"> </w:t>
+      </w:r>
+      <w:r>
+        <w:t xml:space="preserve">(semantic search over an</w:t>
       </w:r>
       <w:r>
         <w:t xml:space="preserve"> </w:t>
@@ -37,77 +48,106 @@
       </w:r>
     </w:p>
     <w:p>
-      <w:r>
-        <w:t xml:space="preserve">Published on PyPI as </w:t>
-      </w:r>
-      <w:hyperlink r:id="rId7">
+      <w:pPr>
+        <w:pStyle w:val="BodyText"/>
+      </w:pPr>
+      <w:r>
+        <w:t xml:space="preserve">Published on PyPI as</w:t>
+      </w:r>
+      <w:r>
+        <w:t xml:space="preserve"> </w:t>
+      </w:r>
+      <w:hyperlink r:id="rId9">
         <w:r>
           <w:rPr>
-            <w:rStyle w:val="Hyperlink"/>
-            <w:color w:val="0563C1"/>
-            <w:u w:val="single"/>
+            <w:rStyle w:val="VerbatimChar"/>
           </w:rPr>
+          <w:t xml:space="preserve">grp-kb-mcp</w:t>
         </w:r>
       </w:hyperlink>
       <w:r>
-        <w:t xml:space="preserve"> (the</w:t>
-      </w:r>
-      <w:r>
-        <w:t xml:space="preserve"> </w:t>
-      </w:r>
-      <w:r>
-        <w:t xml:space="preserve">Python package name stays </w:t>
-      </w:r>
-      <w:r>
-        <w:rPr>
-          <w:rFonts w:ascii="Courier New" w:hAnsi="Courier New"/>
+        <w:t xml:space="preserve"> </w:t>
+      </w:r>
+      <w:r>
+        <w:t xml:space="preserve">(the</w:t>
+      </w:r>
+      <w:r>
+        <w:t xml:space="preserve"> </w:t>
+      </w:r>
+      <w:r>
+        <w:t xml:space="preserve">Python package name stays</w:t>
+      </w:r>
+      <w:r>
+        <w:t xml:space="preserve"> </w:t>
+      </w:r>
+      <w:r>
+        <w:rPr>
+          <w:rStyle w:val="VerbatimChar"/>
         </w:rPr>
         <w:t xml:space="preserve">kb_mcp</w:t>
       </w:r>
       <w:r>
-        <w:t xml:space="preserve">). </w:t>
+        <w:t xml:space="preserve">).</w:t>
+      </w:r>
+      <w:r>
+        <w:t xml:space="preserve"> </w:t>
       </w:r>
       <w:r>
         <w:rPr>
           <w:b/>
+          <w:bCs/>
         </w:rPr>
         <w:t xml:space="preserve">Read this first — it’s a different kind</w:t>
       </w:r>
       <w:r>
         <w:rPr>
           <w:b/>
+          <w:bCs/>
         </w:rPr>
         <w:t xml:space="preserve"> </w:t>
       </w:r>
       <w:r>
         <w:rPr>
           <w:b/>
+          <w:bCs/>
         </w:rPr>
         <w:t xml:space="preserve">of setup than a typical PyPI tool:</w:t>
       </w:r>
       <w:r>
-        <w:t xml:space="preserve"> installing the package gets you the </w:t>
+        <w:t xml:space="preserve"> </w:t>
+      </w:r>
+      <w:r>
+        <w:t xml:space="preserve">installing the package gets you the</w:t>
+      </w:r>
+      <w:r>
+        <w:t xml:space="preserve"> </w:t>
       </w:r>
       <w:r>
         <w:rPr>
           <w:i/>
+          <w:iCs/>
         </w:rPr>
         <w:t xml:space="preserve">server</w:t>
       </w:r>
       <w:r>
         <w:rPr>
           <w:i/>
+          <w:iCs/>
         </w:rPr>
         <w:t xml:space="preserve"> </w:t>
       </w:r>
       <w:r>
         <w:rPr>
           <w:i/>
+          <w:iCs/>
         </w:rPr>
         <w:t xml:space="preserve">code</w:t>
       </w:r>
       <w:r>
-        <w:t xml:space="preserve"> only. It does nothing useful without a real, embedded Obsidian vault behind</w:t>
+        <w:t xml:space="preserve"> </w:t>
+      </w:r>
+      <w:r>
+        <w:t xml:space="preserve">only. It does nothing useful without a real, embedded Obsidian vault behind</w:t>
       </w:r>
       <w:r>
         <w:t xml:space="preserve"> </w:t>
@@ -123,12 +163,13 @@
       </w:r>
     </w:p>
     <w:p>
-      <w:pPr>
-        <w:pBdr>
-          <w:bottom w:val="single" w:sz="6" w:space="1" w:color="auto"/>
-        </w:pBdr>
-      </w:pPr>
-    </w:p>
+      <w:r>
+        <w:pict>
+          <v:rect style="width:0;height:1.5pt" o:hralign="center" o:hrstd="t" o:hr="t"/>
+        </w:pict>
+      </w:r>
+    </w:p>
+    <w:bookmarkStart w:id="10" w:name="the-three-layers-and-why-each-exists"/>
     <w:p>
       <w:pPr>
         <w:pStyle w:val="Heading2"/>
@@ -139,44 +180,49 @@
     </w:p>
     <w:tbl>
       <w:tblPr>
-        <w:tblStyle w:val="TableGrid"/>
-        <w:tblW w:w="0" w:type="auto"/>
-        <w:tblBorders>
-          <w:top w:val="single" w:sz="4" w:space="0" w:color="auto"/>
-          <w:left w:val="single" w:sz="4" w:space="0" w:color="auto"/>
-          <w:bottom w:val="single" w:sz="4" w:space="0" w:color="auto"/>
-          <w:right w:val="single" w:sz="4" w:space="0" w:color="auto"/>
-          <w:insideH w:val="single" w:sz="4" w:space="0" w:color="auto"/>
-          <w:insideV w:val="single" w:sz="4" w:space="0" w:color="auto"/>
-        </w:tblBorders>
+        <w:tblStyle w:val="Table"/>
+        <w:tblW w:type="pct" w:w="5000"/>
+        <w:tblLayout w:type="fixed"/>
+        <w:tblLook w:firstRow="1" w:lastRow="0" w:firstColumn="0" w:lastColumn="0" w:noHBand="0" w:noVBand="0" w:val="0020"/>
       </w:tblPr>
+      <w:tblGrid>
+        <w:gridCol w:w="2640"/>
+        <w:gridCol w:w="2640"/>
+        <w:gridCol w:w="2640"/>
+      </w:tblGrid>
       <w:tr>
+        <w:trPr>
+          <w:tblHeader w:val="on"/>
+        </w:trPr>
         <w:tc>
+          <w:tcPr/>
           <w:p>
-            <w:r>
-              <w:rPr>
-                <w:b/>
-              </w:rPr>
+            <w:pPr>
+              <w:pStyle w:val="Compact"/>
+            </w:pPr>
+            <w:r>
               <w:t xml:space="preserve">Layer</w:t>
             </w:r>
           </w:p>
         </w:tc>
         <w:tc>
+          <w:tcPr/>
           <w:p>
-            <w:r>
-              <w:rPr>
-                <w:b/>
-              </w:rPr>
+            <w:pPr>
+              <w:pStyle w:val="Compact"/>
+            </w:pPr>
+            <w:r>
               <w:t xml:space="preserve">What it is</w:t>
             </w:r>
           </w:p>
         </w:tc>
         <w:tc>
+          <w:tcPr/>
           <w:p>
-            <w:r>
-              <w:rPr>
-                <w:b/>
-              </w:rPr>
+            <w:pPr>
+              <w:pStyle w:val="Compact"/>
+            </w:pPr>
+            <w:r>
               <w:t xml:space="preserve">Who/what provides it</w:t>
             </w:r>
           </w:p>
@@ -184,21 +230,33 @@
       </w:tr>
       <w:tr>
         <w:tc>
+          <w:tcPr/>
           <w:p>
+            <w:pPr>
+              <w:pStyle w:val="Compact"/>
+            </w:pPr>
             <w:r>
               <w:t xml:space="preserve">1. The notes</w:t>
             </w:r>
           </w:p>
         </w:tc>
         <w:tc>
+          <w:tcPr/>
           <w:p>
+            <w:pPr>
+              <w:pStyle w:val="Compact"/>
+            </w:pPr>
             <w:r>
               <w:t xml:space="preserve">Plain markdown files (your KB content)</w:t>
             </w:r>
           </w:p>
         </w:tc>
         <w:tc>
+          <w:tcPr/>
           <w:p>
+            <w:pPr>
+              <w:pStyle w:val="Compact"/>
+            </w:pPr>
             <w:r>
               <w:t xml:space="preserve">You write them, or someone shares an existing vault</w:t>
             </w:r>
@@ -207,30 +265,49 @@
       </w:tr>
       <w:tr>
         <w:tc>
+          <w:tcPr/>
           <w:p>
+            <w:pPr>
+              <w:pStyle w:val="Compact"/>
+            </w:pPr>
             <w:r>
               <w:t xml:space="preserve">2. The embeddings</w:t>
             </w:r>
           </w:p>
         </w:tc>
         <w:tc>
+          <w:tcPr/>
           <w:p>
-            <w:r>
-              <w:t xml:space="preserve">A vector per note, computed by the </w:t>
+            <w:pPr>
+              <w:pStyle w:val="Compact"/>
+            </w:pPr>
+            <w:r>
+              <w:t xml:space="preserve">A vector per note, computed by the</w:t>
+            </w:r>
+            <w:r>
+              <w:t xml:space="preserve"> </w:t>
             </w:r>
             <w:r>
               <w:rPr>
                 <w:b/>
+                <w:bCs/>
               </w:rPr>
               <w:t xml:space="preserve">Smart Connections</w:t>
             </w:r>
             <w:r>
-              <w:t xml:space="preserve"> Obsidian plugin</w:t>
+              <w:t xml:space="preserve"> </w:t>
+            </w:r>
+            <w:r>
+              <w:t xml:space="preserve">Obsidian plugin</w:t>
             </w:r>
           </w:p>
         </w:tc>
         <w:tc>
+          <w:tcPr/>
           <w:p>
+            <w:pPr>
+              <w:pStyle w:val="Compact"/>
+            </w:pPr>
             <w:r>
               <w:t xml:space="preserve">Obsidian + Smart Connections, one-time per note</w:t>
             </w:r>
@@ -239,36 +316,58 @@
       </w:tr>
       <w:tr>
         <w:tc>
+          <w:tcPr/>
           <w:p>
+            <w:pPr>
+              <w:pStyle w:val="Compact"/>
+            </w:pPr>
             <w:r>
               <w:t xml:space="preserve">3. The search server</w:t>
             </w:r>
           </w:p>
         </w:tc>
         <w:tc>
+          <w:tcPr/>
           <w:p>
+            <w:pPr>
+              <w:pStyle w:val="Compact"/>
+            </w:pPr>
             <w:r>
               <w:rPr>
-                <w:rFonts w:ascii="Courier New" w:hAnsi="Courier New"/>
+                <w:rStyle w:val="VerbatimChar"/>
               </w:rPr>
               <w:t xml:space="preserve">grp-kb-mcp</w:t>
             </w:r>
             <w:r>
-              <w:t xml:space="preserve"> — reads the precomputed vectors, embeds your </w:t>
+              <w:t xml:space="preserve"> </w:t>
+            </w:r>
+            <w:r>
+              <w:t xml:space="preserve">— reads the precomputed vectors, embeds your</w:t>
+            </w:r>
+            <w:r>
+              <w:t xml:space="preserve"> </w:t>
             </w:r>
             <w:r>
               <w:rPr>
                 <w:i/>
+                <w:iCs/>
               </w:rPr>
               <w:t xml:space="preserve">query</w:t>
             </w:r>
             <w:r>
-              <w:t xml:space="preserve"> the same way, ranks by similarity</w:t>
+              <w:t xml:space="preserve"> </w:t>
+            </w:r>
+            <w:r>
+              <w:t xml:space="preserve">the same way, ranks by similarity</w:t>
             </w:r>
           </w:p>
         </w:tc>
         <w:tc>
+          <w:tcPr/>
           <w:p>
+            <w:pPr>
+              <w:pStyle w:val="Compact"/>
+            </w:pPr>
             <w:r>
               <w:t xml:space="preserve">This package</w:t>
             </w:r>
@@ -277,6 +376,9 @@
       </w:tr>
     </w:tbl>
     <w:p>
+      <w:pPr>
+        <w:pStyle w:val="BodyText"/>
+      </w:pPr>
       <w:r>
         <w:t xml:space="preserve">The reason this is a 3-layer setup instead of a single install: grp-kb-mcp never</w:t>
       </w:r>
@@ -290,16 +392,23 @@
         <w:t xml:space="preserve"> </w:t>
       </w:r>
       <w:r>
-        <w:t xml:space="preserve">only </w:t>
+        <w:t xml:space="preserve">only</w:t>
+      </w:r>
+      <w:r>
+        <w:t xml:space="preserve"> </w:t>
       </w:r>
       <w:r>
         <w:rPr>
           <w:i/>
+          <w:iCs/>
         </w:rPr>
         <w:t xml:space="preserve">reads</w:t>
       </w:r>
       <w:r>
-        <w:t xml:space="preserve"> what Smart Connections already computed. That’s also why the</w:t>
+        <w:t xml:space="preserve"> </w:t>
+      </w:r>
+      <w:r>
+        <w:t xml:space="preserve">what Smart Connections already computed. That’s also why the</w:t>
       </w:r>
       <w:r>
         <w:t xml:space="preserve"> </w:t>
@@ -307,11 +416,15 @@
       <w:r>
         <w:rPr>
           <w:b/>
+          <w:bCs/>
         </w:rPr>
         <w:t xml:space="preserve">embedding model must match exactly</w:t>
       </w:r>
       <w:r>
-        <w:t xml:space="preserve"> between layers 2 and 3 (more on this in</w:t>
+        <w:t xml:space="preserve"> </w:t>
+      </w:r>
+      <w:r>
+        <w:t xml:space="preserve">between layers 2 and 3 (more on this in</w:t>
       </w:r>
       <w:r>
         <w:t xml:space="preserve"> </w:t>
@@ -327,12 +440,14 @@
       </w:r>
     </w:p>
     <w:p>
-      <w:pPr>
-        <w:pBdr>
-          <w:bottom w:val="single" w:sz="6" w:space="1" w:color="auto"/>
-        </w:pBdr>
-      </w:pPr>
-    </w:p>
+      <w:r>
+        <w:pict>
+          <v:rect style="width:0;height:1.5pt" o:hralign="center" o:hrstd="t" o:hr="t"/>
+        </w:pict>
+      </w:r>
+    </w:p>
+    <w:bookmarkEnd w:id="10"/>
+    <w:bookmarkStart w:id="14" w:name="part-a-get-or-build-the-knowledge-base"/>
     <w:p>
       <w:pPr>
         <w:pStyle w:val="Heading2"/>
@@ -341,6 +456,7 @@
         <w:t xml:space="preserve">Part A — Get or build the knowledge base</w:t>
       </w:r>
     </w:p>
+    <w:bookmarkStart w:id="11" w:name="Xf94b5d02b3d15d4084cdc3bfb5d9d89f3888d44"/>
     <w:p>
       <w:pPr>
         <w:pStyle w:val="Heading3"/>
@@ -350,33 +466,53 @@
       </w:r>
     </w:p>
     <w:p>
-      <w:r>
-        <w:t xml:space="preserve">Ask them to share the vault folder with you (e.g. a OneDrive “Add shortcut”</w:t>
-      </w:r>
-      <w:r>
-        <w:t xml:space="preserve"> </w:t>
-      </w:r>
-      <w:r>
-        <w:t xml:space="preserve">share, or any file-sync method). Note the </w:t>
+      <w:pPr>
+        <w:pStyle w:val="FirstParagraph"/>
+      </w:pPr>
+      <w:r>
+        <w:t xml:space="preserve">Ask them to share the vault folder with you (e.g. a OneDrive</w:t>
+      </w:r>
+      <w:r>
+        <w:t xml:space="preserve"> </w:t>
+      </w:r>
+      <w:r>
+        <w:t xml:space="preserve">“Add shortcut”</w:t>
+      </w:r>
+      <w:r>
+        <w:t xml:space="preserve"> </w:t>
+      </w:r>
+      <w:r>
+        <w:t xml:space="preserve">share, or any file-sync method). Note the</w:t>
+      </w:r>
+      <w:r>
+        <w:t xml:space="preserve"> </w:t>
       </w:r>
       <w:r>
         <w:rPr>
           <w:b/>
+          <w:bCs/>
         </w:rPr>
         <w:t xml:space="preserve">full local path</w:t>
       </w:r>
       <w:r>
-        <w:t xml:space="preserve"> where it lands on</w:t>
-      </w:r>
-      <w:r>
-        <w:t xml:space="preserve"> </w:t>
-      </w:r>
-      <w:r>
-        <w:t xml:space="preserve">your machine — you’ll need it in Part D. Skip to </w:t>
+        <w:t xml:space="preserve"> </w:t>
+      </w:r>
+      <w:r>
+        <w:t xml:space="preserve">where it lands on</w:t>
+      </w:r>
+      <w:r>
+        <w:t xml:space="preserve"> </w:t>
+      </w:r>
+      <w:r>
+        <w:t xml:space="preserve">your machine — you’ll need it in Part D. Skip to</w:t>
+      </w:r>
+      <w:r>
+        <w:t xml:space="preserve"> </w:t>
       </w:r>
       <w:r>
         <w:rPr>
           <w:b/>
+          <w:bCs/>
         </w:rPr>
         <w:t xml:space="preserve">Part B</w:t>
       </w:r>
@@ -385,6 +521,9 @@
       </w:r>
     </w:p>
     <w:p>
+      <w:pPr>
+        <w:pStyle w:val="BodyText"/>
+      </w:pPr>
       <w:r>
         <w:t xml:space="preserve">Practical expectations for a vault of real size: order of magnitude ~800 MB,</w:t>
       </w:r>
@@ -403,6 +542,972 @@
     </w:p>
     <w:p>
       <w:pPr>
+        <w:pStyle w:val="BlockText"/>
+      </w:pPr>
+      <w:r>
+        <w:rPr>
+          <w:b/>
+          <w:bCs/>
+        </w:rPr>
+        <w:t xml:space="preserve">⚠️ On this path, do NOT install Obsidian or Smart Connections.</w:t>
+      </w:r>
+    </w:p>
+    <w:p>
+      <w:pPr>
+        <w:pStyle w:val="BlockText"/>
+      </w:pPr>
+      <w:r>
+        <w:t xml:space="preserve">They are the</w:t>
+      </w:r>
+      <w:r>
+        <w:t xml:space="preserve"> </w:t>
+      </w:r>
+      <w:r>
+        <w:rPr>
+          <w:i/>
+          <w:iCs/>
+        </w:rPr>
+        <w:t xml:space="preserve">authoring</w:t>
+      </w:r>
+      <w:r>
+        <w:t xml:space="preserve"> </w:t>
+      </w:r>
+      <w:r>
+        <w:t xml:space="preserve">layer (layer 2). You are only</w:t>
+      </w:r>
+      <w:r>
+        <w:t xml:space="preserve"> </w:t>
+      </w:r>
+      <w:r>
+        <w:rPr>
+          <w:i/>
+          <w:iCs/>
+        </w:rPr>
+        <w:t xml:space="preserve">reading</w:t>
+      </w:r>
+      <w:r>
+        <w:t xml:space="preserve"> </w:t>
+      </w:r>
+      <w:r>
+        <w:t xml:space="preserve">— the shared</w:t>
+      </w:r>
+      <w:r>
+        <w:t xml:space="preserve"> </w:t>
+      </w:r>
+      <w:r>
+        <w:t xml:space="preserve">vault already contains its embeddings, in the</w:t>
+      </w:r>
+      <w:r>
+        <w:t xml:space="preserve"> </w:t>
+      </w:r>
+      <w:r>
+        <w:rPr>
+          <w:rStyle w:val="VerbatimChar"/>
+        </w:rPr>
+        <w:t xml:space="preserve">.smart-env</w:t>
+      </w:r>
+      <w:r>
+        <w:t xml:space="preserve"> </w:t>
+      </w:r>
+      <w:r>
+        <w:t xml:space="preserve">folder inside it,</w:t>
+      </w:r>
+      <w:r>
+        <w:t xml:space="preserve"> </w:t>
+      </w:r>
+      <w:r>
+        <w:t xml:space="preserve">and grp-kb-mcp reads those directly. Nothing here needs Obsidian.</w:t>
+      </w:r>
+    </w:p>
+    <w:p>
+      <w:pPr>
+        <w:pStyle w:val="BlockText"/>
+      </w:pPr>
+      <w:r>
+        <w:t xml:space="preserve">This is not a</w:t>
+      </w:r>
+      <w:r>
+        <w:t xml:space="preserve"> </w:t>
+      </w:r>
+      <w:r>
+        <w:t xml:space="preserve">“you can skip it”</w:t>
+      </w:r>
+      <w:r>
+        <w:t xml:space="preserve"> </w:t>
+      </w:r>
+      <w:r>
+        <w:t xml:space="preserve">nicety — installing them is the single most</w:t>
+      </w:r>
+      <w:r>
+        <w:t xml:space="preserve"> </w:t>
+      </w:r>
+      <w:r>
+        <w:t xml:space="preserve">common way this setup goes wrong.</w:t>
+      </w:r>
+      <w:r>
+        <w:t xml:space="preserve"> </w:t>
+      </w:r>
+      <w:r>
+        <w:rPr>
+          <w:b/>
+          <w:bCs/>
+        </w:rPr>
+        <w:t xml:space="preserve">Smart Connections does not wait for your</w:t>
+      </w:r>
+      <w:r>
+        <w:rPr>
+          <w:b/>
+          <w:bCs/>
+        </w:rPr>
+        <w:t xml:space="preserve"> </w:t>
+      </w:r>
+      <w:r>
+        <w:rPr>
+          <w:b/>
+          <w:bCs/>
+        </w:rPr>
+        <w:t xml:space="preserve">file sync to finish.</w:t>
+      </w:r>
+      <w:r>
+        <w:t xml:space="preserve"> </w:t>
+      </w:r>
+      <w:r>
+        <w:t xml:space="preserve">Enable it while OneDrive is still pulling ~12,000</w:t>
+      </w:r>
+      <w:r>
+        <w:t xml:space="preserve"> </w:t>
+      </w:r>
+      <w:r>
+        <w:rPr>
+          <w:rStyle w:val="VerbatimChar"/>
+        </w:rPr>
+        <w:t xml:space="preserve">.ajson</w:t>
+      </w:r>
+      <w:r>
+        <w:t xml:space="preserve"> </w:t>
+      </w:r>
+      <w:r>
+        <w:t xml:space="preserve">files and it sees a partial/empty</w:t>
+      </w:r>
+      <w:r>
+        <w:t xml:space="preserve"> </w:t>
+      </w:r>
+      <w:r>
+        <w:rPr>
+          <w:rStyle w:val="VerbatimChar"/>
+        </w:rPr>
+        <w:t xml:space="preserve">.smart-env</w:t>
+      </w:r>
+      <w:r>
+        <w:t xml:space="preserve">, concludes the notes</w:t>
+      </w:r>
+      <w:r>
+        <w:t xml:space="preserve"> </w:t>
+      </w:r>
+      <w:r>
+        <w:t xml:space="preserve">are unembedded, and re-embeds all ~12,000 of them. It wins the race; the real</w:t>
+      </w:r>
+      <w:r>
+        <w:t xml:space="preserve"> </w:t>
+      </w:r>
+      <w:r>
+        <w:t xml:space="preserve">vectors landing afterwards are ignored. Hours of CPU to recompute what you had</w:t>
+      </w:r>
+      <w:r>
+        <w:t xml:space="preserve"> </w:t>
+      </w:r>
+      <w:r>
+        <w:t xml:space="preserve">already been given.</w:t>
+      </w:r>
+    </w:p>
+    <w:p>
+      <w:pPr>
+        <w:pStyle w:val="BlockText"/>
+      </w:pPr>
+      <w:r>
+        <w:t xml:space="preserve">Only install Obsidian + Smart Connections if this machine will</w:t>
+      </w:r>
+      <w:r>
+        <w:t xml:space="preserve"> </w:t>
+      </w:r>
+      <w:r>
+        <w:rPr>
+          <w:b/>
+          <w:bCs/>
+        </w:rPr>
+        <w:t xml:space="preserve">author or</w:t>
+      </w:r>
+      <w:r>
+        <w:rPr>
+          <w:b/>
+          <w:bCs/>
+        </w:rPr>
+        <w:t xml:space="preserve"> </w:t>
+      </w:r>
+      <w:r>
+        <w:rPr>
+          <w:b/>
+          <w:bCs/>
+        </w:rPr>
+        <w:t xml:space="preserve">edit notes</w:t>
+      </w:r>
+      <w:r>
+        <w:t xml:space="preserve">. If it does, its bundled model MUST match the one that produced</w:t>
+      </w:r>
+      <w:r>
+        <w:t xml:space="preserve"> </w:t>
+      </w:r>
+      <w:r>
+        <w:t xml:space="preserve">the existing vectors — see the A2.5 warning.</w:t>
+      </w:r>
+    </w:p>
+    <w:p>
+      <w:pPr>
+        <w:pStyle w:val="FirstParagraph"/>
+      </w:pPr>
+      <w:r>
+        <w:rPr>
+          <w:b/>
+          <w:bCs/>
+        </w:rPr>
+        <w:t xml:space="preserve">Let the sync FULLY complete before running anything.</w:t>
+      </w:r>
+      <w:r>
+        <w:t xml:space="preserve"> </w:t>
+      </w:r>
+      <w:r>
+        <w:t xml:space="preserve">Two steps:</w:t>
+      </w:r>
+    </w:p>
+    <w:p>
+      <w:pPr>
+        <w:numPr>
+          <w:ilvl w:val="0"/>
+          <w:numId w:val="1001"/>
+        </w:numPr>
+      </w:pPr>
+      <w:r>
+        <w:rPr>
+          <w:b/>
+          <w:bCs/>
+        </w:rPr>
+        <w:t xml:space="preserve">Defeat Files On-Demand.</w:t>
+      </w:r>
+      <w:r>
+        <w:t xml:space="preserve"> </w:t>
+      </w:r>
+      <w:r>
+        <w:t xml:space="preserve">It is ON by default on a fresh Windows machine,</w:t>
+      </w:r>
+      <w:r>
+        <w:t xml:space="preserve"> </w:t>
+      </w:r>
+      <w:r>
+        <w:t xml:space="preserve">which leaves files as cloud-only placeholders —</w:t>
+      </w:r>
+      <w:r>
+        <w:t xml:space="preserve"> </w:t>
+      </w:r>
+      <w:r>
+        <w:rPr>
+          <w:rStyle w:val="VerbatimChar"/>
+        </w:rPr>
+        <w:t xml:space="preserve">build_index</w:t>
+      </w:r>
+      <w:r>
+        <w:t xml:space="preserve"> </w:t>
+      </w:r>
+      <w:r>
+        <w:t xml:space="preserve">then reads no</w:t>
+      </w:r>
+      <w:r>
+        <w:t xml:space="preserve"> </w:t>
+      </w:r>
+      <w:r>
+        <w:t xml:space="preserve">vectors and produces a silently empty index. Right-click the synced vault</w:t>
+      </w:r>
+      <w:r>
+        <w:t xml:space="preserve"> </w:t>
+      </w:r>
+      <w:r>
+        <w:t xml:space="preserve">folder →</w:t>
+      </w:r>
+      <w:r>
+        <w:t xml:space="preserve"> </w:t>
+      </w:r>
+      <w:r>
+        <w:rPr>
+          <w:b/>
+          <w:bCs/>
+        </w:rPr>
+        <w:t xml:space="preserve">“Always keep on this device”</w:t>
+      </w:r>
+      <w:r>
+        <w:t xml:space="preserve">.</w:t>
+      </w:r>
+    </w:p>
+    <w:p>
+      <w:pPr>
+        <w:numPr>
+          <w:ilvl w:val="0"/>
+          <w:numId w:val="1001"/>
+        </w:numPr>
+      </w:pPr>
+      <w:r>
+        <w:rPr>
+          <w:b/>
+          <w:bCs/>
+        </w:rPr>
+        <w:t xml:space="preserve">Verify zero placeholders</w:t>
+      </w:r>
+      <w:r>
+        <w:t xml:space="preserve"> </w:t>
+      </w:r>
+      <w:r>
+        <w:t xml:space="preserve">before continuing (PowerShell;</w:t>
+      </w:r>
+      <w:r>
+        <w:t xml:space="preserve"> </w:t>
+      </w:r>
+      <w:r>
+        <w:rPr>
+          <w:rStyle w:val="VerbatimChar"/>
+        </w:rPr>
+        <w:t xml:space="preserve">0x400000</w:t>
+      </w:r>
+      <w:r>
+        <w:t xml:space="preserve"> </w:t>
+      </w:r>
+      <w:r>
+        <w:t xml:space="preserve">is</w:t>
+      </w:r>
+      <w:r>
+        <w:t xml:space="preserve"> </w:t>
+      </w:r>
+      <w:r>
+        <w:rPr>
+          <w:rStyle w:val="VerbatimChar"/>
+        </w:rPr>
+        <w:t xml:space="preserve">RecallOnDataAccess</w:t>
+      </w:r>
+      <w:r>
+        <w:t xml:space="preserve">, the dehydrated-placeholder attribute):</w:t>
+      </w:r>
+    </w:p>
+    <w:p>
+      <w:pPr>
+        <w:pStyle w:val="SourceCode"/>
+        <w:numPr>
+          <w:ilvl w:val="0"/>
+          <w:numId w:val="1000"/>
+        </w:numPr>
+      </w:pPr>
+      <w:r>
+        <w:rPr>
+          <w:rStyle w:val="VariableTok"/>
+        </w:rPr>
+        <w:t xml:space="preserve">$v</w:t>
+      </w:r>
+      <w:r>
+        <w:rPr>
+          <w:rStyle w:val="NormalTok"/>
+        </w:rPr>
+        <w:t xml:space="preserve"> </w:t>
+      </w:r>
+      <w:r>
+        <w:rPr>
+          <w:rStyle w:val="OperatorTok"/>
+        </w:rPr>
+        <w:t xml:space="preserve">=</w:t>
+      </w:r>
+      <w:r>
+        <w:rPr>
+          <w:rStyle w:val="NormalTok"/>
+        </w:rPr>
+        <w:t xml:space="preserve"> </w:t>
+      </w:r>
+      <w:r>
+        <w:rPr>
+          <w:rStyle w:val="StringTok"/>
+        </w:rPr>
+        <w:t xml:space="preserve">"C:\path\to\Acumatica-KB"</w:t>
+      </w:r>
+      <w:r>
+        <w:br/>
+      </w:r>
+      <w:r>
+        <w:rPr>
+          <w:rStyle w:val="VariableTok"/>
+        </w:rPr>
+        <w:t xml:space="preserve">$f</w:t>
+      </w:r>
+      <w:r>
+        <w:rPr>
+          <w:rStyle w:val="NormalTok"/>
+        </w:rPr>
+        <w:t xml:space="preserve"> </w:t>
+      </w:r>
+      <w:r>
+        <w:rPr>
+          <w:rStyle w:val="OperatorTok"/>
+        </w:rPr>
+        <w:t xml:space="preserve">=</w:t>
+      </w:r>
+      <w:r>
+        <w:rPr>
+          <w:rStyle w:val="NormalTok"/>
+        </w:rPr>
+        <w:t xml:space="preserve"> </w:t>
+      </w:r>
+      <w:r>
+        <w:rPr>
+          <w:rStyle w:val="FunctionTok"/>
+        </w:rPr>
+        <w:t xml:space="preserve">Get-ChildItem</w:t>
+      </w:r>
+      <w:r>
+        <w:rPr>
+          <w:rStyle w:val="NormalTok"/>
+        </w:rPr>
+        <w:t xml:space="preserve"> </w:t>
+      </w:r>
+      <w:r>
+        <w:rPr>
+          <w:rStyle w:val="VariableTok"/>
+        </w:rPr>
+        <w:t xml:space="preserve">$v</w:t>
+      </w:r>
+      <w:r>
+        <w:rPr>
+          <w:rStyle w:val="NormalTok"/>
+        </w:rPr>
+        <w:t xml:space="preserve"> </w:t>
+      </w:r>
+      <w:r>
+        <w:rPr>
+          <w:rStyle w:val="OperatorTok"/>
+        </w:rPr>
+        <w:t xml:space="preserve">-</w:t>
+      </w:r>
+      <w:r>
+        <w:rPr>
+          <w:rStyle w:val="NormalTok"/>
+        </w:rPr>
+        <w:t xml:space="preserve">Recurse </w:t>
+      </w:r>
+      <w:r>
+        <w:rPr>
+          <w:rStyle w:val="OperatorTok"/>
+        </w:rPr>
+        <w:t xml:space="preserve">-</w:t>
+      </w:r>
+      <w:r>
+        <w:rPr>
+          <w:rStyle w:val="NormalTok"/>
+        </w:rPr>
+        <w:t xml:space="preserve">File </w:t>
+      </w:r>
+      <w:r>
+        <w:rPr>
+          <w:rStyle w:val="OperatorTok"/>
+        </w:rPr>
+        <w:t xml:space="preserve">-</w:t>
+      </w:r>
+      <w:r>
+        <w:rPr>
+          <w:rStyle w:val="NormalTok"/>
+        </w:rPr>
+        <w:t xml:space="preserve">Force</w:t>
+      </w:r>
+      <w:r>
+        <w:br/>
+      </w:r>
+      <w:r>
+        <w:rPr>
+          <w:rStyle w:val="StringTok"/>
+        </w:rPr>
+        <w:t xml:space="preserve">"files: {0}  MB: {1}  cloud-only: {2}"</w:t>
+      </w:r>
+      <w:r>
+        <w:rPr>
+          <w:rStyle w:val="NormalTok"/>
+        </w:rPr>
+        <w:t xml:space="preserve"> </w:t>
+      </w:r>
+      <w:r>
+        <w:rPr>
+          <w:rStyle w:val="OperatorTok"/>
+        </w:rPr>
+        <w:t xml:space="preserve">-</w:t>
+      </w:r>
+      <w:r>
+        <w:rPr>
+          <w:rStyle w:val="NormalTok"/>
+        </w:rPr>
+        <w:t xml:space="preserve">f </w:t>
+      </w:r>
+      <w:r>
+        <w:rPr>
+          <w:rStyle w:val="VariableTok"/>
+        </w:rPr>
+        <w:t xml:space="preserve">$f</w:t>
+      </w:r>
+      <w:r>
+        <w:rPr>
+          <w:rStyle w:val="OperatorTok"/>
+        </w:rPr>
+        <w:t xml:space="preserve">.</w:t>
+      </w:r>
+      <w:r>
+        <w:rPr>
+          <w:rStyle w:val="FunctionTok"/>
+        </w:rPr>
+        <w:t xml:space="preserve">Count</w:t>
+      </w:r>
+      <w:r>
+        <w:rPr>
+          <w:rStyle w:val="OperatorTok"/>
+        </w:rPr>
+        <w:t xml:space="preserve">,</w:t>
+      </w:r>
+      <w:r>
+        <w:br/>
+      </w:r>
+      <w:r>
+        <w:rPr>
+          <w:rStyle w:val="NormalTok"/>
+        </w:rPr>
+        <w:t xml:space="preserve">  </w:t>
+      </w:r>
+      <w:r>
+        <w:rPr>
+          <w:rStyle w:val="OperatorTok"/>
+        </w:rPr>
+        <w:t xml:space="preserve">[</w:t>
+      </w:r>
+      <w:r>
+        <w:rPr>
+          <w:rStyle w:val="NormalTok"/>
+        </w:rPr>
+        <w:t xml:space="preserve">math</w:t>
+      </w:r>
+      <w:r>
+        <w:rPr>
+          <w:rStyle w:val="OperatorTok"/>
+        </w:rPr>
+        <w:t xml:space="preserve">]::</w:t>
+      </w:r>
+      <w:r>
+        <w:rPr>
+          <w:rStyle w:val="NormalTok"/>
+        </w:rPr>
+        <w:t xml:space="preserve">Round</w:t>
+      </w:r>
+      <w:r>
+        <w:rPr>
+          <w:rStyle w:val="OperatorTok"/>
+        </w:rPr>
+        <w:t xml:space="preserve">((</w:t>
+      </w:r>
+      <w:r>
+        <w:rPr>
+          <w:rStyle w:val="VariableTok"/>
+        </w:rPr>
+        <w:t xml:space="preserve">$f</w:t>
+      </w:r>
+      <w:r>
+        <w:rPr>
+          <w:rStyle w:val="NormalTok"/>
+        </w:rPr>
+        <w:t xml:space="preserve"> </w:t>
+      </w:r>
+      <w:r>
+        <w:rPr>
+          <w:rStyle w:val="OperatorTok"/>
+        </w:rPr>
+        <w:t xml:space="preserve">|</w:t>
+      </w:r>
+      <w:r>
+        <w:rPr>
+          <w:rStyle w:val="NormalTok"/>
+        </w:rPr>
+        <w:t xml:space="preserve"> </w:t>
+      </w:r>
+      <w:r>
+        <w:rPr>
+          <w:rStyle w:val="FunctionTok"/>
+        </w:rPr>
+        <w:t xml:space="preserve">Measure-Object</w:t>
+      </w:r>
+      <w:r>
+        <w:rPr>
+          <w:rStyle w:val="NormalTok"/>
+        </w:rPr>
+        <w:t xml:space="preserve"> Length </w:t>
+      </w:r>
+      <w:r>
+        <w:rPr>
+          <w:rStyle w:val="OperatorTok"/>
+        </w:rPr>
+        <w:t xml:space="preserve">-</w:t>
+      </w:r>
+      <w:r>
+        <w:rPr>
+          <w:rStyle w:val="NormalTok"/>
+        </w:rPr>
+        <w:t xml:space="preserve">Sum</w:t>
+      </w:r>
+      <w:r>
+        <w:rPr>
+          <w:rStyle w:val="OperatorTok"/>
+        </w:rPr>
+        <w:t xml:space="preserve">).</w:t>
+      </w:r>
+      <w:r>
+        <w:rPr>
+          <w:rStyle w:val="FunctionTok"/>
+        </w:rPr>
+        <w:t xml:space="preserve">Sum</w:t>
+      </w:r>
+      <w:r>
+        <w:rPr>
+          <w:rStyle w:val="OperatorTok"/>
+        </w:rPr>
+        <w:t xml:space="preserve">/</w:t>
+      </w:r>
+      <w:r>
+        <w:rPr>
+          <w:rStyle w:val="NormalTok"/>
+        </w:rPr>
+        <w:t xml:space="preserve">1MB</w:t>
+      </w:r>
+      <w:r>
+        <w:rPr>
+          <w:rStyle w:val="OperatorTok"/>
+        </w:rPr>
+        <w:t xml:space="preserve">,</w:t>
+      </w:r>
+      <w:r>
+        <w:rPr>
+          <w:rStyle w:val="DecValTok"/>
+        </w:rPr>
+        <w:t xml:space="preserve">1</w:t>
+      </w:r>
+      <w:r>
+        <w:rPr>
+          <w:rStyle w:val="OperatorTok"/>
+        </w:rPr>
+        <w:t xml:space="preserve">),</w:t>
+      </w:r>
+      <w:r>
+        <w:br/>
+      </w:r>
+      <w:r>
+        <w:rPr>
+          <w:rStyle w:val="NormalTok"/>
+        </w:rPr>
+        <w:t xml:space="preserve">  </w:t>
+      </w:r>
+      <w:r>
+        <w:rPr>
+          <w:rStyle w:val="OperatorTok"/>
+        </w:rPr>
+        <w:t xml:space="preserve">(</w:t>
+      </w:r>
+      <w:r>
+        <w:rPr>
+          <w:rStyle w:val="VariableTok"/>
+        </w:rPr>
+        <w:t xml:space="preserve">$f</w:t>
+      </w:r>
+      <w:r>
+        <w:rPr>
+          <w:rStyle w:val="NormalTok"/>
+        </w:rPr>
+        <w:t xml:space="preserve"> </w:t>
+      </w:r>
+      <w:r>
+        <w:rPr>
+          <w:rStyle w:val="OperatorTok"/>
+        </w:rPr>
+        <w:t xml:space="preserve">|</w:t>
+      </w:r>
+      <w:r>
+        <w:rPr>
+          <w:rStyle w:val="NormalTok"/>
+        </w:rPr>
+        <w:t xml:space="preserve"> </w:t>
+      </w:r>
+      <w:r>
+        <w:rPr>
+          <w:rStyle w:val="FunctionTok"/>
+        </w:rPr>
+        <w:t xml:space="preserve">Where-Object</w:t>
+      </w:r>
+      <w:r>
+        <w:rPr>
+          <w:rStyle w:val="NormalTok"/>
+        </w:rPr>
+        <w:t xml:space="preserve"> </w:t>
+      </w:r>
+      <w:r>
+        <w:rPr>
+          <w:rStyle w:val="OperatorTok"/>
+        </w:rPr>
+        <w:t xml:space="preserve">{</w:t>
+      </w:r>
+      <w:r>
+        <w:rPr>
+          <w:rStyle w:val="NormalTok"/>
+        </w:rPr>
+        <w:t xml:space="preserve"> </w:t>
+      </w:r>
+      <w:r>
+        <w:rPr>
+          <w:rStyle w:val="VariableTok"/>
+        </w:rPr>
+        <w:t xml:space="preserve">$_</w:t>
+      </w:r>
+      <w:r>
+        <w:rPr>
+          <w:rStyle w:val="OperatorTok"/>
+        </w:rPr>
+        <w:t xml:space="preserve">.</w:t>
+      </w:r>
+      <w:r>
+        <w:rPr>
+          <w:rStyle w:val="FunctionTok"/>
+        </w:rPr>
+        <w:t xml:space="preserve">Attributes</w:t>
+      </w:r>
+      <w:r>
+        <w:rPr>
+          <w:rStyle w:val="NormalTok"/>
+        </w:rPr>
+        <w:t xml:space="preserve"> </w:t>
+      </w:r>
+      <w:r>
+        <w:rPr>
+          <w:rStyle w:val="OperatorTok"/>
+        </w:rPr>
+        <w:t xml:space="preserve">-band</w:t>
+      </w:r>
+      <w:r>
+        <w:rPr>
+          <w:rStyle w:val="NormalTok"/>
+        </w:rPr>
+        <w:t xml:space="preserve"> </w:t>
+      </w:r>
+      <w:r>
+        <w:rPr>
+          <w:rStyle w:val="DecValTok"/>
+        </w:rPr>
+        <w:t xml:space="preserve">0x400000</w:t>
+      </w:r>
+      <w:r>
+        <w:rPr>
+          <w:rStyle w:val="NormalTok"/>
+        </w:rPr>
+        <w:t xml:space="preserve"> </w:t>
+      </w:r>
+      <w:r>
+        <w:rPr>
+          <w:rStyle w:val="OperatorTok"/>
+        </w:rPr>
+        <w:t xml:space="preserve">}).</w:t>
+      </w:r>
+      <w:r>
+        <w:rPr>
+          <w:rStyle w:val="FunctionTok"/>
+        </w:rPr>
+        <w:t xml:space="preserve">Count</w:t>
+      </w:r>
+    </w:p>
+    <w:p>
+      <w:pPr>
+        <w:numPr>
+          <w:ilvl w:val="0"/>
+          <w:numId w:val="1000"/>
+        </w:numPr>
+      </w:pPr>
+      <w:r>
+        <w:rPr>
+          <w:rStyle w:val="VerbatimChar"/>
+        </w:rPr>
+        <w:t xml:space="preserve">cloud-only</w:t>
+      </w:r>
+      <w:r>
+        <w:t xml:space="preserve"> </w:t>
+      </w:r>
+      <w:r>
+        <w:t xml:space="preserve">must be</w:t>
+      </w:r>
+      <w:r>
+        <w:t xml:space="preserve"> </w:t>
+      </w:r>
+      <w:r>
+        <w:rPr>
+          <w:b/>
+          <w:bCs/>
+        </w:rPr>
+        <w:t xml:space="preserve">0</w:t>
+      </w:r>
+      <w:r>
+        <w:t xml:space="preserve">. A healthy reference (2026-07-15): 11,941</w:t>
+      </w:r>
+      <w:r>
+        <w:t xml:space="preserve"> </w:t>
+      </w:r>
+      <w:r>
+        <w:rPr>
+          <w:rStyle w:val="VerbatimChar"/>
+        </w:rPr>
+        <w:t xml:space="preserve">.md</w:t>
+      </w:r>
+    </w:p>
+    <w:p>
+      <w:pPr>
+        <w:pStyle w:val="Compact"/>
+        <w:numPr>
+          <w:ilvl w:val="1"/>
+          <w:numId w:val="1002"/>
+        </w:numPr>
+      </w:pPr>
+      <w:r>
+        <w:t xml:space="preserve">12,358</w:t>
+      </w:r>
+      <w:r>
+        <w:t xml:space="preserve"> </w:t>
+      </w:r>
+      <w:r>
+        <w:rPr>
+          <w:rStyle w:val="VerbatimChar"/>
+        </w:rPr>
+        <w:t xml:space="preserve">.smart-env</w:t>
+      </w:r>
+      <w:r>
+        <w:t xml:space="preserve"> </w:t>
+      </w:r>
+      <w:r>
+        <w:t xml:space="preserve">files, ~740 MB, 0 cloud-only.</w:t>
+      </w:r>
+    </w:p>
+    <w:p>
+      <w:pPr>
+        <w:pStyle w:val="FirstParagraph"/>
+      </w:pPr>
+      <w:r>
+        <w:rPr>
+          <w:b/>
+          <w:bCs/>
+        </w:rPr>
+        <w:t xml:space="preserve">Shortcut — skip the index build entirely.</w:t>
+      </w:r>
+      <w:r>
+        <w:t xml:space="preserve"> </w:t>
+      </w:r>
+      <w:r>
+        <w:rPr>
+          <w:rStyle w:val="VerbatimChar"/>
+        </w:rPr>
+        <w:t xml:space="preserve">build_index</w:t>
+      </w:r>
+      <w:r>
+        <w:t xml:space="preserve">’s output is just two</w:t>
+      </w:r>
+      <w:r>
+        <w:t xml:space="preserve"> </w:t>
+      </w:r>
+      <w:r>
+        <w:t xml:space="preserve">files. If the vault owner sends you their</w:t>
+      </w:r>
+      <w:r>
+        <w:t xml:space="preserve"> </w:t>
+      </w:r>
+      <w:r>
+        <w:rPr>
+          <w:rStyle w:val="VerbatimChar"/>
+        </w:rPr>
+        <w:t xml:space="preserve">kb_index.npy</w:t>
+      </w:r>
+      <w:r>
+        <w:t xml:space="preserve"> </w:t>
+      </w:r>
+      <w:r>
+        <w:t xml:space="preserve">+</w:t>
+      </w:r>
+      <w:r>
+        <w:t xml:space="preserve"> </w:t>
+      </w:r>
+      <w:r>
+        <w:rPr>
+          <w:rStyle w:val="VerbatimChar"/>
+        </w:rPr>
+        <w:t xml:space="preserve">kb_meta.json</w:t>
+      </w:r>
+      <w:r>
+        <w:t xml:space="preserve"> </w:t>
+      </w:r>
+      <w:r>
+        <w:t xml:space="preserve">(~206 MB), drop them in a folder, point</w:t>
+      </w:r>
+      <w:r>
+        <w:t xml:space="preserve"> </w:t>
+      </w:r>
+      <w:r>
+        <w:rPr>
+          <w:rStyle w:val="VerbatimChar"/>
+        </w:rPr>
+        <w:t xml:space="preserve">KB_MCP_INDEX_DIR</w:t>
+      </w:r>
+      <w:r>
+        <w:t xml:space="preserve"> </w:t>
+      </w:r>
+      <w:r>
+        <w:t xml:space="preserve">at it, and skip</w:t>
+      </w:r>
+      <w:r>
+        <w:t xml:space="preserve"> </w:t>
+      </w:r>
+      <w:r>
+        <w:t xml:space="preserve">Part D. They are gitignored (so a</w:t>
+      </w:r>
+      <w:r>
+        <w:t xml:space="preserve"> </w:t>
+      </w:r>
+      <w:r>
+        <w:rPr>
+          <w:rStyle w:val="VerbatimChar"/>
+        </w:rPr>
+        <w:t xml:space="preserve">git clone</w:t>
+      </w:r>
+      <w:r>
+        <w:t xml:space="preserve"> </w:t>
+      </w:r>
+      <w:r>
+        <w:t xml:space="preserve">never brings them), which is the</w:t>
+      </w:r>
+      <w:r>
+        <w:t xml:space="preserve"> </w:t>
+      </w:r>
+      <w:r>
+        <w:rPr>
+          <w:i/>
+          <w:iCs/>
+        </w:rPr>
+        <w:t xml:space="preserve">only</w:t>
+      </w:r>
+      <w:r>
+        <w:t xml:space="preserve"> </w:t>
+      </w:r>
+      <w:r>
+        <w:t xml:space="preserve">reason Part D exists on this path.</w:t>
+      </w:r>
+    </w:p>
+    <w:bookmarkEnd w:id="11"/>
+    <w:bookmarkStart w:id="13" w:name="X967a2ee3c951695f1d93cecb27c85cdef14e81b"/>
+    <w:p>
+      <w:pPr>
         <w:pStyle w:val="Heading3"/>
       </w:pPr>
       <w:r>
@@ -410,9 +1515,13 @@
       </w:r>
     </w:p>
     <w:p>
+      <w:pPr>
+        <w:pStyle w:val="FirstParagraph"/>
+      </w:pPr>
       <w:r>
         <w:rPr>
           <w:b/>
+          <w:bCs/>
         </w:rPr>
         <w:t xml:space="preserve">A2.1 — Install Obsidian.</w:t>
       </w:r>
@@ -420,20 +1529,24 @@
         <w:t xml:space="preserve"> </w:t>
       </w:r>
       <w:r>
-        <w:t xml:space="preserve">Download from </w:t>
-      </w:r>
-      <w:hyperlink r:id="rId8">
+        <w:t xml:space="preserve">Download from</w:t>
+      </w:r>
+      <w:r>
+        <w:t xml:space="preserve"> </w:t>
+      </w:r>
+      <w:hyperlink r:id="rId12">
         <w:r>
           <w:rPr>
             <w:rStyle w:val="Hyperlink"/>
-            <w:color w:val="0563C1"/>
-            <w:u w:val="single"/>
           </w:rPr>
           <w:t xml:space="preserve">obsidian.md</w:t>
         </w:r>
       </w:hyperlink>
       <w:r>
-        <w:t xml:space="preserve"> (official site) and install</w:t>
+        <w:t xml:space="preserve"> </w:t>
+      </w:r>
+      <w:r>
+        <w:t xml:space="preserve">(official site) and install</w:t>
       </w:r>
       <w:r>
         <w:t xml:space="preserve"> </w:t>
@@ -443,9 +1556,13 @@
       </w:r>
     </w:p>
     <w:p>
+      <w:pPr>
+        <w:pStyle w:val="BodyText"/>
+      </w:pPr>
       <w:r>
         <w:rPr>
           <w:b/>
+          <w:bCs/>
         </w:rPr>
         <w:t xml:space="preserve">A2.2 — Create a vault.</w:t>
       </w:r>
@@ -453,7 +1570,19 @@
         <w:t xml:space="preserve"> </w:t>
       </w:r>
       <w:r>
-        <w:t xml:space="preserve">On first launch, choose “Create new vault” and pick a folder — this folder</w:t>
+        <w:t xml:space="preserve">On first launch, choose</w:t>
+      </w:r>
+      <w:r>
+        <w:t xml:space="preserve"> </w:t>
+      </w:r>
+      <w:r>
+        <w:t xml:space="preserve">“Create new vault”</w:t>
+      </w:r>
+      <w:r>
+        <w:t xml:space="preserve"> </w:t>
+      </w:r>
+      <w:r>
+        <w:t xml:space="preserve">and pick a folder — this folder</w:t>
       </w:r>
       <w:r>
         <w:t xml:space="preserve"> </w:t>
@@ -461,17 +1590,25 @@
       <w:r>
         <w:rPr>
           <w:i/>
+          <w:iCs/>
         </w:rPr>
         <w:t xml:space="preserve">is</w:t>
       </w:r>
       <w:r>
-        <w:t xml:space="preserve"> the vault; every markdown file you put inside it becomes searchable.</w:t>
-      </w:r>
-    </w:p>
-    <w:p>
+        <w:t xml:space="preserve"> </w:t>
+      </w:r>
+      <w:r>
+        <w:t xml:space="preserve">the vault; every markdown file you put inside it becomes searchable.</w:t>
+      </w:r>
+    </w:p>
+    <w:p>
+      <w:pPr>
+        <w:pStyle w:val="BodyText"/>
+      </w:pPr>
       <w:r>
         <w:rPr>
           <w:b/>
+          <w:bCs/>
         </w:rPr>
         <w:t xml:space="preserve">A2.3 — Add your KB content.</w:t>
       </w:r>
@@ -483,7 +1620,7 @@
       </w:r>
       <w:r>
         <w:rPr>
-          <w:rFonts w:ascii="Courier New" w:hAnsi="Courier New"/>
+          <w:rStyle w:val="VerbatimChar"/>
         </w:rPr>
         <w:t xml:space="preserve">.md</w:t>
       </w:r>
@@ -500,25 +1637,41 @@
         <w:t xml:space="preserve"> </w:t>
       </w:r>
       <w:r>
-        <w:t xml:space="preserve">This part is entirely content-specific; there’s no fixed procedure beyond “put</w:t>
-      </w:r>
-      <w:r>
-        <w:t xml:space="preserve"> </w:t>
-      </w:r>
-      <w:r>
-        <w:t xml:space="preserve">markdown files in the vault folder“ (Obsidian will pick up files added outside</w:t>
-      </w:r>
-      <w:r>
-        <w:t xml:space="preserve"> </w:t>
-      </w:r>
-      <w:r>
-        <w:t xml:space="preserve">the app too, e.g. copied in via File Explorer).</w:t>
-      </w:r>
-    </w:p>
-    <w:p>
+        <w:t xml:space="preserve">This part is entirely content-specific; there’s no fixed procedure beyond</w:t>
+      </w:r>
+      <w:r>
+        <w:t xml:space="preserve"> </w:t>
+      </w:r>
+      <w:r>
+        <w:t xml:space="preserve">“put</w:t>
+      </w:r>
+      <w:r>
+        <w:t xml:space="preserve"> </w:t>
+      </w:r>
+      <w:r>
+        <w:t xml:space="preserve">markdown files in the vault folder”</w:t>
+      </w:r>
+      <w:r>
+        <w:t xml:space="preserve"> </w:t>
+      </w:r>
+      <w:r>
+        <w:t xml:space="preserve">(Obsidian will pick up files added outside</w:t>
+      </w:r>
+      <w:r>
+        <w:t xml:space="preserve"> </w:t>
+      </w:r>
+      <w:r>
+        <w:t xml:space="preserve">the app too, e.g. copied in via File Explorer).</w:t>
+      </w:r>
+    </w:p>
+    <w:p>
+      <w:pPr>
+        <w:pStyle w:val="BodyText"/>
+      </w:pPr>
       <w:r>
         <w:rPr>
           <w:b/>
+          <w:bCs/>
         </w:rPr>
         <w:t xml:space="preserve">A2.4 — Install the Smart Connections plugin.</w:t>
       </w:r>
@@ -526,11 +1679,15 @@
         <w:t xml:space="preserve"> </w:t>
       </w:r>
       <w:r>
-        <w:t xml:space="preserve">In Obsidian: </w:t>
+        <w:t xml:space="preserve">In Obsidian:</w:t>
+      </w:r>
+      <w:r>
+        <w:t xml:space="preserve"> </w:t>
       </w:r>
       <w:r>
         <w:rPr>
           <w:b/>
+          <w:bCs/>
         </w:rPr>
         <w:t xml:space="preserve">Settings → Community plugins</w:t>
       </w:r>
@@ -543,24 +1700,33 @@
       <w:r>
         <w:rPr>
           <w:b/>
+          <w:bCs/>
         </w:rPr>
         <w:t xml:space="preserve">Restricted mode</w:t>
       </w:r>
       <w:r>
-        <w:t xml:space="preserve">. Click </w:t>
+        <w:t xml:space="preserve">. Click</w:t>
+      </w:r>
+      <w:r>
+        <w:t xml:space="preserve"> </w:t>
       </w:r>
       <w:r>
         <w:rPr>
           <w:b/>
+          <w:bCs/>
         </w:rPr>
         <w:t xml:space="preserve">Browse</w:t>
       </w:r>
       <w:r>
-        <w:t xml:space="preserve">, search for </w:t>
+        <w:t xml:space="preserve">, search for</w:t>
+      </w:r>
+      <w:r>
+        <w:t xml:space="preserve"> </w:t>
       </w:r>
       <w:r>
         <w:rPr>
           <w:b/>
+          <w:bCs/>
         </w:rPr>
         <w:t xml:space="preserve">“Smart Connections”</w:t>
       </w:r>
@@ -571,31 +1737,46 @@
         <w:t xml:space="preserve"> </w:t>
       </w:r>
       <w:r>
-        <w:t xml:space="preserve">click </w:t>
+        <w:t xml:space="preserve">click</w:t>
+      </w:r>
+      <w:r>
+        <w:t xml:space="preserve"> </w:t>
       </w:r>
       <w:r>
         <w:rPr>
           <w:b/>
+          <w:bCs/>
         </w:rPr>
         <w:t xml:space="preserve">Install</w:t>
       </w:r>
       <w:r>
-        <w:t xml:space="preserve">, then </w:t>
+        <w:t xml:space="preserve">, then</w:t>
+      </w:r>
+      <w:r>
+        <w:t xml:space="preserve"> </w:t>
       </w:r>
       <w:r>
         <w:rPr>
           <w:b/>
+          <w:bCs/>
         </w:rPr>
         <w:t xml:space="preserve">Enable</w:t>
       </w:r>
       <w:r>
-        <w:t xml:space="preserve"> it.</w:t>
-      </w:r>
-    </w:p>
-    <w:p>
+        <w:t xml:space="preserve"> </w:t>
+      </w:r>
+      <w:r>
+        <w:t xml:space="preserve">it.</w:t>
+      </w:r>
+    </w:p>
+    <w:p>
+      <w:pPr>
+        <w:pStyle w:val="BodyText"/>
+      </w:pPr>
       <w:r>
         <w:rPr>
           <w:b/>
+          <w:bCs/>
         </w:rPr>
         <w:t xml:space="preserve">A2.5 — Let it index — and don’t change the embedding model.</w:t>
       </w:r>
@@ -609,11 +1790,15 @@
         <w:t xml:space="preserve"> </w:t>
       </w:r>
       <w:r>
-        <w:t xml:space="preserve">every note automatically, using its </w:t>
+        <w:t xml:space="preserve">every note automatically, using its</w:t>
+      </w:r>
+      <w:r>
+        <w:t xml:space="preserve"> </w:t>
       </w:r>
       <w:r>
         <w:rPr>
           <w:b/>
+          <w:bCs/>
         </w:rPr>
         <w:t xml:space="preserve">bundled local model</w:t>
       </w:r>
@@ -625,25 +1810,33 @@
       </w:r>
       <w:r>
         <w:rPr>
-          <w:rFonts w:ascii="Courier New" w:hAnsi="Courier New"/>
+          <w:rStyle w:val="VerbatimChar"/>
         </w:rPr>
         <w:t xml:space="preserve">TaylorAI/bge-micro-v2</w:t>
       </w:r>
       <w:r>
-        <w:t xml:space="preserve">) — this is the </w:t>
+        <w:t xml:space="preserve">) — this is the</w:t>
+      </w:r>
+      <w:r>
+        <w:t xml:space="preserve"> </w:t>
       </w:r>
       <w:r>
         <w:rPr>
           <w:b/>
+          <w:bCs/>
         </w:rPr>
         <w:t xml:space="preserve">default</w:t>
       </w:r>
       <w:r>
-        <w:t xml:space="preserve">, requires </w:t>
+        <w:t xml:space="preserve">, requires</w:t>
+      </w:r>
+      <w:r>
+        <w:t xml:space="preserve"> </w:t>
       </w:r>
       <w:r>
         <w:rPr>
           <w:b/>
+          <w:bCs/>
         </w:rPr>
         <w:t xml:space="preserve">no API key</w:t>
       </w:r>
@@ -654,11 +1847,15 @@
         <w:t xml:space="preserve"> </w:t>
       </w:r>
       <w:r>
-        <w:t xml:space="preserve">makes </w:t>
+        <w:t xml:space="preserve">makes</w:t>
+      </w:r>
+      <w:r>
+        <w:t xml:space="preserve"> </w:t>
       </w:r>
       <w:r>
         <w:rPr>
           <w:b/>
+          <w:bCs/>
         </w:rPr>
         <w:t xml:space="preserve">no external calls</w:t>
       </w:r>
@@ -668,16 +1865,20 @@
     </w:p>
     <w:p>
       <w:pPr>
-        <w:pStyle w:val="BlockQuote"/>
+        <w:pStyle w:val="BlockText"/>
       </w:pPr>
       <w:r>
         <w:rPr>
           <w:b/>
+          <w:bCs/>
         </w:rPr>
         <w:t xml:space="preserve">⚠️ Do not change the embedding model in Smart Connections’ settings</w:t>
       </w:r>
       <w:r>
-        <w:t xml:space="preserve"> (e.g.</w:t>
+        <w:t xml:space="preserve"> </w:t>
+      </w:r>
+      <w:r>
+        <w:t xml:space="preserve">(e.g.</w:t>
       </w:r>
       <w:r>
         <w:t xml:space="preserve"> </w:t>
@@ -689,76 +1890,110 @@
         <w:t xml:space="preserve"> </w:t>
       </w:r>
       <w:r>
-        <w:t xml:space="preserve">only reads vectors stored under the exact key </w:t>
-      </w:r>
-      <w:r>
-        <w:rPr>
-          <w:rFonts w:ascii="Courier New" w:hAnsi="Courier New"/>
+        <w:t xml:space="preserve">only reads vectors stored under the exact key</w:t>
+      </w:r>
+      <w:r>
+        <w:t xml:space="preserve"> </w:t>
+      </w:r>
+      <w:r>
+        <w:rPr>
+          <w:rStyle w:val="VerbatimChar"/>
         </w:rPr>
         <w:t xml:space="preserve">TaylorAI/bge-micro-v2</w:t>
       </w:r>
       <w:r>
-        <w:t xml:space="preserve"> — if</w:t>
-      </w:r>
-      <w:r>
-        <w:t xml:space="preserve"> </w:t>
-      </w:r>
-      <w:r>
-        <w:t xml:space="preserve">Smart Connections is set to a different model, its </w:t>
-      </w:r>
-      <w:r>
-        <w:rPr>
-          <w:rFonts w:ascii="Courier New" w:hAnsi="Courier New"/>
+        <w:t xml:space="preserve"> </w:t>
+      </w:r>
+      <w:r>
+        <w:t xml:space="preserve">— if</w:t>
+      </w:r>
+      <w:r>
+        <w:t xml:space="preserve"> </w:t>
+      </w:r>
+      <w:r>
+        <w:t xml:space="preserve">Smart Connections is set to a different model, its</w:t>
+      </w:r>
+      <w:r>
+        <w:t xml:space="preserve"> </w:t>
+      </w:r>
+      <w:r>
+        <w:rPr>
+          <w:rStyle w:val="VerbatimChar"/>
         </w:rPr>
         <w:t xml:space="preserve">.smart-env</w:t>
       </w:r>
       <w:r>
-        <w:t xml:space="preserve"> files will</w:t>
-      </w:r>
-      <w:r>
-        <w:t xml:space="preserve"> </w:t>
-      </w:r>
-      <w:r>
-        <w:t xml:space="preserve">have vectors under a </w:t>
+        <w:t xml:space="preserve"> </w:t>
+      </w:r>
+      <w:r>
+        <w:t xml:space="preserve">files will</w:t>
+      </w:r>
+      <w:r>
+        <w:t xml:space="preserve"> </w:t>
+      </w:r>
+      <w:r>
+        <w:t xml:space="preserve">have vectors under a</w:t>
+      </w:r>
+      <w:r>
+        <w:t xml:space="preserve"> </w:t>
       </w:r>
       <w:r>
         <w:rPr>
           <w:i/>
+          <w:iCs/>
         </w:rPr>
         <w:t xml:space="preserve">different</w:t>
       </w:r>
       <w:r>
-        <w:t xml:space="preserve"> key, and </w:t>
-      </w:r>
-      <w:r>
-        <w:rPr>
-          <w:rFonts w:ascii="Courier New" w:hAnsi="Courier New"/>
+        <w:t xml:space="preserve"> </w:t>
+      </w:r>
+      <w:r>
+        <w:t xml:space="preserve">key, and</w:t>
+      </w:r>
+      <w:r>
+        <w:t xml:space="preserve"> </w:t>
+      </w:r>
+      <w:r>
+        <w:rPr>
+          <w:rStyle w:val="VerbatimChar"/>
         </w:rPr>
         <w:t xml:space="preserve">build_index</w:t>
       </w:r>
       <w:r>
-        <w:t xml:space="preserve"> (Part D) will </w:t>
+        <w:t xml:space="preserve"> </w:t>
+      </w:r>
+      <w:r>
+        <w:t xml:space="preserve">(Part D) will</w:t>
+      </w:r>
+      <w:r>
+        <w:t xml:space="preserve"> </w:t>
       </w:r>
       <w:r>
         <w:rPr>
           <w:b/>
+          <w:bCs/>
         </w:rPr>
         <w:t xml:space="preserve">skip</w:t>
       </w:r>
       <w:r>
         <w:rPr>
           <w:b/>
+          <w:bCs/>
         </w:rPr>
         <w:t xml:space="preserve"> </w:t>
       </w:r>
       <w:r>
         <w:rPr>
           <w:b/>
+          <w:bCs/>
         </w:rPr>
         <w:t xml:space="preserve">every single note without any error message</w:t>
       </w:r>
       <w:r>
-        <w:t xml:space="preserve"> — you’ll get a technically</w:t>
+        <w:t xml:space="preserve"> </w:t>
+      </w:r>
+      <w:r>
+        <w:t xml:space="preserve">— you’ll get a technically</w:t>
       </w:r>
       <w:r>
         <w:t xml:space="preserve"> </w:t>
@@ -774,9 +2009,13 @@
       </w:r>
     </w:p>
     <w:p>
+      <w:pPr>
+        <w:pStyle w:val="FirstParagraph"/>
+      </w:pPr>
       <w:r>
         <w:rPr>
           <w:b/>
+          <w:bCs/>
         </w:rPr>
         <w:t xml:space="preserve">A2.6 — Wait for indexing to finish.</w:t>
       </w:r>
@@ -796,11 +2035,14 @@
         <w:t xml:space="preserve"> </w:t>
       </w:r>
       <w:r>
-        <w:t xml:space="preserve">Connections view. When it’s done, the vault has a hidden </w:t>
-      </w:r>
-      <w:r>
-        <w:rPr>
-          <w:rFonts w:ascii="Courier New" w:hAnsi="Courier New"/>
+        <w:t xml:space="preserve">Connections view. When it’s done, the vault has a hidden</w:t>
+      </w:r>
+      <w:r>
+        <w:t xml:space="preserve"> </w:t>
+      </w:r>
+      <w:r>
+        <w:rPr>
+          <w:rStyle w:val="VerbatimChar"/>
         </w:rPr>
         <w:t xml:space="preserve">.smart-env/multi/</w:t>
       </w:r>
@@ -808,25 +2050,37 @@
         <w:t xml:space="preserve"> </w:t>
       </w:r>
       <w:r>
-        <w:t xml:space="preserve">folder full of </w:t>
-      </w:r>
-      <w:r>
-        <w:rPr>
-          <w:rFonts w:ascii="Courier New" w:hAnsi="Courier New"/>
+        <w:t xml:space="preserve">folder full of</w:t>
+      </w:r>
+      <w:r>
+        <w:t xml:space="preserve"> </w:t>
+      </w:r>
+      <w:r>
+        <w:rPr>
+          <w:rStyle w:val="VerbatimChar"/>
         </w:rPr>
         <w:t xml:space="preserve">.ajson</w:t>
       </w:r>
       <w:r>
-        <w:t xml:space="preserve"> files — that’s the embedding data </w:t>
-      </w:r>
-      <w:r>
-        <w:rPr>
-          <w:rFonts w:ascii="Courier New" w:hAnsi="Courier New"/>
+        <w:t xml:space="preserve"> </w:t>
+      </w:r>
+      <w:r>
+        <w:t xml:space="preserve">files — that’s the embedding data</w:t>
+      </w:r>
+      <w:r>
+        <w:t xml:space="preserve"> </w:t>
+      </w:r>
+      <w:r>
+        <w:rPr>
+          <w:rStyle w:val="VerbatimChar"/>
         </w:rPr>
         <w:t xml:space="preserve">build_index</w:t>
       </w:r>
       <w:r>
-        <w:t xml:space="preserve"> (Part D)</w:t>
+        <w:t xml:space="preserve"> </w:t>
+      </w:r>
+      <w:r>
+        <w:t xml:space="preserve">(Part D)</w:t>
       </w:r>
       <w:r>
         <w:t xml:space="preserve"> </w:t>
@@ -836,12 +2090,15 @@
       </w:r>
     </w:p>
     <w:p>
-      <w:pPr>
-        <w:pBdr>
-          <w:bottom w:val="single" w:sz="6" w:space="1" w:color="auto"/>
-        </w:pBdr>
-      </w:pPr>
-    </w:p>
+      <w:r>
+        <w:pict>
+          <v:rect style="width:0;height:1.5pt" o:hralign="center" o:hrstd="t" o:hr="t"/>
+        </w:pict>
+      </w:r>
+    </w:p>
+    <w:bookmarkEnd w:id="13"/>
+    <w:bookmarkEnd w:id="14"/>
+    <w:bookmarkStart w:id="15" w:name="what-else-you-need-before-continuing"/>
     <w:p>
       <w:pPr>
         <w:pStyle w:val="Heading2"/>
@@ -852,44 +2109,48 @@
     </w:p>
     <w:tbl>
       <w:tblPr>
-        <w:tblStyle w:val="TableGrid"/>
-        <w:tblW w:w="0" w:type="auto"/>
-        <w:tblBorders>
-          <w:top w:val="single" w:sz="4" w:space="0" w:color="auto"/>
-          <w:left w:val="single" w:sz="4" w:space="0" w:color="auto"/>
-          <w:bottom w:val="single" w:sz="4" w:space="0" w:color="auto"/>
-          <w:right w:val="single" w:sz="4" w:space="0" w:color="auto"/>
-          <w:insideH w:val="single" w:sz="4" w:space="0" w:color="auto"/>
-          <w:insideV w:val="single" w:sz="4" w:space="0" w:color="auto"/>
-        </w:tblBorders>
+        <w:tblStyle w:val="Table"/>
+        <w:tblW w:type="auto" w:w="0"/>
+        <w:tblLook w:firstRow="1" w:lastRow="0" w:firstColumn="0" w:lastColumn="0" w:noHBand="0" w:noVBand="0" w:val="0020"/>
       </w:tblPr>
+      <w:tblGrid>
+        <w:gridCol w:w="2640"/>
+        <w:gridCol w:w="2640"/>
+        <w:gridCol w:w="2640"/>
+      </w:tblGrid>
       <w:tr>
+        <w:trPr>
+          <w:tblHeader w:val="on"/>
+        </w:trPr>
         <w:tc>
+          <w:tcPr/>
           <w:p>
-            <w:r>
-              <w:rPr>
-                <w:b/>
-              </w:rPr>
+            <w:pPr>
+              <w:pStyle w:val="Compact"/>
+            </w:pPr>
+            <w:r>
               <w:t xml:space="preserve">#</w:t>
             </w:r>
           </w:p>
         </w:tc>
         <w:tc>
+          <w:tcPr/>
           <w:p>
-            <w:r>
-              <w:rPr>
-                <w:b/>
-              </w:rPr>
+            <w:pPr>
+              <w:pStyle w:val="Compact"/>
+            </w:pPr>
+            <w:r>
               <w:t xml:space="preserve">What</w:t>
             </w:r>
           </w:p>
         </w:tc>
         <w:tc>
+          <w:tcPr/>
           <w:p>
-            <w:r>
-              <w:rPr>
-                <w:b/>
-              </w:rPr>
+            <w:pPr>
+              <w:pStyle w:val="Compact"/>
+            </w:pPr>
+            <w:r>
               <w:t xml:space="preserve">Who provides it</w:t>
             </w:r>
           </w:p>
@@ -897,21 +2158,33 @@
       </w:tr>
       <w:tr>
         <w:tc>
+          <w:tcPr/>
           <w:p>
+            <w:pPr>
+              <w:pStyle w:val="Compact"/>
+            </w:pPr>
             <w:r>
               <w:t xml:space="preserve">1</w:t>
             </w:r>
           </w:p>
         </w:tc>
         <w:tc>
+          <w:tcPr/>
           <w:p>
+            <w:pPr>
+              <w:pStyle w:val="Compact"/>
+            </w:pPr>
             <w:r>
               <w:t xml:space="preserve">A computer with internet access</w:t>
             </w:r>
           </w:p>
         </w:tc>
         <w:tc>
+          <w:tcPr/>
           <w:p>
+            <w:pPr>
+              <w:pStyle w:val="Compact"/>
+            </w:pPr>
             <w:r>
               <w:t xml:space="preserve">—</w:t>
             </w:r>
@@ -920,21 +2193,33 @@
       </w:tr>
       <w:tr>
         <w:tc>
+          <w:tcPr/>
           <w:p>
+            <w:pPr>
+              <w:pStyle w:val="Compact"/>
+            </w:pPr>
             <w:r>
               <w:t xml:space="preserve">2</w:t>
             </w:r>
           </w:p>
         </w:tc>
         <w:tc>
+          <w:tcPr/>
           <w:p>
+            <w:pPr>
+              <w:pStyle w:val="Compact"/>
+            </w:pPr>
             <w:r>
               <w:t xml:space="preserve">Claude Code CLI or Claude Desktop installed</w:t>
             </w:r>
           </w:p>
         </w:tc>
         <w:tc>
+          <w:tcPr/>
           <w:p>
+            <w:pPr>
+              <w:pStyle w:val="Compact"/>
+            </w:pPr>
             <w:r>
               <w:t xml:space="preserve">You</w:t>
             </w:r>
@@ -943,21 +2228,33 @@
       </w:tr>
       <w:tr>
         <w:tc>
+          <w:tcPr/>
           <w:p>
+            <w:pPr>
+              <w:pStyle w:val="Compact"/>
+            </w:pPr>
             <w:r>
               <w:t xml:space="preserve">3</w:t>
             </w:r>
           </w:p>
         </w:tc>
         <w:tc>
+          <w:tcPr/>
           <w:p>
+            <w:pPr>
+              <w:pStyle w:val="Compact"/>
+            </w:pPr>
             <w:r>
               <w:t xml:space="preserve">The vault from Part A</w:t>
             </w:r>
           </w:p>
         </w:tc>
         <w:tc>
+          <w:tcPr/>
           <w:p>
+            <w:pPr>
+              <w:pStyle w:val="Compact"/>
+            </w:pPr>
             <w:r>
               <w:t xml:space="preserve">You (via either path above)</w:t>
             </w:r>
@@ -966,27 +2263,42 @@
       </w:tr>
       <w:tr>
         <w:tc>
+          <w:tcPr/>
           <w:p>
+            <w:pPr>
+              <w:pStyle w:val="Compact"/>
+            </w:pPr>
             <w:r>
               <w:t xml:space="preserve">4</w:t>
             </w:r>
           </w:p>
         </w:tc>
         <w:tc>
+          <w:tcPr/>
           <w:p>
+            <w:pPr>
+              <w:pStyle w:val="Compact"/>
+            </w:pPr>
             <w:r>
               <w:rPr>
-                <w:rFonts w:ascii="Courier New" w:hAnsi="Courier New"/>
+                <w:rStyle w:val="VerbatimChar"/>
               </w:rPr>
               <w:t xml:space="preserve">uv</w:t>
             </w:r>
             <w:r>
-              <w:t xml:space="preserve"> installed</w:t>
+              <w:t xml:space="preserve"> </w:t>
+            </w:r>
+            <w:r>
+              <w:t xml:space="preserve">installed</w:t>
             </w:r>
           </w:p>
         </w:tc>
         <w:tc>
+          <w:tcPr/>
           <w:p>
+            <w:pPr>
+              <w:pStyle w:val="Compact"/>
+            </w:pPr>
             <w:r>
               <w:t xml:space="preserve">You</w:t>
             </w:r>
@@ -995,123 +2307,271 @@
       </w:tr>
     </w:tbl>
     <w:p>
-      <w:r>
-        <w:t xml:space="preserve">There is </w:t>
+      <w:pPr>
+        <w:pStyle w:val="BodyText"/>
+      </w:pPr>
+      <w:r>
+        <w:t xml:space="preserve">There is</w:t>
+      </w:r>
+      <w:r>
+        <w:t xml:space="preserve"> </w:t>
       </w:r>
       <w:r>
         <w:rPr>
           <w:b/>
+          <w:bCs/>
         </w:rPr>
         <w:t xml:space="preserve">no Acumatica login or API credential needed for this tool</w:t>
       </w:r>
       <w:r>
-        <w:t xml:space="preserve"> (that’s</w:t>
-      </w:r>
-      <w:r>
-        <w:t xml:space="preserve"> </w:t>
-      </w:r>
-      <w:r>
-        <w:t xml:space="preserve">grp-mcp, a separate setup) — the only “credential” here is the vault itself.</w:t>
-      </w:r>
-    </w:p>
-    <w:p>
-      <w:pPr>
-        <w:pBdr>
-          <w:bottom w:val="single" w:sz="6" w:space="1" w:color="auto"/>
-        </w:pBdr>
-      </w:pPr>
-    </w:p>
+        <w:t xml:space="preserve"> </w:t>
+      </w:r>
+      <w:r>
+        <w:t xml:space="preserve">(that’s</w:t>
+      </w:r>
+      <w:r>
+        <w:t xml:space="preserve"> </w:t>
+      </w:r>
+      <w:r>
+        <w:t xml:space="preserve">grp-mcp, a separate setup) — the only</w:t>
+      </w:r>
+      <w:r>
+        <w:t xml:space="preserve"> </w:t>
+      </w:r>
+      <w:r>
+        <w:t xml:space="preserve">“credential”</w:t>
+      </w:r>
+      <w:r>
+        <w:t xml:space="preserve"> </w:t>
+      </w:r>
+      <w:r>
+        <w:t xml:space="preserve">here is the vault itself.</w:t>
+      </w:r>
+    </w:p>
+    <w:p>
+      <w:r>
+        <w:pict>
+          <v:rect style="width:0;height:1.5pt" o:hralign="center" o:hrstd="t" o:hr="t"/>
+        </w:pict>
+      </w:r>
+    </w:p>
+    <w:bookmarkEnd w:id="15"/>
+    <w:bookmarkStart w:id="16" w:name="part-b-install-uv"/>
     <w:p>
       <w:pPr>
         <w:pStyle w:val="Heading2"/>
       </w:pPr>
       <w:r>
-        <w:t xml:space="preserve">Part B — Install </w:t>
-      </w:r>
-      <w:r>
-        <w:rPr>
-          <w:rFonts w:ascii="Courier New" w:hAnsi="Courier New"/>
+        <w:t xml:space="preserve">Part B — Install</w:t>
+      </w:r>
+      <w:r>
+        <w:t xml:space="preserve"> </w:t>
+      </w:r>
+      <w:r>
+        <w:rPr>
+          <w:rStyle w:val="VerbatimChar"/>
         </w:rPr>
         <w:t xml:space="preserve">uv</w:t>
       </w:r>
     </w:p>
     <w:p>
+      <w:pPr>
+        <w:pStyle w:val="FirstParagraph"/>
+      </w:pPr>
       <w:r>
         <w:rPr>
           <w:b/>
+          <w:bCs/>
         </w:rPr>
         <w:t xml:space="preserve">Windows (PowerShell):</w:t>
       </w:r>
     </w:p>
     <w:p>
       <w:pPr>
-        <w:pStyle w:val="CodeBlock"/>
-      </w:pPr>
-      <w:r>
-        <w:rPr>
-          <w:rFonts w:ascii="Courier New" w:hAnsi="Courier New"/>
-        </w:rPr>
-        <w:t xml:space="preserve">winget install --id=astral-sh.uv -e</w:t>
-      </w:r>
-    </w:p>
-    <w:p>
+        <w:pStyle w:val="SourceCode"/>
+      </w:pPr>
+      <w:r>
+        <w:rPr>
+          <w:rStyle w:val="NormalTok"/>
+        </w:rPr>
+        <w:t xml:space="preserve">winget install </w:t>
+      </w:r>
+      <w:r>
+        <w:rPr>
+          <w:rStyle w:val="OperatorTok"/>
+        </w:rPr>
+        <w:t xml:space="preserve">--</w:t>
+      </w:r>
+      <w:r>
+        <w:rPr>
+          <w:rStyle w:val="NormalTok"/>
+        </w:rPr>
+        <w:t xml:space="preserve">id</w:t>
+      </w:r>
+      <w:r>
+        <w:rPr>
+          <w:rStyle w:val="OperatorTok"/>
+        </w:rPr>
+        <w:t xml:space="preserve">=</w:t>
+      </w:r>
+      <w:r>
+        <w:rPr>
+          <w:rStyle w:val="NormalTok"/>
+        </w:rPr>
+        <w:t xml:space="preserve">astral-sh</w:t>
+      </w:r>
+      <w:r>
+        <w:rPr>
+          <w:rStyle w:val="OperatorTok"/>
+        </w:rPr>
+        <w:t xml:space="preserve">.</w:t>
+      </w:r>
+      <w:r>
+        <w:rPr>
+          <w:rStyle w:val="FunctionTok"/>
+        </w:rPr>
+        <w:t xml:space="preserve">uv</w:t>
+      </w:r>
+      <w:r>
+        <w:rPr>
+          <w:rStyle w:val="NormalTok"/>
+        </w:rPr>
+        <w:t xml:space="preserve"> </w:t>
+      </w:r>
+      <w:r>
+        <w:rPr>
+          <w:rStyle w:val="OperatorTok"/>
+        </w:rPr>
+        <w:t xml:space="preserve">-</w:t>
+      </w:r>
+      <w:r>
+        <w:rPr>
+          <w:rStyle w:val="NormalTok"/>
+        </w:rPr>
+        <w:t xml:space="preserve">e</w:t>
+      </w:r>
+    </w:p>
+    <w:p>
+      <w:pPr>
+        <w:pStyle w:val="FirstParagraph"/>
+      </w:pPr>
       <w:r>
         <w:rPr>
           <w:b/>
+          <w:bCs/>
         </w:rPr>
         <w:t xml:space="preserve">macOS / Linux:</w:t>
       </w:r>
     </w:p>
     <w:p>
       <w:pPr>
-        <w:pStyle w:val="CodeBlock"/>
-      </w:pPr>
-      <w:r>
-        <w:rPr>
-          <w:rFonts w:ascii="Courier New" w:hAnsi="Courier New"/>
-        </w:rPr>
-        <w:t xml:space="preserve">curl -LsSf https://astral.sh/uv/install.sh | sh</w:t>
-      </w:r>
-    </w:p>
-    <w:p>
-      <w:r>
-        <w:t xml:space="preserve">Verify: </w:t>
-      </w:r>
-      <w:r>
-        <w:rPr>
-          <w:rFonts w:ascii="Courier New" w:hAnsi="Courier New"/>
+        <w:pStyle w:val="SourceCode"/>
+      </w:pPr>
+      <w:r>
+        <w:rPr>
+          <w:rStyle w:val="ExtensionTok"/>
+        </w:rPr>
+        <w:t xml:space="preserve">curl</w:t>
+      </w:r>
+      <w:r>
+        <w:rPr>
+          <w:rStyle w:val="NormalTok"/>
+        </w:rPr>
+        <w:t xml:space="preserve"> </w:t>
+      </w:r>
+      <w:r>
+        <w:rPr>
+          <w:rStyle w:val="AttributeTok"/>
+        </w:rPr>
+        <w:t xml:space="preserve">-LsSf</w:t>
+      </w:r>
+      <w:r>
+        <w:rPr>
+          <w:rStyle w:val="NormalTok"/>
+        </w:rPr>
+        <w:t xml:space="preserve"> https://astral.sh/uv/install.sh </w:t>
+      </w:r>
+      <w:r>
+        <w:rPr>
+          <w:rStyle w:val="KeywordTok"/>
+        </w:rPr>
+        <w:t xml:space="preserve">|</w:t>
+      </w:r>
+      <w:r>
+        <w:rPr>
+          <w:rStyle w:val="NormalTok"/>
+        </w:rPr>
+        <w:t xml:space="preserve"> </w:t>
+      </w:r>
+      <w:r>
+        <w:rPr>
+          <w:rStyle w:val="FunctionTok"/>
+        </w:rPr>
+        <w:t xml:space="preserve">sh</w:t>
+      </w:r>
+    </w:p>
+    <w:p>
+      <w:pPr>
+        <w:pStyle w:val="FirstParagraph"/>
+      </w:pPr>
+      <w:r>
+        <w:t xml:space="preserve">Verify:</w:t>
+      </w:r>
+      <w:r>
+        <w:t xml:space="preserve"> </w:t>
+      </w:r>
+      <w:r>
+        <w:rPr>
+          <w:rStyle w:val="VerbatimChar"/>
         </w:rPr>
         <w:t xml:space="preserve">uv --version</w:t>
       </w:r>
     </w:p>
     <w:p>
+      <w:pPr>
+        <w:pStyle w:val="BodyText"/>
+      </w:pPr>
       <w:r>
         <w:rPr>
           <w:b/>
+          <w:bCs/>
         </w:rPr>
         <w:t xml:space="preserve">Note:</w:t>
       </w:r>
       <w:r>
-        <w:t xml:space="preserve"> grp-kb-mcp needs </w:t>
+        <w:t xml:space="preserve"> </w:t>
+      </w:r>
+      <w:r>
+        <w:t xml:space="preserve">grp-kb-mcp needs</w:t>
+      </w:r>
+      <w:r>
+        <w:t xml:space="preserve"> </w:t>
       </w:r>
       <w:r>
         <w:rPr>
           <w:b/>
+          <w:bCs/>
         </w:rPr>
         <w:t xml:space="preserve">Python 3.11+</w:t>
       </w:r>
       <w:r>
-        <w:t xml:space="preserve"> (grp-mcp, if you’ve also set that up,</w:t>
-      </w:r>
-      <w:r>
-        <w:t xml:space="preserve"> </w:t>
-      </w:r>
-      <w:r>
-        <w:t xml:space="preserve">only needs 3.10+ — different requirement, don’t assume they’re the same). </w:t>
-      </w:r>
-      <w:r>
-        <w:rPr>
-          <w:rFonts w:ascii="Courier New" w:hAnsi="Courier New"/>
+        <w:t xml:space="preserve"> </w:t>
+      </w:r>
+      <w:r>
+        <w:t xml:space="preserve">(grp-mcp, if you’ve also set that up,</w:t>
+      </w:r>
+      <w:r>
+        <w:t xml:space="preserve"> </w:t>
+      </w:r>
+      <w:r>
+        <w:t xml:space="preserve">only needs 3.10+ — different requirement, don’t assume they’re the same).</w:t>
+      </w:r>
+      <w:r>
+        <w:t xml:space="preserve"> </w:t>
+      </w:r>
+      <w:r>
+        <w:rPr>
+          <w:rStyle w:val="VerbatimChar"/>
         </w:rPr>
         <w:t xml:space="preserve">uv</w:t>
       </w:r>
@@ -1129,12 +2589,14 @@
       </w:r>
     </w:p>
     <w:p>
-      <w:pPr>
-        <w:pBdr>
-          <w:bottom w:val="single" w:sz="6" w:space="1" w:color="auto"/>
-        </w:pBdr>
-      </w:pPr>
-    </w:p>
+      <w:r>
+        <w:pict>
+          <v:rect style="width:0;height:1.5pt" o:hralign="center" o:hrstd="t" o:hr="t"/>
+        </w:pict>
+      </w:r>
+    </w:p>
+    <w:bookmarkEnd w:id="16"/>
+    <w:bookmarkStart w:id="18" w:name="X6ef5dca630f9ae46f22682078459b9c44142493"/>
     <w:p>
       <w:pPr>
         <w:pStyle w:val="Heading2"/>
@@ -1144,6 +2606,9 @@
       </w:r>
     </w:p>
     <w:p>
+      <w:pPr>
+        <w:pStyle w:val="FirstParagraph"/>
+      </w:pPr>
       <w:r>
         <w:t xml:space="preserve">Follow Anthropic’s official Claude Code installation instructions</w:t>
       </w:r>
@@ -1153,33 +2618,36 @@
       <w:r>
         <w:t xml:space="preserve">(</w:t>
       </w:r>
-      <w:hyperlink r:id="rId9">
+      <w:hyperlink r:id="rId17">
         <w:r>
           <w:rPr>
             <w:rStyle w:val="Hyperlink"/>
-            <w:color w:val="0563C1"/>
-            <w:u w:val="single"/>
           </w:rPr>
           <w:t xml:space="preserve">docs.claude.com</w:t>
         </w:r>
       </w:hyperlink>
       <w:r>
-        <w:t xml:space="preserve">), then confirm: </w:t>
-      </w:r>
-      <w:r>
-        <w:rPr>
-          <w:rFonts w:ascii="Courier New" w:hAnsi="Courier New"/>
+        <w:t xml:space="preserve">), then confirm:</w:t>
+      </w:r>
+      <w:r>
+        <w:t xml:space="preserve"> </w:t>
+      </w:r>
+      <w:r>
+        <w:rPr>
+          <w:rStyle w:val="VerbatimChar"/>
         </w:rPr>
         <w:t xml:space="preserve">claude --version</w:t>
       </w:r>
     </w:p>
     <w:p>
-      <w:pPr>
-        <w:pBdr>
-          <w:bottom w:val="single" w:sz="6" w:space="1" w:color="auto"/>
-        </w:pBdr>
-      </w:pPr>
-    </w:p>
+      <w:r>
+        <w:pict>
+          <v:rect style="width:0;height:1.5pt" o:hralign="center" o:hrstd="t" o:hr="t"/>
+        </w:pict>
+      </w:r>
+    </w:p>
+    <w:bookmarkEnd w:id="18"/>
+    <w:bookmarkStart w:id="19" w:name="X9835425b6d2ff341334baca5023ce8462bf9efe"/>
     <w:p>
       <w:pPr>
         <w:pStyle w:val="Heading2"/>
@@ -1189,12 +2657,18 @@
       </w:r>
     </w:p>
     <w:p>
-      <w:r>
-        <w:t xml:space="preserve">Unlike grp-mcp, this step needs a real Python environment (not just </w:t>
-      </w:r>
-      <w:r>
-        <w:rPr>
-          <w:rFonts w:ascii="Courier New" w:hAnsi="Courier New"/>
+      <w:pPr>
+        <w:pStyle w:val="FirstParagraph"/>
+      </w:pPr>
+      <w:r>
+        <w:t xml:space="preserve">Unlike grp-mcp, this step needs a real Python environment (not just</w:t>
+      </w:r>
+      <w:r>
+        <w:t xml:space="preserve"> </w:t>
+      </w:r>
+      <w:r>
+        <w:rPr>
+          <w:rStyle w:val="VerbatimChar"/>
         </w:rPr>
         <w:t xml:space="preserve">uvx</w:t>
       </w:r>
@@ -1206,50 +2680,92 @@
       </w:r>
     </w:p>
     <w:p>
+      <w:pPr>
+        <w:pStyle w:val="BodyText"/>
+      </w:pPr>
       <w:r>
         <w:rPr>
           <w:b/>
+          <w:bCs/>
         </w:rPr>
         <w:t xml:space="preserve">Recommended — install into a venv</w:t>
       </w:r>
       <w:r>
-        <w:t xml:space="preserve"> (simplest, most reliable):</w:t>
-      </w:r>
-    </w:p>
-    <w:p>
-      <w:pPr>
-        <w:pStyle w:val="CodeBlock"/>
-      </w:pPr>
-      <w:r>
-        <w:rPr>
-          <w:rFonts w:ascii="Courier New" w:hAnsi="Courier New"/>
-        </w:rPr>
-        <w:t xml:space="preserve">python -m venv .venv</w:t>
-      </w:r>
-    </w:p>
-    <w:p>
-      <w:pPr>
-        <w:pStyle w:val="CodeBlock"/>
-      </w:pPr>
-      <w:r>
-        <w:rPr>
-          <w:rFonts w:ascii="Courier New" w:hAnsi="Courier New"/>
-        </w:rPr>
-        <w:t xml:space="preserve">.venv\Scripts\activate          # macOS/Linux: source .venv/bin/activate</w:t>
-      </w:r>
-    </w:p>
-    <w:p>
-      <w:pPr>
-        <w:pStyle w:val="CodeBlock"/>
-      </w:pPr>
-      <w:r>
-        <w:rPr>
-          <w:rFonts w:ascii="Courier New" w:hAnsi="Courier New"/>
-        </w:rPr>
-        <w:t xml:space="preserve">pip install grp-kb-mcp</w:t>
-      </w:r>
-    </w:p>
-    <w:p>
+        <w:t xml:space="preserve"> </w:t>
+      </w:r>
+      <w:r>
+        <w:t xml:space="preserve">(simplest, most reliable):</w:t>
+      </w:r>
+    </w:p>
+    <w:p>
+      <w:pPr>
+        <w:pStyle w:val="SourceCode"/>
+      </w:pPr>
+      <w:r>
+        <w:rPr>
+          <w:rStyle w:val="ExtensionTok"/>
+        </w:rPr>
+        <w:t xml:space="preserve">python</w:t>
+      </w:r>
+      <w:r>
+        <w:rPr>
+          <w:rStyle w:val="NormalTok"/>
+        </w:rPr>
+        <w:t xml:space="preserve"> </w:t>
+      </w:r>
+      <w:r>
+        <w:rPr>
+          <w:rStyle w:val="AttributeTok"/>
+        </w:rPr>
+        <w:t xml:space="preserve">-m</w:t>
+      </w:r>
+      <w:r>
+        <w:rPr>
+          <w:rStyle w:val="NormalTok"/>
+        </w:rPr>
+        <w:t xml:space="preserve"> venv .venv</w:t>
+      </w:r>
+      <w:r>
+        <w:br/>
+      </w:r>
+      <w:r>
+        <w:rPr>
+          <w:rStyle w:val="ExtensionTok"/>
+        </w:rPr>
+        <w:t xml:space="preserve">.venv\Scripts\activate</w:t>
+      </w:r>
+      <w:r>
+        <w:rPr>
+          <w:rStyle w:val="NormalTok"/>
+        </w:rPr>
+        <w:t xml:space="preserve">          </w:t>
+      </w:r>
+      <w:r>
+        <w:rPr>
+          <w:rStyle w:val="CommentTok"/>
+        </w:rPr>
+        <w:t xml:space="preserve"># macOS/Linux: source .venv/bin/activate</w:t>
+      </w:r>
+      <w:r>
+        <w:br/>
+      </w:r>
+      <w:r>
+        <w:rPr>
+          <w:rStyle w:val="ExtensionTok"/>
+        </w:rPr>
+        <w:t xml:space="preserve">pip</w:t>
+      </w:r>
+      <w:r>
+        <w:rPr>
+          <w:rStyle w:val="NormalTok"/>
+        </w:rPr>
+        <w:t xml:space="preserve"> install grp-kb-mcp</w:t>
+      </w:r>
+    </w:p>
+    <w:p>
+      <w:pPr>
+        <w:pStyle w:val="FirstParagraph"/>
+      </w:pPr>
       <w:r>
         <w:t xml:space="preserve">Then build the index, pointing at wherever your vault lives (Part A’s shared</w:t>
       </w:r>
@@ -1267,177 +2783,382 @@
       </w:r>
     </w:p>
     <w:p>
+      <w:pPr>
+        <w:pStyle w:val="BodyText"/>
+      </w:pPr>
       <w:r>
         <w:rPr>
           <w:b/>
+          <w:bCs/>
         </w:rPr>
         <w:t xml:space="preserve">Windows (PowerShell):</w:t>
       </w:r>
     </w:p>
     <w:p>
       <w:pPr>
-        <w:pStyle w:val="CodeBlock"/>
-      </w:pPr>
-      <w:r>
-        <w:rPr>
-          <w:rFonts w:ascii="Courier New" w:hAnsi="Courier New"/>
-        </w:rPr>
-        <w:t xml:space="preserve">$env:KB_VAULT_DIR = "C:\path\to\Acumatica-KB"</w:t>
-      </w:r>
-    </w:p>
-    <w:p>
-      <w:pPr>
-        <w:pStyle w:val="CodeBlock"/>
-      </w:pPr>
-      <w:r>
-        <w:rPr>
-          <w:rFonts w:ascii="Courier New" w:hAnsi="Courier New"/>
-        </w:rPr>
-        <w:t xml:space="preserve">$env:KB_MCP_INDEX_DIR = "C:\path\to\a\folder\you\control"</w:t>
-      </w:r>
-    </w:p>
-    <w:p>
-      <w:pPr>
-        <w:pStyle w:val="CodeBlock"/>
-      </w:pPr>
-      <w:r>
-        <w:rPr>
-          <w:rFonts w:ascii="Courier New" w:hAnsi="Courier New"/>
-        </w:rPr>
-        <w:t xml:space="preserve">python -m kb_mcp.build_index</w:t>
-      </w:r>
-    </w:p>
-    <w:p>
+        <w:pStyle w:val="SourceCode"/>
+      </w:pPr>
+      <w:r>
+        <w:rPr>
+          <w:rStyle w:val="VariableTok"/>
+        </w:rPr>
+        <w:t xml:space="preserve">$env</w:t>
+      </w:r>
+      <w:r>
+        <w:rPr>
+          <w:rStyle w:val="OperatorTok"/>
+        </w:rPr>
+        <w:t xml:space="preserve">:</w:t>
+      </w:r>
+      <w:r>
+        <w:rPr>
+          <w:rStyle w:val="VariableTok"/>
+        </w:rPr>
+        <w:t xml:space="preserve">KB_VAULT_DIR</w:t>
+      </w:r>
+      <w:r>
+        <w:rPr>
+          <w:rStyle w:val="NormalTok"/>
+        </w:rPr>
+        <w:t xml:space="preserve"> </w:t>
+      </w:r>
+      <w:r>
+        <w:rPr>
+          <w:rStyle w:val="OperatorTok"/>
+        </w:rPr>
+        <w:t xml:space="preserve">=</w:t>
+      </w:r>
+      <w:r>
+        <w:rPr>
+          <w:rStyle w:val="NormalTok"/>
+        </w:rPr>
+        <w:t xml:space="preserve"> </w:t>
+      </w:r>
+      <w:r>
+        <w:rPr>
+          <w:rStyle w:val="StringTok"/>
+        </w:rPr>
+        <w:t xml:space="preserve">"C:\path\to\Acumatica-KB"</w:t>
+      </w:r>
+      <w:r>
+        <w:br/>
+      </w:r>
+      <w:r>
+        <w:rPr>
+          <w:rStyle w:val="VariableTok"/>
+        </w:rPr>
+        <w:t xml:space="preserve">$env</w:t>
+      </w:r>
+      <w:r>
+        <w:rPr>
+          <w:rStyle w:val="OperatorTok"/>
+        </w:rPr>
+        <w:t xml:space="preserve">:</w:t>
+      </w:r>
+      <w:r>
+        <w:rPr>
+          <w:rStyle w:val="VariableTok"/>
+        </w:rPr>
+        <w:t xml:space="preserve">KB_MCP_INDEX_DIR</w:t>
+      </w:r>
+      <w:r>
+        <w:rPr>
+          <w:rStyle w:val="NormalTok"/>
+        </w:rPr>
+        <w:t xml:space="preserve"> </w:t>
+      </w:r>
+      <w:r>
+        <w:rPr>
+          <w:rStyle w:val="OperatorTok"/>
+        </w:rPr>
+        <w:t xml:space="preserve">=</w:t>
+      </w:r>
+      <w:r>
+        <w:rPr>
+          <w:rStyle w:val="NormalTok"/>
+        </w:rPr>
+        <w:t xml:space="preserve"> </w:t>
+      </w:r>
+      <w:r>
+        <w:rPr>
+          <w:rStyle w:val="StringTok"/>
+        </w:rPr>
+        <w:t xml:space="preserve">"C:\path\to\a\folder\you\control"</w:t>
+      </w:r>
+      <w:r>
+        <w:br/>
+      </w:r>
+      <w:r>
+        <w:rPr>
+          <w:rStyle w:val="NormalTok"/>
+        </w:rPr>
+        <w:t xml:space="preserve">python </w:t>
+      </w:r>
+      <w:r>
+        <w:rPr>
+          <w:rStyle w:val="OperatorTok"/>
+        </w:rPr>
+        <w:t xml:space="preserve">-</w:t>
+      </w:r>
+      <w:r>
+        <w:rPr>
+          <w:rStyle w:val="NormalTok"/>
+        </w:rPr>
+        <w:t xml:space="preserve">m kb_mcp</w:t>
+      </w:r>
+      <w:r>
+        <w:rPr>
+          <w:rStyle w:val="OperatorTok"/>
+        </w:rPr>
+        <w:t xml:space="preserve">.</w:t>
+      </w:r>
+      <w:r>
+        <w:rPr>
+          <w:rStyle w:val="FunctionTok"/>
+        </w:rPr>
+        <w:t xml:space="preserve">build_index</w:t>
+      </w:r>
+    </w:p>
+    <w:p>
+      <w:pPr>
+        <w:pStyle w:val="FirstParagraph"/>
+      </w:pPr>
       <w:r>
         <w:rPr>
           <w:b/>
+          <w:bCs/>
         </w:rPr>
         <w:t xml:space="preserve">macOS/Linux:</w:t>
       </w:r>
     </w:p>
     <w:p>
       <w:pPr>
-        <w:pStyle w:val="CodeBlock"/>
-      </w:pPr>
-      <w:r>
-        <w:rPr>
-          <w:rFonts w:ascii="Courier New" w:hAnsi="Courier New"/>
-        </w:rPr>
-        <w:t xml:space="preserve">export KB_VAULT_DIR=/path/to/Acumatica-KB</w:t>
-      </w:r>
-    </w:p>
-    <w:p>
-      <w:pPr>
-        <w:pStyle w:val="CodeBlock"/>
-      </w:pPr>
-      <w:r>
-        <w:rPr>
-          <w:rFonts w:ascii="Courier New" w:hAnsi="Courier New"/>
-        </w:rPr>
-        <w:t xml:space="preserve">export KB_MCP_INDEX_DIR=/path/to/a/folder/you/control</w:t>
-      </w:r>
-    </w:p>
-    <w:p>
-      <w:pPr>
-        <w:pStyle w:val="CodeBlock"/>
-      </w:pPr>
-      <w:r>
-        <w:rPr>
-          <w:rFonts w:ascii="Courier New" w:hAnsi="Courier New"/>
-        </w:rPr>
-        <w:t xml:space="preserve">python -m kb_mcp.build_index</w:t>
-      </w:r>
-    </w:p>
-    <w:p>
-      <w:r>
-        <w:t xml:space="preserve">This reads the vault’s precomputed </w:t>
-      </w:r>
-      <w:r>
-        <w:rPr>
-          <w:rFonts w:ascii="Courier New" w:hAnsi="Courier New"/>
+        <w:pStyle w:val="SourceCode"/>
+      </w:pPr>
+      <w:r>
+        <w:rPr>
+          <w:rStyle w:val="BuiltInTok"/>
+        </w:rPr>
+        <w:t xml:space="preserve">export</w:t>
+      </w:r>
+      <w:r>
+        <w:rPr>
+          <w:rStyle w:val="NormalTok"/>
+        </w:rPr>
+        <w:t xml:space="preserve"> </w:t>
+      </w:r>
+      <w:r>
+        <w:rPr>
+          <w:rStyle w:val="VariableTok"/>
+        </w:rPr>
+        <w:t xml:space="preserve">KB_VAULT_DIR</w:t>
+      </w:r>
+      <w:r>
+        <w:rPr>
+          <w:rStyle w:val="OperatorTok"/>
+        </w:rPr>
+        <w:t xml:space="preserve">=</w:t>
+      </w:r>
+      <w:r>
+        <w:rPr>
+          <w:rStyle w:val="NormalTok"/>
+        </w:rPr>
+        <w:t xml:space="preserve">/path/to/Acumatica-KB</w:t>
+      </w:r>
+      <w:r>
+        <w:br/>
+      </w:r>
+      <w:r>
+        <w:rPr>
+          <w:rStyle w:val="BuiltInTok"/>
+        </w:rPr>
+        <w:t xml:space="preserve">export</w:t>
+      </w:r>
+      <w:r>
+        <w:rPr>
+          <w:rStyle w:val="NormalTok"/>
+        </w:rPr>
+        <w:t xml:space="preserve"> </w:t>
+      </w:r>
+      <w:r>
+        <w:rPr>
+          <w:rStyle w:val="VariableTok"/>
+        </w:rPr>
+        <w:t xml:space="preserve">KB_MCP_INDEX_DIR</w:t>
+      </w:r>
+      <w:r>
+        <w:rPr>
+          <w:rStyle w:val="OperatorTok"/>
+        </w:rPr>
+        <w:t xml:space="preserve">=</w:t>
+      </w:r>
+      <w:r>
+        <w:rPr>
+          <w:rStyle w:val="NormalTok"/>
+        </w:rPr>
+        <w:t xml:space="preserve">/path/to/a/folder/you/control</w:t>
+      </w:r>
+      <w:r>
+        <w:br/>
+      </w:r>
+      <w:r>
+        <w:rPr>
+          <w:rStyle w:val="ExtensionTok"/>
+        </w:rPr>
+        <w:t xml:space="preserve">python</w:t>
+      </w:r>
+      <w:r>
+        <w:rPr>
+          <w:rStyle w:val="NormalTok"/>
+        </w:rPr>
+        <w:t xml:space="preserve"> </w:t>
+      </w:r>
+      <w:r>
+        <w:rPr>
+          <w:rStyle w:val="AttributeTok"/>
+        </w:rPr>
+        <w:t xml:space="preserve">-m</w:t>
+      </w:r>
+      <w:r>
+        <w:rPr>
+          <w:rStyle w:val="NormalTok"/>
+        </w:rPr>
+        <w:t xml:space="preserve"> kb_mcp.build_index</w:t>
+      </w:r>
+    </w:p>
+    <w:p>
+      <w:pPr>
+        <w:pStyle w:val="FirstParagraph"/>
+      </w:pPr>
+      <w:r>
+        <w:t xml:space="preserve">This reads the vault’s precomputed</w:t>
+      </w:r>
+      <w:r>
+        <w:t xml:space="preserve"> </w:t>
+      </w:r>
+      <w:r>
+        <w:rPr>
+          <w:rStyle w:val="VerbatimChar"/>
         </w:rPr>
         <w:t xml:space="preserve">.smart-env</w:t>
       </w:r>
       <w:r>
-        <w:t xml:space="preserve"> embeddings and writes two files</w:t>
-      </w:r>
-      <w:r>
-        <w:t xml:space="preserve"> </w:t>
-      </w:r>
-      <w:r>
-        <w:t xml:space="preserve">into </w:t>
-      </w:r>
-      <w:r>
-        <w:rPr>
-          <w:rFonts w:ascii="Courier New" w:hAnsi="Courier New"/>
+        <w:t xml:space="preserve"> </w:t>
+      </w:r>
+      <w:r>
+        <w:t xml:space="preserve">embeddings and writes two files</w:t>
+      </w:r>
+      <w:r>
+        <w:t xml:space="preserve"> </w:t>
+      </w:r>
+      <w:r>
+        <w:t xml:space="preserve">into</w:t>
+      </w:r>
+      <w:r>
+        <w:t xml:space="preserve"> </w:t>
+      </w:r>
+      <w:r>
+        <w:rPr>
+          <w:rStyle w:val="VerbatimChar"/>
         </w:rPr>
         <w:t xml:space="preserve">KB_MCP_INDEX_DIR</w:t>
       </w:r>
       <w:r>
-        <w:t xml:space="preserve">: </w:t>
-      </w:r>
-      <w:r>
-        <w:rPr>
-          <w:rFonts w:ascii="Courier New" w:hAnsi="Courier New"/>
+        <w:t xml:space="preserve">:</w:t>
+      </w:r>
+      <w:r>
+        <w:t xml:space="preserve"> </w:t>
+      </w:r>
+      <w:r>
+        <w:rPr>
+          <w:rStyle w:val="VerbatimChar"/>
         </w:rPr>
         <w:t xml:space="preserve">kb_index.npy</w:t>
       </w:r>
       <w:r>
-        <w:t xml:space="preserve"> and </w:t>
-      </w:r>
-      <w:r>
-        <w:rPr>
-          <w:rFonts w:ascii="Courier New" w:hAnsi="Courier New"/>
+        <w:t xml:space="preserve"> </w:t>
+      </w:r>
+      <w:r>
+        <w:t xml:space="preserve">and</w:t>
+      </w:r>
+      <w:r>
+        <w:t xml:space="preserve"> </w:t>
+      </w:r>
+      <w:r>
+        <w:rPr>
+          <w:rStyle w:val="VerbatimChar"/>
         </w:rPr>
         <w:t xml:space="preserve">kb_meta.json</w:t>
       </w:r>
       <w:r>
-        <w:t xml:space="preserve">. </w:t>
+        <w:t xml:space="preserve">.</w:t>
+      </w:r>
+      <w:r>
+        <w:t xml:space="preserve"> </w:t>
       </w:r>
       <w:r>
         <w:rPr>
           <w:b/>
+          <w:bCs/>
         </w:rPr>
         <w:t xml:space="preserve">Note this exact</w:t>
       </w:r>
       <w:r>
         <w:rPr>
           <w:b/>
+          <w:bCs/>
         </w:rPr>
         <w:t xml:space="preserve"> </w:t>
       </w:r>
       <w:r>
         <w:rPr>
           <w:b/>
+          <w:bCs/>
         </w:rPr>
         <w:t xml:space="preserve">folder path</w:t>
       </w:r>
       <w:r>
-        <w:t xml:space="preserve"> — the server needs the same </w:t>
-      </w:r>
-      <w:r>
-        <w:rPr>
-          <w:rFonts w:ascii="Courier New" w:hAnsi="Courier New"/>
+        <w:t xml:space="preserve"> </w:t>
+      </w:r>
+      <w:r>
+        <w:t xml:space="preserve">— the server needs the same</w:t>
+      </w:r>
+      <w:r>
+        <w:t xml:space="preserve"> </w:t>
+      </w:r>
+      <w:r>
+        <w:rPr>
+          <w:rStyle w:val="VerbatimChar"/>
         </w:rPr>
         <w:t xml:space="preserve">KB_MCP_INDEX_DIR</w:t>
       </w:r>
       <w:r>
-        <w:t xml:space="preserve"> in Part F so it can</w:t>
-      </w:r>
-      <w:r>
-        <w:t xml:space="preserve"> </w:t>
-      </w:r>
-      <w:r>
-        <w:t xml:space="preserve">find them. This step does </w:t>
+        <w:t xml:space="preserve"> </w:t>
+      </w:r>
+      <w:r>
+        <w:t xml:space="preserve">in Part F so it can</w:t>
+      </w:r>
+      <w:r>
+        <w:t xml:space="preserve"> </w:t>
+      </w:r>
+      <w:r>
+        <w:t xml:space="preserve">find them. This step does</w:t>
+      </w:r>
+      <w:r>
+        <w:t xml:space="preserve"> </w:t>
       </w:r>
       <w:r>
         <w:rPr>
           <w:b/>
+          <w:bCs/>
         </w:rPr>
         <w:t xml:space="preserve">not</w:t>
       </w:r>
       <w:r>
-        <w:t xml:space="preserve"> need the search model or internet access</w:t>
+        <w:t xml:space="preserve"> </w:t>
+      </w:r>
+      <w:r>
+        <w:t xml:space="preserve">need the search model or internet access</w:t>
       </w:r>
       <w:r>
         <w:t xml:space="preserve"> </w:t>
@@ -1453,14 +3174,21 @@
       </w:r>
     </w:p>
     <w:p>
+      <w:pPr>
+        <w:pStyle w:val="BodyText"/>
+      </w:pPr>
       <w:r>
         <w:rPr>
           <w:b/>
+          <w:bCs/>
         </w:rPr>
         <w:t xml:space="preserve">Check the output.</w:t>
       </w:r>
       <w:r>
-        <w:t xml:space="preserve"> It prints how many vectors it found. If that number is</w:t>
+        <w:t xml:space="preserve"> </w:t>
+      </w:r>
+      <w:r>
+        <w:t xml:space="preserve">It prints how many vectors it found. If that number is</w:t>
       </w:r>
       <w:r>
         <w:t xml:space="preserve"> </w:t>
@@ -1468,11 +3196,15 @@
       <w:r>
         <w:rPr>
           <w:b/>
+          <w:bCs/>
         </w:rPr>
         <w:t xml:space="preserve">0</w:t>
       </w:r>
       <w:r>
-        <w:t xml:space="preserve"> despite the vault clearly having notes, the embedding-model mismatch</w:t>
+        <w:t xml:space="preserve"> </w:t>
+      </w:r>
+      <w:r>
+        <w:t xml:space="preserve">despite the vault clearly having notes, the embedding-model mismatch</w:t>
       </w:r>
       <w:r>
         <w:t xml:space="preserve"> </w:t>
@@ -1488,33 +3220,46 @@
       </w:r>
     </w:p>
     <w:p>
+      <w:pPr>
+        <w:pStyle w:val="BodyText"/>
+      </w:pPr>
       <w:r>
         <w:rPr>
           <w:b/>
+          <w:bCs/>
         </w:rPr>
         <w:t xml:space="preserve">Alternative — no persistent install</w:t>
       </w:r>
       <w:r>
-        <w:t xml:space="preserve">, using </w:t>
-      </w:r>
-      <w:r>
-        <w:rPr>
-          <w:rFonts w:ascii="Courier New" w:hAnsi="Courier New"/>
+        <w:t xml:space="preserve">, using</w:t>
+      </w:r>
+      <w:r>
+        <w:t xml:space="preserve"> </w:t>
+      </w:r>
+      <w:r>
+        <w:rPr>
+          <w:rStyle w:val="VerbatimChar"/>
         </w:rPr>
         <w:t xml:space="preserve">uv run</w:t>
       </w:r>
       <w:r>
-        <w:t xml:space="preserve"> (verified working, but</w:t>
-      </w:r>
-      <w:r>
-        <w:t xml:space="preserve"> </w:t>
-      </w:r>
-      <w:r>
-        <w:t xml:space="preserve">downloads a large dependency set — </w:t>
-      </w:r>
-      <w:r>
-        <w:rPr>
-          <w:rFonts w:ascii="Courier New" w:hAnsi="Courier New"/>
+        <w:t xml:space="preserve"> </w:t>
+      </w:r>
+      <w:r>
+        <w:t xml:space="preserve">(verified working, but</w:t>
+      </w:r>
+      <w:r>
+        <w:t xml:space="preserve"> </w:t>
+      </w:r>
+      <w:r>
+        <w:t xml:space="preserve">downloads a large dependency set —</w:t>
+      </w:r>
+      <w:r>
+        <w:t xml:space="preserve"> </w:t>
+      </w:r>
+      <w:r>
+        <w:rPr>
+          <w:rStyle w:val="VerbatimChar"/>
         </w:rPr>
         <w:t xml:space="preserve">numpy</w:t>
       </w:r>
@@ -1523,7 +3268,7 @@
       </w:r>
       <w:r>
         <w:rPr>
-          <w:rFonts w:ascii="Courier New" w:hAnsi="Courier New"/>
+          <w:rStyle w:val="VerbatimChar"/>
         </w:rPr>
         <w:t xml:space="preserve">scipy</w:t>
       </w:r>
@@ -1532,7 +3277,7 @@
       </w:r>
       <w:r>
         <w:rPr>
-          <w:rFonts w:ascii="Courier New" w:hAnsi="Courier New"/>
+          <w:rStyle w:val="VerbatimChar"/>
         </w:rPr>
         <w:t xml:space="preserve">torch</w:t>
       </w:r>
@@ -1541,60 +3286,197 @@
       </w:r>
       <w:r>
         <w:rPr>
-          <w:rFonts w:ascii="Courier New" w:hAnsi="Courier New"/>
+          <w:rStyle w:val="VerbatimChar"/>
         </w:rPr>
         <w:t xml:space="preserve">transformers</w:t>
       </w:r>
       <w:r>
-        <w:t xml:space="preserve"> — each</w:t>
-      </w:r>
-      <w:r>
-        <w:t xml:space="preserve"> </w:t>
-      </w:r>
-      <w:r>
-        <w:t xml:space="preserve">time unless </w:t>
-      </w:r>
-      <w:r>
-        <w:rPr>
-          <w:rFonts w:ascii="Courier New" w:hAnsi="Courier New"/>
+        <w:t xml:space="preserve"> </w:t>
+      </w:r>
+      <w:r>
+        <w:t xml:space="preserve">— each</w:t>
+      </w:r>
+      <w:r>
+        <w:t xml:space="preserve"> </w:t>
+      </w:r>
+      <w:r>
+        <w:t xml:space="preserve">time unless</w:t>
+      </w:r>
+      <w:r>
+        <w:t xml:space="preserve"> </w:t>
+      </w:r>
+      <w:r>
+        <w:rPr>
+          <w:rStyle w:val="VerbatimChar"/>
         </w:rPr>
         <w:t xml:space="preserve">uv</w:t>
       </w:r>
       <w:r>
-        <w:t xml:space="preserve">‘s cache already has it):</w:t>
-      </w:r>
-    </w:p>
-    <w:p>
-      <w:pPr>
-        <w:pStyle w:val="CodeBlock"/>
-      </w:pPr>
-      <w:r>
-        <w:rPr>
-          <w:rFonts w:ascii="Courier New" w:hAnsi="Courier New"/>
-        </w:rPr>
-        <w:t xml:space="preserve">$env:KB_VAULT_DIR = "C:\path\to\Acumatica-KB"; $env:KB_MCP_INDEX_DIR = "C:\path\to\index\folder"</w:t>
-      </w:r>
-    </w:p>
-    <w:p>
-      <w:pPr>
-        <w:pStyle w:val="CodeBlock"/>
-      </w:pPr>
-      <w:r>
-        <w:rPr>
-          <w:rFonts w:ascii="Courier New" w:hAnsi="Courier New"/>
-        </w:rPr>
-        <w:t xml:space="preserve">uv run --with grp-kb-mcp python -m kb_mcp.build_index</w:t>
-      </w:r>
-    </w:p>
-    <w:p>
+        <w:t xml:space="preserve">’s cache already has it):</w:t>
+      </w:r>
+    </w:p>
+    <w:p>
+      <w:pPr>
+        <w:pStyle w:val="SourceCode"/>
+      </w:pPr>
+      <w:r>
+        <w:rPr>
+          <w:rStyle w:val="VariableTok"/>
+        </w:rPr>
+        <w:t xml:space="preserve">$env</w:t>
+      </w:r>
+      <w:r>
+        <w:rPr>
+          <w:rStyle w:val="OperatorTok"/>
+        </w:rPr>
+        <w:t xml:space="preserve">:</w:t>
+      </w:r>
+      <w:r>
+        <w:rPr>
+          <w:rStyle w:val="VariableTok"/>
+        </w:rPr>
+        <w:t xml:space="preserve">KB_VAULT_DIR</w:t>
+      </w:r>
+      <w:r>
+        <w:rPr>
+          <w:rStyle w:val="NormalTok"/>
+        </w:rPr>
+        <w:t xml:space="preserve"> </w:t>
+      </w:r>
+      <w:r>
+        <w:rPr>
+          <w:rStyle w:val="OperatorTok"/>
+        </w:rPr>
+        <w:t xml:space="preserve">=</w:t>
+      </w:r>
+      <w:r>
+        <w:rPr>
+          <w:rStyle w:val="NormalTok"/>
+        </w:rPr>
+        <w:t xml:space="preserve"> </w:t>
+      </w:r>
+      <w:r>
+        <w:rPr>
+          <w:rStyle w:val="StringTok"/>
+        </w:rPr>
+        <w:t xml:space="preserve">"C:\path\to\Acumatica-KB"</w:t>
+      </w:r>
+      <w:r>
+        <w:rPr>
+          <w:rStyle w:val="OperatorTok"/>
+        </w:rPr>
+        <w:t xml:space="preserve">;</w:t>
+      </w:r>
+      <w:r>
+        <w:rPr>
+          <w:rStyle w:val="NormalTok"/>
+        </w:rPr>
+        <w:t xml:space="preserve"> </w:t>
+      </w:r>
+      <w:r>
+        <w:rPr>
+          <w:rStyle w:val="VariableTok"/>
+        </w:rPr>
+        <w:t xml:space="preserve">$env</w:t>
+      </w:r>
+      <w:r>
+        <w:rPr>
+          <w:rStyle w:val="OperatorTok"/>
+        </w:rPr>
+        <w:t xml:space="preserve">:</w:t>
+      </w:r>
+      <w:r>
+        <w:rPr>
+          <w:rStyle w:val="VariableTok"/>
+        </w:rPr>
+        <w:t xml:space="preserve">KB_MCP_INDEX_DIR</w:t>
+      </w:r>
+      <w:r>
+        <w:rPr>
+          <w:rStyle w:val="NormalTok"/>
+        </w:rPr>
+        <w:t xml:space="preserve"> </w:t>
+      </w:r>
+      <w:r>
+        <w:rPr>
+          <w:rStyle w:val="OperatorTok"/>
+        </w:rPr>
+        <w:t xml:space="preserve">=</w:t>
+      </w:r>
+      <w:r>
+        <w:rPr>
+          <w:rStyle w:val="NormalTok"/>
+        </w:rPr>
+        <w:t xml:space="preserve"> </w:t>
+      </w:r>
+      <w:r>
+        <w:rPr>
+          <w:rStyle w:val="StringTok"/>
+        </w:rPr>
+        <w:t xml:space="preserve">"C:\path\to\index\folder"</w:t>
+      </w:r>
+      <w:r>
+        <w:br/>
+      </w:r>
+      <w:r>
+        <w:rPr>
+          <w:rStyle w:val="NormalTok"/>
+        </w:rPr>
+        <w:t xml:space="preserve">uv run </w:t>
+      </w:r>
+      <w:r>
+        <w:rPr>
+          <w:rStyle w:val="OperatorTok"/>
+        </w:rPr>
+        <w:t xml:space="preserve">--</w:t>
+      </w:r>
+      <w:r>
+        <w:rPr>
+          <w:rStyle w:val="NormalTok"/>
+        </w:rPr>
+        <w:t xml:space="preserve">with grp-kb-mcp python </w:t>
+      </w:r>
+      <w:r>
+        <w:rPr>
+          <w:rStyle w:val="OperatorTok"/>
+        </w:rPr>
+        <w:t xml:space="preserve">-</w:t>
+      </w:r>
+      <w:r>
+        <w:rPr>
+          <w:rStyle w:val="NormalTok"/>
+        </w:rPr>
+        <w:t xml:space="preserve">m kb_mcp</w:t>
+      </w:r>
+      <w:r>
+        <w:rPr>
+          <w:rStyle w:val="OperatorTok"/>
+        </w:rPr>
+        <w:t xml:space="preserve">.</w:t>
+      </w:r>
+      <w:r>
+        <w:rPr>
+          <w:rStyle w:val="FunctionTok"/>
+        </w:rPr>
+        <w:t xml:space="preserve">build_index</w:t>
+      </w:r>
+    </w:p>
+    <w:p>
+      <w:pPr>
+        <w:pStyle w:val="FirstParagraph"/>
+      </w:pPr>
       <w:r>
         <w:rPr>
           <w:b/>
+          <w:bCs/>
         </w:rPr>
         <w:t xml:space="preserve">Re-run this step whenever the vault is re-indexed</w:t>
       </w:r>
       <w:r>
-        <w:t xml:space="preserve"> (new/changed notes need</w:t>
+        <w:t xml:space="preserve"> </w:t>
+      </w:r>
+      <w:r>
+        <w:t xml:space="preserve">(new/changed notes need</w:t>
       </w:r>
       <w:r>
         <w:t xml:space="preserve"> </w:t>
@@ -1606,11 +3488,14 @@
         <w:t xml:space="preserve"> </w:t>
       </w:r>
       <w:r>
-        <w:t xml:space="preserve">changed notes automatically as you edit; you only need to re-run </w:t>
-      </w:r>
-      <w:r>
-        <w:rPr>
-          <w:rFonts w:ascii="Courier New" w:hAnsi="Courier New"/>
+        <w:t xml:space="preserve">changed notes automatically as you edit; you only need to re-run</w:t>
+      </w:r>
+      <w:r>
+        <w:t xml:space="preserve"> </w:t>
+      </w:r>
+      <w:r>
+        <w:rPr>
+          <w:rStyle w:val="VerbatimChar"/>
         </w:rPr>
         <w:t xml:space="preserve">build_index</w:t>
       </w:r>
@@ -1618,25 +3503,34 @@
         <w:t xml:space="preserve"> </w:t>
       </w:r>
       <w:r>
-        <w:t xml:space="preserve">to pull the </w:t>
+        <w:t xml:space="preserve">to pull the</w:t>
+      </w:r>
+      <w:r>
+        <w:t xml:space="preserve"> </w:t>
       </w:r>
       <w:r>
         <w:rPr>
           <w:i/>
+          <w:iCs/>
         </w:rPr>
         <w:t xml:space="preserve">updated</w:t>
       </w:r>
       <w:r>
-        <w:t xml:space="preserve"> vectors into grp-kb-mcp’s own index files).</w:t>
-      </w:r>
-    </w:p>
-    <w:p>
-      <w:pPr>
-        <w:pBdr>
-          <w:bottom w:val="single" w:sz="6" w:space="1" w:color="auto"/>
-        </w:pBdr>
-      </w:pPr>
-    </w:p>
+        <w:t xml:space="preserve"> </w:t>
+      </w:r>
+      <w:r>
+        <w:t xml:space="preserve">vectors into grp-kb-mcp’s own index files).</w:t>
+      </w:r>
+    </w:p>
+    <w:p>
+      <w:r>
+        <w:pict>
+          <v:rect style="width:0;height:1.5pt" o:hralign="center" o:hrstd="t" o:hr="t"/>
+        </w:pict>
+      </w:r>
+    </w:p>
+    <w:bookmarkEnd w:id="19"/>
+    <w:bookmarkStart w:id="20" w:name="Xe5b1595f1535897d83440749e9f57b61684c6b6"/>
     <w:p>
       <w:pPr>
         <w:pStyle w:val="Heading2"/>
@@ -1646,6 +3540,9 @@
       </w:r>
     </w:p>
     <w:p>
+      <w:pPr>
+        <w:pStyle w:val="FirstParagraph"/>
+      </w:pPr>
       <w:r>
         <w:t xml:space="preserve">If you also have access to extra Smart Connections vaults you want searchable</w:t>
       </w:r>
@@ -1653,35 +3550,44 @@
         <w:t xml:space="preserve"> </w:t>
       </w:r>
       <w:r>
-        <w:t xml:space="preserve">alongside the primary one (e.g. a separate user-manuals vault), set</w:t>
-      </w:r>
-      <w:r>
-        <w:t xml:space="preserve"> </w:t>
-      </w:r>
-      <w:r>
-        <w:rPr>
-          <w:rFonts w:ascii="Courier New" w:hAnsi="Courier New"/>
+        <w:t xml:space="preserve">alongside the primary one (e.g. a separate user-manuals vault), set</w:t>
+      </w:r>
+      <w:r>
+        <w:t xml:space="preserve"> </w:t>
+      </w:r>
+      <w:r>
+        <w:rPr>
+          <w:rStyle w:val="VerbatimChar"/>
         </w:rPr>
         <w:t xml:space="preserve">KB_EXTRA_VAULTS</w:t>
       </w:r>
       <w:r>
-        <w:t xml:space="preserve"> before running </w:t>
-      </w:r>
-      <w:r>
-        <w:rPr>
-          <w:rFonts w:ascii="Courier New" w:hAnsi="Courier New"/>
+        <w:t xml:space="preserve"> </w:t>
+      </w:r>
+      <w:r>
+        <w:t xml:space="preserve">before running</w:t>
+      </w:r>
+      <w:r>
+        <w:t xml:space="preserve"> </w:t>
+      </w:r>
+      <w:r>
+        <w:rPr>
+          <w:rStyle w:val="VerbatimChar"/>
         </w:rPr>
         <w:t xml:space="preserve">build_index</w:t>
       </w:r>
       <w:r>
-        <w:t xml:space="preserve"> (PowerShell:</w:t>
-      </w:r>
-      <w:r>
-        <w:t xml:space="preserve"> </w:t>
-      </w:r>
-      <w:r>
-        <w:rPr>
-          <w:rFonts w:ascii="Courier New" w:hAnsi="Courier New"/>
+        <w:t xml:space="preserve"> </w:t>
+      </w:r>
+      <w:r>
+        <w:t xml:space="preserve">(PowerShell:</w:t>
+      </w:r>
+      <w:r>
+        <w:t xml:space="preserve"> </w:t>
+      </w:r>
+      <w:r>
+        <w:rPr>
+          <w:rStyle w:val="VerbatimChar"/>
         </w:rPr>
         <w:t xml:space="preserve">$env:KB_EXTRA_VAULTS = "GRP=C:\path\to\GRPUserManuals-Markdown"</w:t>
       </w:r>
@@ -1693,16 +3599,19 @@
       </w:r>
       <w:r>
         <w:rPr>
-          <w:rFonts w:ascii="Courier New" w:hAnsi="Courier New"/>
+          <w:rStyle w:val="VerbatimChar"/>
         </w:rPr>
         <w:t xml:space="preserve">export KB_EXTRA_VAULTS=GRP=/path/to/GRPUserManuals-Markdown</w:t>
       </w:r>
       <w:r>
-        <w:t xml:space="preserve">). A </w:t>
-      </w:r>
-      <w:r>
-        <w:rPr>
-          <w:rFonts w:ascii="Courier New" w:hAnsi="Courier New"/>
+        <w:t xml:space="preserve">). A</w:t>
+      </w:r>
+      <w:r>
+        <w:t xml:space="preserve"> </w:t>
+      </w:r>
+      <w:r>
+        <w:rPr>
+          <w:rStyle w:val="VerbatimChar"/>
         </w:rPr>
         <w:t xml:space="preserve">;</w:t>
       </w:r>
@@ -1713,20 +3622,29 @@
         <w:t xml:space="preserve"> </w:t>
       </w:r>
       <w:r>
-        <w:t xml:space="preserve">list of </w:t>
-      </w:r>
-      <w:r>
-        <w:rPr>
-          <w:rFonts w:ascii="Courier New" w:hAnsi="Courier New"/>
+        <w:t xml:space="preserve">list of</w:t>
+      </w:r>
+      <w:r>
+        <w:t xml:space="preserve"> </w:t>
+      </w:r>
+      <w:r>
+        <w:rPr>
+          <w:rStyle w:val="VerbatimChar"/>
         </w:rPr>
         <w:t xml:space="preserve">LABEL=PATH</w:t>
       </w:r>
       <w:r>
-        <w:t xml:space="preserve"> pairs. Each extra vault’s results get tagged </w:t>
-      </w:r>
-      <w:r>
-        <w:rPr>
-          <w:rFonts w:ascii="Courier New" w:hAnsi="Courier New"/>
+        <w:t xml:space="preserve"> </w:t>
+      </w:r>
+      <w:r>
+        <w:t xml:space="preserve">pairs. Each extra vault’s results get tagged</w:t>
+      </w:r>
+      <w:r>
+        <w:t xml:space="preserve"> </w:t>
+      </w:r>
+      <w:r>
+        <w:rPr>
+          <w:rStyle w:val="VerbatimChar"/>
         </w:rPr>
         <w:t xml:space="preserve">guide=LABEL</w:t>
       </w:r>
@@ -1737,11 +3655,14 @@
         <w:t xml:space="preserve"> </w:t>
       </w:r>
       <w:r>
-        <w:t xml:space="preserve">filterable later via </w:t>
-      </w:r>
-      <w:r>
-        <w:rPr>
-          <w:rFonts w:ascii="Courier New" w:hAnsi="Courier New"/>
+        <w:t xml:space="preserve">filterable later via</w:t>
+      </w:r>
+      <w:r>
+        <w:t xml:space="preserve"> </w:t>
+      </w:r>
+      <w:r>
+        <w:rPr>
+          <w:rStyle w:val="VerbatimChar"/>
         </w:rPr>
         <w:t xml:space="preserve">search_kb(..., guide_filter="GRP")</w:t>
       </w:r>
@@ -1756,12 +3677,14 @@
       </w:r>
     </w:p>
     <w:p>
-      <w:pPr>
-        <w:pBdr>
-          <w:bottom w:val="single" w:sz="6" w:space="1" w:color="auto"/>
-        </w:pBdr>
-      </w:pPr>
-    </w:p>
+      <w:r>
+        <w:pict>
+          <v:rect style="width:0;height:1.5pt" o:hralign="center" o:hrstd="t" o:hr="t"/>
+        </w:pict>
+      </w:r>
+    </w:p>
+    <w:bookmarkEnd w:id="20"/>
+    <w:bookmarkStart w:id="23" w:name="part-f-register-with-claude"/>
     <w:p>
       <w:pPr>
         <w:pStyle w:val="Heading2"/>
@@ -1770,6 +3693,7 @@
         <w:t xml:space="preserve">Part F — Register with Claude</w:t>
       </w:r>
     </w:p>
+    <w:bookmarkStart w:id="21" w:name="claude-code-cli"/>
     <w:p>
       <w:pPr>
         <w:pStyle w:val="Heading3"/>
@@ -1779,62 +3703,254 @@
       </w:r>
     </w:p>
     <w:p>
+      <w:pPr>
+        <w:pStyle w:val="FirstParagraph"/>
+      </w:pPr>
       <w:r>
         <w:t xml:space="preserve">Using the venv install from Part D:</w:t>
       </w:r>
     </w:p>
     <w:p>
       <w:pPr>
-        <w:pStyle w:val="CodeBlock"/>
-      </w:pPr>
-      <w:r>
-        <w:rPr>
-          <w:rFonts w:ascii="Courier New" w:hAnsi="Courier New"/>
-        </w:rPr>
-        <w:t xml:space="preserve">claude mcp add grp-kb-mcp -s user -e KB_VAULT_DIR="C:\path\to\Acumatica-KB" -e KB_MCP_INDEX_DIR="C:\path\to\a\folder\you\control" -- "C:\path\to\.venv\Scripts\grp-kb-mcp.exe"</w:t>
-      </w:r>
-    </w:p>
-    <w:p>
-      <w:r>
-        <w:t xml:space="preserve">Using </w:t>
-      </w:r>
-      <w:r>
-        <w:rPr>
-          <w:rFonts w:ascii="Courier New" w:hAnsi="Courier New"/>
+        <w:pStyle w:val="SourceCode"/>
+      </w:pPr>
+      <w:r>
+        <w:rPr>
+          <w:rStyle w:val="NormalTok"/>
+        </w:rPr>
+        <w:t xml:space="preserve">claude mcp add grp-kb-mcp </w:t>
+      </w:r>
+      <w:r>
+        <w:rPr>
+          <w:rStyle w:val="OperatorTok"/>
+        </w:rPr>
+        <w:t xml:space="preserve">-</w:t>
+      </w:r>
+      <w:r>
+        <w:rPr>
+          <w:rStyle w:val="NormalTok"/>
+        </w:rPr>
+        <w:t xml:space="preserve">s user </w:t>
+      </w:r>
+      <w:r>
+        <w:rPr>
+          <w:rStyle w:val="OperatorTok"/>
+        </w:rPr>
+        <w:t xml:space="preserve">-</w:t>
+      </w:r>
+      <w:r>
+        <w:rPr>
+          <w:rStyle w:val="NormalTok"/>
+        </w:rPr>
+        <w:t xml:space="preserve">e KB_VAULT_DIR</w:t>
+      </w:r>
+      <w:r>
+        <w:rPr>
+          <w:rStyle w:val="OperatorTok"/>
+        </w:rPr>
+        <w:t xml:space="preserve">=</w:t>
+      </w:r>
+      <w:r>
+        <w:rPr>
+          <w:rStyle w:val="StringTok"/>
+        </w:rPr>
+        <w:t xml:space="preserve">"C:\path\to\Acumatica-KB"</w:t>
+      </w:r>
+      <w:r>
+        <w:rPr>
+          <w:rStyle w:val="NormalTok"/>
+        </w:rPr>
+        <w:t xml:space="preserve"> </w:t>
+      </w:r>
+      <w:r>
+        <w:rPr>
+          <w:rStyle w:val="OperatorTok"/>
+        </w:rPr>
+        <w:t xml:space="preserve">-</w:t>
+      </w:r>
+      <w:r>
+        <w:rPr>
+          <w:rStyle w:val="NormalTok"/>
+        </w:rPr>
+        <w:t xml:space="preserve">e KB_MCP_INDEX_DIR</w:t>
+      </w:r>
+      <w:r>
+        <w:rPr>
+          <w:rStyle w:val="OperatorTok"/>
+        </w:rPr>
+        <w:t xml:space="preserve">=</w:t>
+      </w:r>
+      <w:r>
+        <w:rPr>
+          <w:rStyle w:val="StringTok"/>
+        </w:rPr>
+        <w:t xml:space="preserve">"C:\path\to\a\folder\you\control"</w:t>
+      </w:r>
+      <w:r>
+        <w:rPr>
+          <w:rStyle w:val="NormalTok"/>
+        </w:rPr>
+        <w:t xml:space="preserve"> </w:t>
+      </w:r>
+      <w:r>
+        <w:rPr>
+          <w:rStyle w:val="OperatorTok"/>
+        </w:rPr>
+        <w:t xml:space="preserve">--</w:t>
+      </w:r>
+      <w:r>
+        <w:rPr>
+          <w:rStyle w:val="NormalTok"/>
+        </w:rPr>
+        <w:t xml:space="preserve"> </w:t>
+      </w:r>
+      <w:r>
+        <w:rPr>
+          <w:rStyle w:val="StringTok"/>
+        </w:rPr>
+        <w:t xml:space="preserve">"C:\path\to\.venv\Scripts\grp-kb-mcp.exe"</w:t>
+      </w:r>
+    </w:p>
+    <w:p>
+      <w:pPr>
+        <w:pStyle w:val="FirstParagraph"/>
+      </w:pPr>
+      <w:r>
+        <w:t xml:space="preserve">Using</w:t>
+      </w:r>
+      <w:r>
+        <w:t xml:space="preserve"> </w:t>
+      </w:r>
+      <w:r>
+        <w:rPr>
+          <w:rStyle w:val="VerbatimChar"/>
         </w:rPr>
         <w:t xml:space="preserve">uvx</w:t>
       </w:r>
       <w:r>
-        <w:t xml:space="preserve"> instead (server run only — this part is a plain console script, so</w:t>
-      </w:r>
-      <w:r>
-        <w:t xml:space="preserve"> </w:t>
-      </w:r>
-      <w:r>
-        <w:rPr>
-          <w:rFonts w:ascii="Courier New" w:hAnsi="Courier New"/>
+        <w:t xml:space="preserve"> </w:t>
+      </w:r>
+      <w:r>
+        <w:t xml:space="preserve">instead (server run only — this part is a plain console script, so</w:t>
+      </w:r>
+      <w:r>
+        <w:t xml:space="preserve"> </w:t>
+      </w:r>
+      <w:r>
+        <w:rPr>
+          <w:rStyle w:val="VerbatimChar"/>
         </w:rPr>
         <w:t xml:space="preserve">uvx</w:t>
       </w:r>
       <w:r>
-        <w:t xml:space="preserve"> works the same simple way it does for grp-mcp):</w:t>
-      </w:r>
-    </w:p>
-    <w:p>
-      <w:pPr>
-        <w:pStyle w:val="CodeBlock"/>
-      </w:pPr>
-      <w:r>
-        <w:rPr>
-          <w:rFonts w:ascii="Courier New" w:hAnsi="Courier New"/>
-        </w:rPr>
-        <w:t xml:space="preserve">claude mcp add grp-kb-mcp -s user -e KB_VAULT_DIR="C:\path\to\Acumatica-KB" -e KB_MCP_INDEX_DIR="C:\path\to\a\folder\you\control" -- uvx grp-kb-mcp</w:t>
-      </w:r>
-    </w:p>
-    <w:p>
-      <w:r>
-        <w:rPr>
-          <w:rFonts w:ascii="Courier New" w:hAnsi="Courier New"/>
+        <w:t xml:space="preserve"> </w:t>
+      </w:r>
+      <w:r>
+        <w:t xml:space="preserve">works the same simple way it does for grp-mcp):</w:t>
+      </w:r>
+    </w:p>
+    <w:p>
+      <w:pPr>
+        <w:pStyle w:val="SourceCode"/>
+      </w:pPr>
+      <w:r>
+        <w:rPr>
+          <w:rStyle w:val="NormalTok"/>
+        </w:rPr>
+        <w:t xml:space="preserve">claude mcp add grp-kb-mcp </w:t>
+      </w:r>
+      <w:r>
+        <w:rPr>
+          <w:rStyle w:val="OperatorTok"/>
+        </w:rPr>
+        <w:t xml:space="preserve">-</w:t>
+      </w:r>
+      <w:r>
+        <w:rPr>
+          <w:rStyle w:val="NormalTok"/>
+        </w:rPr>
+        <w:t xml:space="preserve">s user </w:t>
+      </w:r>
+      <w:r>
+        <w:rPr>
+          <w:rStyle w:val="OperatorTok"/>
+        </w:rPr>
+        <w:t xml:space="preserve">-</w:t>
+      </w:r>
+      <w:r>
+        <w:rPr>
+          <w:rStyle w:val="NormalTok"/>
+        </w:rPr>
+        <w:t xml:space="preserve">e KB_VAULT_DIR</w:t>
+      </w:r>
+      <w:r>
+        <w:rPr>
+          <w:rStyle w:val="OperatorTok"/>
+        </w:rPr>
+        <w:t xml:space="preserve">=</w:t>
+      </w:r>
+      <w:r>
+        <w:rPr>
+          <w:rStyle w:val="StringTok"/>
+        </w:rPr>
+        <w:t xml:space="preserve">"C:\path\to\Acumatica-KB"</w:t>
+      </w:r>
+      <w:r>
+        <w:rPr>
+          <w:rStyle w:val="NormalTok"/>
+        </w:rPr>
+        <w:t xml:space="preserve"> </w:t>
+      </w:r>
+      <w:r>
+        <w:rPr>
+          <w:rStyle w:val="OperatorTok"/>
+        </w:rPr>
+        <w:t xml:space="preserve">-</w:t>
+      </w:r>
+      <w:r>
+        <w:rPr>
+          <w:rStyle w:val="NormalTok"/>
+        </w:rPr>
+        <w:t xml:space="preserve">e KB_MCP_INDEX_DIR</w:t>
+      </w:r>
+      <w:r>
+        <w:rPr>
+          <w:rStyle w:val="OperatorTok"/>
+        </w:rPr>
+        <w:t xml:space="preserve">=</w:t>
+      </w:r>
+      <w:r>
+        <w:rPr>
+          <w:rStyle w:val="StringTok"/>
+        </w:rPr>
+        <w:t xml:space="preserve">"C:\path\to\a\folder\you\control"</w:t>
+      </w:r>
+      <w:r>
+        <w:rPr>
+          <w:rStyle w:val="NormalTok"/>
+        </w:rPr>
+        <w:t xml:space="preserve"> </w:t>
+      </w:r>
+      <w:r>
+        <w:rPr>
+          <w:rStyle w:val="OperatorTok"/>
+        </w:rPr>
+        <w:t xml:space="preserve">--</w:t>
+      </w:r>
+      <w:r>
+        <w:rPr>
+          <w:rStyle w:val="NormalTok"/>
+        </w:rPr>
+        <w:t xml:space="preserve"> uvx grp-kb-mcp</w:t>
+      </w:r>
+    </w:p>
+    <w:p>
+      <w:pPr>
+        <w:pStyle w:val="FirstParagraph"/>
+      </w:pPr>
+      <w:r>
+        <w:rPr>
+          <w:rStyle w:val="VerbatimChar"/>
         </w:rPr>
         <w:t xml:space="preserve">KB_MCP_INDEX_DIR</w:t>
       </w:r>
@@ -1844,11 +3960,15 @@
       <w:r>
         <w:rPr>
           <w:b/>
+          <w:bCs/>
         </w:rPr>
         <w:t xml:space="preserve">must match exactly</w:t>
       </w:r>
       <w:r>
-        <w:t xml:space="preserve"> what you used in Part D, or the server</w:t>
+        <w:t xml:space="preserve"> </w:t>
+      </w:r>
+      <w:r>
+        <w:t xml:space="preserve">what you used in Part D, or the server</w:t>
       </w:r>
       <w:r>
         <w:t xml:space="preserve"> </w:t>
@@ -1857,6 +3977,8 @@
         <w:t xml:space="preserve">won’t find the index it built and will refuse to start.</w:t>
       </w:r>
     </w:p>
+    <w:bookmarkEnd w:id="21"/>
+    <w:bookmarkStart w:id="22" w:name="claude-desktop"/>
     <w:p>
       <w:pPr>
         <w:pStyle w:val="Heading3"/>
@@ -1867,143 +3989,448 @@
     </w:p>
     <w:p>
       <w:pPr>
-        <w:pStyle w:val="CodeBlock"/>
-      </w:pPr>
-      <w:r>
-        <w:rPr>
-          <w:rFonts w:ascii="Courier New" w:hAnsi="Courier New"/>
+        <w:pStyle w:val="SourceCode"/>
+      </w:pPr>
+      <w:r>
+        <w:rPr>
+          <w:rStyle w:val="FunctionTok"/>
         </w:rPr>
         <w:t xml:space="preserve">{</w:t>
       </w:r>
-    </w:p>
-    <w:p>
-      <w:pPr>
-        <w:pStyle w:val="CodeBlock"/>
-      </w:pPr>
-      <w:r>
-        <w:rPr>
-          <w:rFonts w:ascii="Courier New" w:hAnsi="Courier New"/>
-        </w:rPr>
-        <w:t xml:space="preserve">  "mcpServers": {</w:t>
-      </w:r>
-    </w:p>
-    <w:p>
-      <w:pPr>
-        <w:pStyle w:val="CodeBlock"/>
-      </w:pPr>
-      <w:r>
-        <w:rPr>
-          <w:rFonts w:ascii="Courier New" w:hAnsi="Courier New"/>
-        </w:rPr>
-        <w:t xml:space="preserve">    "grp-kb-mcp": {</w:t>
-      </w:r>
-    </w:p>
-    <w:p>
-      <w:pPr>
-        <w:pStyle w:val="CodeBlock"/>
-      </w:pPr>
-      <w:r>
-        <w:rPr>
-          <w:rFonts w:ascii="Courier New" w:hAnsi="Courier New"/>
-        </w:rPr>
-        <w:t xml:space="preserve">      "command": "uvx",</w:t>
-      </w:r>
-    </w:p>
-    <w:p>
-      <w:pPr>
-        <w:pStyle w:val="CodeBlock"/>
-      </w:pPr>
-      <w:r>
-        <w:rPr>
-          <w:rFonts w:ascii="Courier New" w:hAnsi="Courier New"/>
-        </w:rPr>
-        <w:t xml:space="preserve">      "args": ["grp-kb-mcp"],</w:t>
-      </w:r>
-    </w:p>
-    <w:p>
-      <w:pPr>
-        <w:pStyle w:val="CodeBlock"/>
-      </w:pPr>
-      <w:r>
-        <w:rPr>
-          <w:rFonts w:ascii="Courier New" w:hAnsi="Courier New"/>
-        </w:rPr>
-        <w:t xml:space="preserve">      "env": {</w:t>
-      </w:r>
-    </w:p>
-    <w:p>
-      <w:pPr>
-        <w:pStyle w:val="CodeBlock"/>
-      </w:pPr>
-      <w:r>
-        <w:rPr>
-          <w:rFonts w:ascii="Courier New" w:hAnsi="Courier New"/>
-        </w:rPr>
-        <w:t xml:space="preserve">        "KB_VAULT_DIR": "C:\\path\\to\\Acumatica-KB",</w:t>
-      </w:r>
-    </w:p>
-    <w:p>
-      <w:pPr>
-        <w:pStyle w:val="CodeBlock"/>
-      </w:pPr>
-      <w:r>
-        <w:rPr>
-          <w:rFonts w:ascii="Courier New" w:hAnsi="Courier New"/>
-        </w:rPr>
-        <w:t xml:space="preserve">        "KB_MCP_INDEX_DIR": "C:\\path\\to\\a\\folder\\you\\control"</w:t>
-      </w:r>
-    </w:p>
-    <w:p>
-      <w:pPr>
-        <w:pStyle w:val="CodeBlock"/>
-      </w:pPr>
-      <w:r>
-        <w:rPr>
-          <w:rFonts w:ascii="Courier New" w:hAnsi="Courier New"/>
-        </w:rPr>
-        <w:t xml:space="preserve">      }</w:t>
-      </w:r>
-    </w:p>
-    <w:p>
-      <w:pPr>
-        <w:pStyle w:val="CodeBlock"/>
-      </w:pPr>
-      <w:r>
-        <w:rPr>
-          <w:rFonts w:ascii="Courier New" w:hAnsi="Courier New"/>
-        </w:rPr>
-        <w:t xml:space="preserve">    }</w:t>
-      </w:r>
-    </w:p>
-    <w:p>
-      <w:pPr>
-        <w:pStyle w:val="CodeBlock"/>
-      </w:pPr>
-      <w:r>
-        <w:rPr>
-          <w:rFonts w:ascii="Courier New" w:hAnsi="Courier New"/>
-        </w:rPr>
-        <w:t xml:space="preserve">  }</w:t>
-      </w:r>
-    </w:p>
-    <w:p>
-      <w:pPr>
-        <w:pStyle w:val="CodeBlock"/>
-      </w:pPr>
-      <w:r>
-        <w:rPr>
-          <w:rFonts w:ascii="Courier New" w:hAnsi="Courier New"/>
+      <w:r>
+        <w:br/>
+      </w:r>
+      <w:r>
+        <w:rPr>
+          <w:rStyle w:val="NormalTok"/>
+        </w:rPr>
+        <w:t xml:space="preserve">  </w:t>
+      </w:r>
+      <w:r>
+        <w:rPr>
+          <w:rStyle w:val="DataTypeTok"/>
+        </w:rPr>
+        <w:t xml:space="preserve">"mcpServers"</w:t>
+      </w:r>
+      <w:r>
+        <w:rPr>
+          <w:rStyle w:val="FunctionTok"/>
+        </w:rPr>
+        <w:t xml:space="preserve">:</w:t>
+      </w:r>
+      <w:r>
+        <w:rPr>
+          <w:rStyle w:val="NormalTok"/>
+        </w:rPr>
+        <w:t xml:space="preserve"> </w:t>
+      </w:r>
+      <w:r>
+        <w:rPr>
+          <w:rStyle w:val="FunctionTok"/>
+        </w:rPr>
+        <w:t xml:space="preserve">{</w:t>
+      </w:r>
+      <w:r>
+        <w:br/>
+      </w:r>
+      <w:r>
+        <w:rPr>
+          <w:rStyle w:val="NormalTok"/>
+        </w:rPr>
+        <w:t xml:space="preserve">    </w:t>
+      </w:r>
+      <w:r>
+        <w:rPr>
+          <w:rStyle w:val="DataTypeTok"/>
+        </w:rPr>
+        <w:t xml:space="preserve">"grp-kb-mcp"</w:t>
+      </w:r>
+      <w:r>
+        <w:rPr>
+          <w:rStyle w:val="FunctionTok"/>
+        </w:rPr>
+        <w:t xml:space="preserve">:</w:t>
+      </w:r>
+      <w:r>
+        <w:rPr>
+          <w:rStyle w:val="NormalTok"/>
+        </w:rPr>
+        <w:t xml:space="preserve"> </w:t>
+      </w:r>
+      <w:r>
+        <w:rPr>
+          <w:rStyle w:val="FunctionTok"/>
+        </w:rPr>
+        <w:t xml:space="preserve">{</w:t>
+      </w:r>
+      <w:r>
+        <w:br/>
+      </w:r>
+      <w:r>
+        <w:rPr>
+          <w:rStyle w:val="NormalTok"/>
+        </w:rPr>
+        <w:t xml:space="preserve">      </w:t>
+      </w:r>
+      <w:r>
+        <w:rPr>
+          <w:rStyle w:val="DataTypeTok"/>
+        </w:rPr>
+        <w:t xml:space="preserve">"command"</w:t>
+      </w:r>
+      <w:r>
+        <w:rPr>
+          <w:rStyle w:val="FunctionTok"/>
+        </w:rPr>
+        <w:t xml:space="preserve">:</w:t>
+      </w:r>
+      <w:r>
+        <w:rPr>
+          <w:rStyle w:val="NormalTok"/>
+        </w:rPr>
+        <w:t xml:space="preserve"> </w:t>
+      </w:r>
+      <w:r>
+        <w:rPr>
+          <w:rStyle w:val="StringTok"/>
+        </w:rPr>
+        <w:t xml:space="preserve">"uvx"</w:t>
+      </w:r>
+      <w:r>
+        <w:rPr>
+          <w:rStyle w:val="FunctionTok"/>
+        </w:rPr>
+        <w:t xml:space="preserve">,</w:t>
+      </w:r>
+      <w:r>
+        <w:br/>
+      </w:r>
+      <w:r>
+        <w:rPr>
+          <w:rStyle w:val="NormalTok"/>
+        </w:rPr>
+        <w:t xml:space="preserve">      </w:t>
+      </w:r>
+      <w:r>
+        <w:rPr>
+          <w:rStyle w:val="DataTypeTok"/>
+        </w:rPr>
+        <w:t xml:space="preserve">"args"</w:t>
+      </w:r>
+      <w:r>
+        <w:rPr>
+          <w:rStyle w:val="FunctionTok"/>
+        </w:rPr>
+        <w:t xml:space="preserve">:</w:t>
+      </w:r>
+      <w:r>
+        <w:rPr>
+          <w:rStyle w:val="NormalTok"/>
+        </w:rPr>
+        <w:t xml:space="preserve"> </w:t>
+      </w:r>
+      <w:r>
+        <w:rPr>
+          <w:rStyle w:val="OtherTok"/>
+        </w:rPr>
+        <w:t xml:space="preserve">[</w:t>
+      </w:r>
+      <w:r>
+        <w:rPr>
+          <w:rStyle w:val="StringTok"/>
+        </w:rPr>
+        <w:t xml:space="preserve">"grp-kb-mcp"</w:t>
+      </w:r>
+      <w:r>
+        <w:rPr>
+          <w:rStyle w:val="OtherTok"/>
+        </w:rPr>
+        <w:t xml:space="preserve">]</w:t>
+      </w:r>
+      <w:r>
+        <w:rPr>
+          <w:rStyle w:val="FunctionTok"/>
+        </w:rPr>
+        <w:t xml:space="preserve">,</w:t>
+      </w:r>
+      <w:r>
+        <w:br/>
+      </w:r>
+      <w:r>
+        <w:rPr>
+          <w:rStyle w:val="NormalTok"/>
+        </w:rPr>
+        <w:t xml:space="preserve">      </w:t>
+      </w:r>
+      <w:r>
+        <w:rPr>
+          <w:rStyle w:val="DataTypeTok"/>
+        </w:rPr>
+        <w:t xml:space="preserve">"env"</w:t>
+      </w:r>
+      <w:r>
+        <w:rPr>
+          <w:rStyle w:val="FunctionTok"/>
+        </w:rPr>
+        <w:t xml:space="preserve">:</w:t>
+      </w:r>
+      <w:r>
+        <w:rPr>
+          <w:rStyle w:val="NormalTok"/>
+        </w:rPr>
+        <w:t xml:space="preserve"> </w:t>
+      </w:r>
+      <w:r>
+        <w:rPr>
+          <w:rStyle w:val="FunctionTok"/>
+        </w:rPr>
+        <w:t xml:space="preserve">{</w:t>
+      </w:r>
+      <w:r>
+        <w:br/>
+      </w:r>
+      <w:r>
+        <w:rPr>
+          <w:rStyle w:val="NormalTok"/>
+        </w:rPr>
+        <w:t xml:space="preserve">        </w:t>
+      </w:r>
+      <w:r>
+        <w:rPr>
+          <w:rStyle w:val="DataTypeTok"/>
+        </w:rPr>
+        <w:t xml:space="preserve">"KB_VAULT_DIR"</w:t>
+      </w:r>
+      <w:r>
+        <w:rPr>
+          <w:rStyle w:val="FunctionTok"/>
+        </w:rPr>
+        <w:t xml:space="preserve">:</w:t>
+      </w:r>
+      <w:r>
+        <w:rPr>
+          <w:rStyle w:val="NormalTok"/>
+        </w:rPr>
+        <w:t xml:space="preserve"> </w:t>
+      </w:r>
+      <w:r>
+        <w:rPr>
+          <w:rStyle w:val="StringTok"/>
+        </w:rPr>
+        <w:t xml:space="preserve">"C:</w:t>
+      </w:r>
+      <w:r>
+        <w:rPr>
+          <w:rStyle w:val="CharTok"/>
+        </w:rPr>
+        <w:t xml:space="preserve">\\</w:t>
+      </w:r>
+      <w:r>
+        <w:rPr>
+          <w:rStyle w:val="StringTok"/>
+        </w:rPr>
+        <w:t xml:space="preserve">path</w:t>
+      </w:r>
+      <w:r>
+        <w:rPr>
+          <w:rStyle w:val="CharTok"/>
+        </w:rPr>
+        <w:t xml:space="preserve">\\</w:t>
+      </w:r>
+      <w:r>
+        <w:rPr>
+          <w:rStyle w:val="StringTok"/>
+        </w:rPr>
+        <w:t xml:space="preserve">to</w:t>
+      </w:r>
+      <w:r>
+        <w:rPr>
+          <w:rStyle w:val="CharTok"/>
+        </w:rPr>
+        <w:t xml:space="preserve">\\</w:t>
+      </w:r>
+      <w:r>
+        <w:rPr>
+          <w:rStyle w:val="StringTok"/>
+        </w:rPr>
+        <w:t xml:space="preserve">Acumatica-KB"</w:t>
+      </w:r>
+      <w:r>
+        <w:rPr>
+          <w:rStyle w:val="FunctionTok"/>
+        </w:rPr>
+        <w:t xml:space="preserve">,</w:t>
+      </w:r>
+      <w:r>
+        <w:br/>
+      </w:r>
+      <w:r>
+        <w:rPr>
+          <w:rStyle w:val="NormalTok"/>
+        </w:rPr>
+        <w:t xml:space="preserve">        </w:t>
+      </w:r>
+      <w:r>
+        <w:rPr>
+          <w:rStyle w:val="DataTypeTok"/>
+        </w:rPr>
+        <w:t xml:space="preserve">"KB_MCP_INDEX_DIR"</w:t>
+      </w:r>
+      <w:r>
+        <w:rPr>
+          <w:rStyle w:val="FunctionTok"/>
+        </w:rPr>
+        <w:t xml:space="preserve">:</w:t>
+      </w:r>
+      <w:r>
+        <w:rPr>
+          <w:rStyle w:val="NormalTok"/>
+        </w:rPr>
+        <w:t xml:space="preserve"> </w:t>
+      </w:r>
+      <w:r>
+        <w:rPr>
+          <w:rStyle w:val="StringTok"/>
+        </w:rPr>
+        <w:t xml:space="preserve">"C:</w:t>
+      </w:r>
+      <w:r>
+        <w:rPr>
+          <w:rStyle w:val="CharTok"/>
+        </w:rPr>
+        <w:t xml:space="preserve">\\</w:t>
+      </w:r>
+      <w:r>
+        <w:rPr>
+          <w:rStyle w:val="StringTok"/>
+        </w:rPr>
+        <w:t xml:space="preserve">path</w:t>
+      </w:r>
+      <w:r>
+        <w:rPr>
+          <w:rStyle w:val="CharTok"/>
+        </w:rPr>
+        <w:t xml:space="preserve">\\</w:t>
+      </w:r>
+      <w:r>
+        <w:rPr>
+          <w:rStyle w:val="StringTok"/>
+        </w:rPr>
+        <w:t xml:space="preserve">to</w:t>
+      </w:r>
+      <w:r>
+        <w:rPr>
+          <w:rStyle w:val="CharTok"/>
+        </w:rPr>
+        <w:t xml:space="preserve">\\</w:t>
+      </w:r>
+      <w:r>
+        <w:rPr>
+          <w:rStyle w:val="StringTok"/>
+        </w:rPr>
+        <w:t xml:space="preserve">a</w:t>
+      </w:r>
+      <w:r>
+        <w:rPr>
+          <w:rStyle w:val="CharTok"/>
+        </w:rPr>
+        <w:t xml:space="preserve">\\</w:t>
+      </w:r>
+      <w:r>
+        <w:rPr>
+          <w:rStyle w:val="StringTok"/>
+        </w:rPr>
+        <w:t xml:space="preserve">folder</w:t>
+      </w:r>
+      <w:r>
+        <w:rPr>
+          <w:rStyle w:val="CharTok"/>
+        </w:rPr>
+        <w:t xml:space="preserve">\\</w:t>
+      </w:r>
+      <w:r>
+        <w:rPr>
+          <w:rStyle w:val="StringTok"/>
+        </w:rPr>
+        <w:t xml:space="preserve">you</w:t>
+      </w:r>
+      <w:r>
+        <w:rPr>
+          <w:rStyle w:val="CharTok"/>
+        </w:rPr>
+        <w:t xml:space="preserve">\\</w:t>
+      </w:r>
+      <w:r>
+        <w:rPr>
+          <w:rStyle w:val="StringTok"/>
+        </w:rPr>
+        <w:t xml:space="preserve">control"</w:t>
+      </w:r>
+      <w:r>
+        <w:br/>
+      </w:r>
+      <w:r>
+        <w:rPr>
+          <w:rStyle w:val="NormalTok"/>
+        </w:rPr>
+        <w:t xml:space="preserve">      </w:t>
+      </w:r>
+      <w:r>
+        <w:rPr>
+          <w:rStyle w:val="FunctionTok"/>
         </w:rPr>
         <w:t xml:space="preserve">}</w:t>
       </w:r>
-    </w:p>
-    <w:p>
-      <w:pPr>
-        <w:pBdr>
-          <w:bottom w:val="single" w:sz="6" w:space="1" w:color="auto"/>
-        </w:pBdr>
-      </w:pPr>
-    </w:p>
+      <w:r>
+        <w:br/>
+      </w:r>
+      <w:r>
+        <w:rPr>
+          <w:rStyle w:val="NormalTok"/>
+        </w:rPr>
+        <w:t xml:space="preserve">    </w:t>
+      </w:r>
+      <w:r>
+        <w:rPr>
+          <w:rStyle w:val="FunctionTok"/>
+        </w:rPr>
+        <w:t xml:space="preserve">}</w:t>
+      </w:r>
+      <w:r>
+        <w:br/>
+      </w:r>
+      <w:r>
+        <w:rPr>
+          <w:rStyle w:val="NormalTok"/>
+        </w:rPr>
+        <w:t xml:space="preserve">  </w:t>
+      </w:r>
+      <w:r>
+        <w:rPr>
+          <w:rStyle w:val="FunctionTok"/>
+        </w:rPr>
+        <w:t xml:space="preserve">}</w:t>
+      </w:r>
+      <w:r>
+        <w:br/>
+      </w:r>
+      <w:r>
+        <w:rPr>
+          <w:rStyle w:val="FunctionTok"/>
+        </w:rPr>
+        <w:t xml:space="preserve">}</w:t>
+      </w:r>
+    </w:p>
+    <w:p>
+      <w:r>
+        <w:pict>
+          <v:rect style="width:0;height:1.5pt" o:hralign="center" o:hrstd="t" o:hr="t"/>
+        </w:pict>
+      </w:r>
+    </w:p>
+    <w:bookmarkEnd w:id="22"/>
+    <w:bookmarkEnd w:id="23"/>
+    <w:bookmarkStart w:id="24" w:name="part-g-restart-and-verify"/>
     <w:p>
       <w:pPr>
         <w:pStyle w:val="Heading2"/>
@@ -2014,46 +4441,64 @@
     </w:p>
     <w:p>
       <w:pPr>
+        <w:pStyle w:val="Compact"/>
         <w:numPr>
           <w:ilvl w:val="0"/>
-          <w:numId w:val="2"/>
+          <w:numId w:val="1003"/>
         </w:numPr>
       </w:pPr>
       <w:r>
         <w:rPr>
           <w:b/>
+          <w:bCs/>
         </w:rPr>
         <w:t xml:space="preserve">Restart Claude Code / Claude Desktop completely.</w:t>
       </w:r>
     </w:p>
     <w:p>
       <w:pPr>
+        <w:pStyle w:val="Compact"/>
         <w:numPr>
           <w:ilvl w:val="0"/>
-          <w:numId w:val="2"/>
+          <w:numId w:val="1003"/>
         </w:numPr>
       </w:pPr>
       <w:r>
-        <w:t xml:space="preserve">Ask Claude to run </w:t>
-      </w:r>
-      <w:r>
-        <w:rPr>
-          <w:rFonts w:ascii="Courier New" w:hAnsi="Courier New"/>
+        <w:t xml:space="preserve">Ask Claude to run</w:t>
+      </w:r>
+      <w:r>
+        <w:t xml:space="preserve"> </w:t>
+      </w:r>
+      <w:r>
+        <w:rPr>
+          <w:rStyle w:val="VerbatimChar"/>
         </w:rPr>
         <w:t xml:space="preserve">search_kb</w:t>
       </w:r>
       <w:r>
-        <w:t xml:space="preserve"> with any query (e.g. “chart of accounts”). A</w:t>
-      </w:r>
-      <w:r>
-        <w:t xml:space="preserve"> </w:t>
-      </w:r>
-      <w:r>
-        <w:t xml:space="preserve">working setup returns a JSON array of results with </w:t>
-      </w:r>
-      <w:r>
-        <w:rPr>
-          <w:rFonts w:ascii="Courier New" w:hAnsi="Courier New"/>
+        <w:t xml:space="preserve"> </w:t>
+      </w:r>
+      <w:r>
+        <w:t xml:space="preserve">with any query (e.g. </w:t>
+      </w:r>
+      <w:r>
+        <w:t xml:space="preserve">“chart of accounts”</w:t>
+      </w:r>
+      <w:r>
+        <w:t xml:space="preserve">). A</w:t>
+      </w:r>
+      <w:r>
+        <w:t xml:space="preserve"> </w:t>
+      </w:r>
+      <w:r>
+        <w:t xml:space="preserve">working setup returns a JSON array of results with</w:t>
+      </w:r>
+      <w:r>
+        <w:t xml:space="preserve"> </w:t>
+      </w:r>
+      <w:r>
+        <w:rPr>
+          <w:rStyle w:val="VerbatimChar"/>
         </w:rPr>
         <w:t xml:space="preserve">score</w:t>
       </w:r>
@@ -2062,7 +4507,7 @@
       </w:r>
       <w:r>
         <w:rPr>
-          <w:rFonts w:ascii="Courier New" w:hAnsi="Courier New"/>
+          <w:rStyle w:val="VerbatimChar"/>
         </w:rPr>
         <w:t xml:space="preserve">path</w:t>
       </w:r>
@@ -2071,7 +4516,7 @@
       </w:r>
       <w:r>
         <w:rPr>
-          <w:rFonts w:ascii="Courier New" w:hAnsi="Courier New"/>
+          <w:rStyle w:val="VerbatimChar"/>
         </w:rPr>
         <w:t xml:space="preserve">snippet</w:t>
       </w:r>
@@ -2081,23 +4526,28 @@
     </w:p>
     <w:p>
       <w:pPr>
+        <w:pStyle w:val="Compact"/>
         <w:numPr>
           <w:ilvl w:val="0"/>
-          <w:numId w:val="2"/>
+          <w:numId w:val="1003"/>
         </w:numPr>
       </w:pPr>
       <w:r>
         <w:rPr>
           <w:b/>
+          <w:bCs/>
         </w:rPr>
         <w:t xml:space="preserve">First search downloads the query-embedding model</w:t>
       </w:r>
       <w:r>
-        <w:t xml:space="preserve"> (</w:t>
-      </w:r>
-      <w:r>
-        <w:rPr>
-          <w:rFonts w:ascii="Courier New" w:hAnsi="Courier New"/>
+        <w:t xml:space="preserve"> </w:t>
+      </w:r>
+      <w:r>
+        <w:t xml:space="preserve">(</w:t>
+      </w:r>
+      <w:r>
+        <w:rPr>
+          <w:rStyle w:val="VerbatimChar"/>
         </w:rPr>
         <w:t xml:space="preserve">TaylorAI/bge-micro-v2</w:t>
       </w:r>
@@ -2114,16 +4564,23 @@
         <w:t xml:space="preserve"> </w:t>
       </w:r>
       <w:r>
-        <w:t xml:space="preserve">first call, cached locally after. This is the </w:t>
+        <w:t xml:space="preserve">first call, cached locally after. This is the</w:t>
+      </w:r>
+      <w:r>
+        <w:t xml:space="preserve"> </w:t>
       </w:r>
       <w:r>
         <w:rPr>
           <w:b/>
+          <w:bCs/>
         </w:rPr>
         <w:t xml:space="preserve">same model</w:t>
       </w:r>
       <w:r>
-        <w:t xml:space="preserve"> Smart</w:t>
+        <w:t xml:space="preserve"> </w:t>
+      </w:r>
+      <w:r>
+        <w:t xml:space="preserve">Smart</w:t>
       </w:r>
       <w:r>
         <w:t xml:space="preserve"> </w:t>
@@ -2139,23 +4596,50 @@
       </w:r>
     </w:p>
     <w:p>
-      <w:r>
-        <w:t xml:space="preserve">If it fails on startup with “Index not found,” </w:t>
-      </w:r>
-      <w:r>
-        <w:rPr>
-          <w:rFonts w:ascii="Courier New" w:hAnsi="Courier New"/>
+      <w:pPr>
+        <w:pStyle w:val="FirstParagraph"/>
+      </w:pPr>
+      <w:r>
+        <w:t xml:space="preserve">If it fails on startup with</w:t>
+      </w:r>
+      <w:r>
+        <w:t xml:space="preserve"> </w:t>
+      </w:r>
+      <w:r>
+        <w:t xml:space="preserve">“Index not found,”</w:t>
+      </w:r>
+      <w:r>
+        <w:t xml:space="preserve"> </w:t>
+      </w:r>
+      <w:r>
+        <w:rPr>
+          <w:rStyle w:val="VerbatimChar"/>
         </w:rPr>
         <w:t xml:space="preserve">KB_MCP_INDEX_DIR</w:t>
       </w:r>
       <w:r>
-        <w:t xml:space="preserve"> doesn’t match</w:t>
-      </w:r>
-      <w:r>
-        <w:t xml:space="preserve"> </w:t>
-      </w:r>
-      <w:r>
-        <w:t xml:space="preserve">between Parts D and F. If it exits with “Set KB_VAULT_DIR env var,” the vault</w:t>
+        <w:t xml:space="preserve"> </w:t>
+      </w:r>
+      <w:r>
+        <w:t xml:space="preserve">doesn’t match</w:t>
+      </w:r>
+      <w:r>
+        <w:t xml:space="preserve"> </w:t>
+      </w:r>
+      <w:r>
+        <w:t xml:space="preserve">between Parts D and F. If it exits with</w:t>
+      </w:r>
+      <w:r>
+        <w:t xml:space="preserve"> </w:t>
+      </w:r>
+      <w:r>
+        <w:t xml:space="preserve">“Set KB_VAULT_DIR env var,”</w:t>
+      </w:r>
+      <w:r>
+        <w:t xml:space="preserve"> </w:t>
+      </w:r>
+      <w:r>
+        <w:t xml:space="preserve">the vault</w:t>
       </w:r>
       <w:r>
         <w:t xml:space="preserve"> </w:t>
@@ -2168,18 +4652,27 @@
       </w:r>
       <w:r>
         <w:rPr>
-          <w:rFonts w:ascii="Courier New" w:hAnsi="Courier New"/>
+          <w:rStyle w:val="VerbatimChar"/>
         </w:rPr>
         <w:t xml:space="preserve">search_kb</w:t>
       </w:r>
       <w:r>
-        <w:t xml:space="preserve"> returns results but they’re all irrelevant nonsense, re-check the</w:t>
-      </w:r>
-      <w:r>
-        <w:t xml:space="preserve"> </w:t>
-      </w:r>
-      <w:r>
-        <w:t xml:space="preserve">“0 vectors found” warning in Part D — the embedding-model mismatch produces</w:t>
+        <w:t xml:space="preserve"> </w:t>
+      </w:r>
+      <w:r>
+        <w:t xml:space="preserve">returns results but they’re all irrelevant nonsense, re-check the</w:t>
+      </w:r>
+      <w:r>
+        <w:t xml:space="preserve"> </w:t>
+      </w:r>
+      <w:r>
+        <w:t xml:space="preserve">“0 vectors found”</w:t>
+      </w:r>
+      <w:r>
+        <w:t xml:space="preserve"> </w:t>
+      </w:r>
+      <w:r>
+        <w:t xml:space="preserve">warning in Part D — the embedding-model mismatch produces</w:t>
       </w:r>
       <w:r>
         <w:t xml:space="preserve"> </w:t>
@@ -2189,209 +4682,812 @@
       </w:r>
     </w:p>
     <w:p>
-      <w:pPr>
-        <w:pBdr>
-          <w:bottom w:val="single" w:sz="6" w:space="1" w:color="auto"/>
-        </w:pBdr>
-      </w:pPr>
-    </w:p>
+      <w:r>
+        <w:pict>
+          <v:rect style="width:0;height:1.5pt" o:hralign="center" o:hrstd="t" o:hr="t"/>
+        </w:pict>
+      </w:r>
+    </w:p>
+    <w:bookmarkEnd w:id="24"/>
+    <w:bookmarkStart w:id="25" w:name="X80f9b7864d9c1884b68b99282379b3e7fd32c2a"/>
     <w:p>
       <w:pPr>
         <w:pStyle w:val="Heading2"/>
       </w:pPr>
       <w:r>
-        <w:t xml:space="preserve">Notes / gotchas</w:t>
-      </w:r>
-    </w:p>
-    <w:p>
-      <w:pPr>
+        <w:t xml:space="preserve">Troubleshooting —</w:t>
+      </w:r>
+      <w:r>
+        <w:t xml:space="preserve"> </w:t>
+      </w:r>
+      <w:r>
+        <w:t xml:space="preserve">“why is my new laptop re-embedding / downloading again?”</w:t>
+      </w:r>
+    </w:p>
+    <w:p>
+      <w:pPr>
+        <w:pStyle w:val="FirstParagraph"/>
+      </w:pPr>
+      <w:r>
+        <w:t xml:space="preserve">The vault and its embeddings live in OneDrive and sync. So on a fresh machine</w:t>
+      </w:r>
+      <w:r>
+        <w:t xml:space="preserve"> </w:t>
+      </w:r>
+      <w:r>
+        <w:t xml:space="preserve">these three things have three</w:t>
+      </w:r>
+      <w:r>
+        <w:t xml:space="preserve"> </w:t>
+      </w:r>
+      <w:r>
+        <w:rPr>
+          <w:i/>
+          <w:iCs/>
+        </w:rPr>
+        <w:t xml:space="preserve">different</w:t>
+      </w:r>
+      <w:r>
+        <w:t xml:space="preserve"> </w:t>
+      </w:r>
+      <w:r>
+        <w:t xml:space="preserve">causes — only one is a bug.</w:t>
+      </w:r>
+    </w:p>
+    <w:tbl>
+      <w:tblPr>
+        <w:tblStyle w:val="Table"/>
+        <w:tblW w:type="pct" w:w="5000"/>
+        <w:tblLayout w:type="fixed"/>
+        <w:tblLook w:firstRow="1" w:lastRow="0" w:firstColumn="0" w:lastColumn="0" w:noHBand="0" w:noVBand="0" w:val="0020"/>
+      </w:tblPr>
+      <w:tblGrid>
+        <w:gridCol w:w="2640"/>
+        <w:gridCol w:w="2640"/>
+        <w:gridCol w:w="2640"/>
+      </w:tblGrid>
+      <w:tr>
+        <w:trPr>
+          <w:tblHeader w:val="on"/>
+        </w:trPr>
+        <w:tc>
+          <w:tcPr/>
+          <w:p>
+            <w:pPr>
+              <w:pStyle w:val="Compact"/>
+            </w:pPr>
+            <w:r>
+              <w:t xml:space="preserve">Symptom</w:t>
+            </w:r>
+          </w:p>
+        </w:tc>
+        <w:tc>
+          <w:tcPr/>
+          <w:p>
+            <w:pPr>
+              <w:pStyle w:val="Compact"/>
+            </w:pPr>
+            <w:r>
+              <w:t xml:space="preserve">Cause</w:t>
+            </w:r>
+          </w:p>
+        </w:tc>
+        <w:tc>
+          <w:tcPr/>
+          <w:p>
+            <w:pPr>
+              <w:pStyle w:val="Compact"/>
+            </w:pPr>
+            <w:r>
+              <w:t xml:space="preserve">Fix</w:t>
+            </w:r>
+          </w:p>
+        </w:tc>
+      </w:tr>
+      <w:tr>
+        <w:tc>
+          <w:tcPr/>
+          <w:p>
+            <w:pPr>
+              <w:pStyle w:val="Compact"/>
+            </w:pPr>
+            <w:r>
+              <w:t xml:space="preserve">Smart Connections re-embeds all ~12,000 notes</w:t>
+            </w:r>
+          </w:p>
+        </w:tc>
+        <w:tc>
+          <w:tcPr/>
+          <w:p>
+            <w:pPr>
+              <w:pStyle w:val="Compact"/>
+            </w:pPr>
+            <w:r>
+              <w:rPr>
+                <w:b/>
+                <w:bCs/>
+              </w:rPr>
+              <w:t xml:space="preserve">Bug.</w:t>
+            </w:r>
+            <w:r>
+              <w:t xml:space="preserve"> </w:t>
+            </w:r>
+            <w:r>
+              <w:t xml:space="preserve">Obsidian + SC were installed on a read-only machine, and SC started before the sync finished (or read placeholders)</w:t>
+            </w:r>
+          </w:p>
+        </w:tc>
+        <w:tc>
+          <w:tcPr/>
+          <w:p>
+            <w:pPr>
+              <w:pStyle w:val="Compact"/>
+            </w:pPr>
+            <w:r>
+              <w:t xml:space="preserve">Don’t install Obsidian/SC on this path at all (Part A, Path 1). If already installed: let the sync fully complete FIRST, then reopen</w:t>
+            </w:r>
+          </w:p>
+        </w:tc>
+      </w:tr>
+      <w:tr>
+        <w:tc>
+          <w:tcPr/>
+          <w:p>
+            <w:pPr>
+              <w:pStyle w:val="Compact"/>
+            </w:pPr>
+            <w:r>
+              <w:rPr>
+                <w:rStyle w:val="VerbatimChar"/>
+              </w:rPr>
+              <w:t xml:space="preserve">build_index</w:t>
+            </w:r>
+            <w:r>
+              <w:t xml:space="preserve"> </w:t>
+            </w:r>
+            <w:r>
+              <w:t xml:space="preserve">must be re-run</w:t>
+            </w:r>
+          </w:p>
+        </w:tc>
+        <w:tc>
+          <w:tcPr/>
+          <w:p>
+            <w:pPr>
+              <w:pStyle w:val="Compact"/>
+            </w:pPr>
+            <w:r>
+              <w:rPr>
+                <w:b/>
+                <w:bCs/>
+              </w:rPr>
+              <w:t xml:space="preserve">Expected.</w:t>
+            </w:r>
+            <w:r>
+              <w:t xml:space="preserve"> </w:t>
+            </w:r>
+            <w:r>
+              <w:rPr>
+                <w:rStyle w:val="VerbatimChar"/>
+              </w:rPr>
+              <w:t xml:space="preserve">kb_index.npy</w:t>
+            </w:r>
+            <w:r>
+              <w:t xml:space="preserve"> </w:t>
+            </w:r>
+            <w:r>
+              <w:t xml:space="preserve">/</w:t>
+            </w:r>
+            <w:r>
+              <w:t xml:space="preserve"> </w:t>
+            </w:r>
+            <w:r>
+              <w:rPr>
+                <w:rStyle w:val="VerbatimChar"/>
+              </w:rPr>
+              <w:t xml:space="preserve">kb_meta.json</w:t>
+            </w:r>
+            <w:r>
+              <w:t xml:space="preserve"> </w:t>
+            </w:r>
+            <w:r>
+              <w:t xml:space="preserve">are gitignored, so a</w:t>
+            </w:r>
+            <w:r>
+              <w:t xml:space="preserve"> </w:t>
+            </w:r>
+            <w:r>
+              <w:rPr>
+                <w:rStyle w:val="VerbatimChar"/>
+              </w:rPr>
+              <w:t xml:space="preserve">git clone</w:t>
+            </w:r>
+            <w:r>
+              <w:t xml:space="preserve"> </w:t>
+            </w:r>
+            <w:r>
+              <w:t xml:space="preserve">never carries them</w:t>
+            </w:r>
+          </w:p>
+        </w:tc>
+        <w:tc>
+          <w:tcPr/>
+          <w:p>
+            <w:pPr>
+              <w:pStyle w:val="Compact"/>
+            </w:pPr>
+            <w:r>
+              <w:t xml:space="preserve">Run Part D — it’s offline and needs no model. Or copy the 2 files (~206 MB) from a machine that has them</w:t>
+            </w:r>
+          </w:p>
+        </w:tc>
+      </w:tr>
+      <w:tr>
+        <w:tc>
+          <w:tcPr/>
+          <w:p>
+            <w:pPr>
+              <w:pStyle w:val="Compact"/>
+            </w:pPr>
+            <w:r>
+              <w:t xml:space="preserve">~68 MB model downloads on first search</w:t>
+            </w:r>
+          </w:p>
+        </w:tc>
+        <w:tc>
+          <w:tcPr/>
+          <w:p>
+            <w:pPr>
+              <w:pStyle w:val="Compact"/>
+            </w:pPr>
+            <w:r>
+              <w:rPr>
+                <w:b/>
+                <w:bCs/>
+              </w:rPr>
+              <w:t xml:space="preserve">Expected by design.</w:t>
+            </w:r>
+            <w:r>
+              <w:t xml:space="preserve"> </w:t>
+            </w:r>
+            <w:r>
+              <w:t xml:space="preserve">The model lives in the HuggingFace cache (</w:t>
+            </w:r>
+            <w:r>
+              <w:rPr>
+                <w:rStyle w:val="VerbatimChar"/>
+              </w:rPr>
+              <w:t xml:space="preserve">HF_HOME</w:t>
+            </w:r>
+            <w:r>
+              <w:t xml:space="preserve">), not in the vault — it embeds your</w:t>
+            </w:r>
+            <w:r>
+              <w:t xml:space="preserve"> </w:t>
+            </w:r>
+            <w:r>
+              <w:rPr>
+                <w:i/>
+                <w:iCs/>
+              </w:rPr>
+              <w:t xml:space="preserve">query</w:t>
+            </w:r>
+            <w:r>
+              <w:t xml:space="preserve"> </w:t>
+            </w:r>
+            <w:r>
+              <w:t xml:space="preserve">at search time</w:t>
+            </w:r>
+          </w:p>
+        </w:tc>
+        <w:tc>
+          <w:tcPr/>
+          <w:p>
+            <w:pPr>
+              <w:pStyle w:val="Compact"/>
+            </w:pPr>
+            <w:r>
+              <w:t xml:space="preserve">Let it download once. Or copy the</w:t>
+            </w:r>
+            <w:r>
+              <w:t xml:space="preserve"> </w:t>
+            </w:r>
+            <w:r>
+              <w:rPr>
+                <w:rStyle w:val="VerbatimChar"/>
+              </w:rPr>
+              <w:t xml:space="preserve">HF_HOME</w:t>
+            </w:r>
+            <w:r>
+              <w:t xml:space="preserve"> </w:t>
+            </w:r>
+            <w:r>
+              <w:t xml:space="preserve">folder over and set</w:t>
+            </w:r>
+            <w:r>
+              <w:t xml:space="preserve"> </w:t>
+            </w:r>
+            <w:r>
+              <w:rPr>
+                <w:rStyle w:val="VerbatimChar"/>
+              </w:rPr>
+              <w:t xml:space="preserve">HF_HOME</w:t>
+            </w:r>
+            <w:r>
+              <w:t xml:space="preserve"> </w:t>
+            </w:r>
+            <w:r>
+              <w:t xml:space="preserve">to it</w:t>
+            </w:r>
+          </w:p>
+        </w:tc>
+      </w:tr>
+    </w:tbl>
+    <w:p>
+      <w:pPr>
+        <w:pStyle w:val="BodyText"/>
+      </w:pPr>
+      <w:r>
+        <w:t xml:space="preserve">Key point:</w:t>
+      </w:r>
+      <w:r>
+        <w:t xml:space="preserve"> </w:t>
+      </w:r>
+      <w:r>
+        <w:rPr>
+          <w:b/>
+          <w:bCs/>
+        </w:rPr>
+        <w:t xml:space="preserve">synced vault ≠ no re-embed.</w:t>
+      </w:r>
+      <w:r>
+        <w:t xml:space="preserve"> </w:t>
+      </w:r>
+      <w:r>
+        <w:t xml:space="preserve">Being fully synced is exactly why a</w:t>
+      </w:r>
+      <w:r>
+        <w:t xml:space="preserve"> </w:t>
+      </w:r>
+      <w:r>
+        <w:t xml:space="preserve">re-embed is a red flag — the vectors were already there. The race is against</w:t>
+      </w:r>
+      <w:r>
+        <w:t xml:space="preserve"> </w:t>
+      </w:r>
+      <w:r>
+        <w:t xml:space="preserve">sync completion, not against OneDrive having the data.</w:t>
+      </w:r>
+    </w:p>
+    <w:p>
+      <w:pPr>
+        <w:pStyle w:val="BodyText"/>
+      </w:pPr>
+      <w:r>
+        <w:t xml:space="preserve">Diagnosing an empty/garbage index (</w:t>
+      </w:r>
+      <w:r>
+        <w:rPr>
+          <w:rStyle w:val="VerbatimChar"/>
+        </w:rPr>
+        <w:t xml:space="preserve">build_index</w:t>
+      </w:r>
+      <w:r>
+        <w:t xml:space="preserve"> </w:t>
+      </w:r>
+      <w:r>
+        <w:t xml:space="preserve">reports 0 vectors, or search</w:t>
+      </w:r>
+      <w:r>
+        <w:t xml:space="preserve"> </w:t>
+      </w:r>
+      <w:r>
+        <w:t xml:space="preserve">returns nothing):</w:t>
+      </w:r>
+    </w:p>
+    <w:p>
+      <w:pPr>
+        <w:pStyle w:val="Compact"/>
         <w:numPr>
           <w:ilvl w:val="0"/>
-          <w:numId w:val="1"/>
+          <w:numId w:val="1004"/>
         </w:numPr>
       </w:pPr>
       <w:r>
         <w:rPr>
           <w:b/>
-        </w:rPr>
-        <w:t xml:space="preserve">This tool is a snapshot, not live.</w:t>
-      </w:r>
-      <w:r>
-        <w:t xml:space="preserve"> Search results reflect the vault’s</w:t>
-      </w:r>
-      <w:r>
-        <w:t xml:space="preserve"> </w:t>
-      </w:r>
-      <w:r>
-        <w:t xml:space="preserve">embeddings as of whenever </w:t>
-      </w:r>
-      <w:r>
-        <w:rPr>
-          <w:rFonts w:ascii="Courier New" w:hAnsi="Courier New"/>
-        </w:rPr>
-        <w:t xml:space="preserve">build_index</w:t>
-      </w:r>
-      <w:r>
-        <w:t xml:space="preserve"> last ran — new/edited notes won’t</w:t>
-      </w:r>
-      <w:r>
-        <w:t xml:space="preserve"> </w:t>
-      </w:r>
-      <w:r>
-        <w:t xml:space="preserve">show up in search until you re-run Part D (even though Smart Connections</w:t>
-      </w:r>
-      <w:r>
-        <w:t xml:space="preserve"> </w:t>
-      </w:r>
-      <w:r>
-        <w:t xml:space="preserve">itself re-embeds them automatically inside Obsidian).</w:t>
-      </w:r>
-    </w:p>
-    <w:p>
-      <w:pPr>
+          <w:bCs/>
+        </w:rPr>
+        <w:t xml:space="preserve">Placeholders</w:t>
+      </w:r>
+      <w:r>
+        <w:t xml:space="preserve"> </w:t>
+      </w:r>
+      <w:r>
+        <w:t xml:space="preserve">— run the</w:t>
+      </w:r>
+      <w:r>
+        <w:t xml:space="preserve"> </w:t>
+      </w:r>
+      <w:r>
+        <w:rPr>
+          <w:rStyle w:val="VerbatimChar"/>
+        </w:rPr>
+        <w:t xml:space="preserve">cloud-only</w:t>
+      </w:r>
+      <w:r>
+        <w:t xml:space="preserve"> </w:t>
+      </w:r>
+      <w:r>
+        <w:t xml:space="preserve">check in Part A, Path 1. Must be</w:t>
+      </w:r>
+      <w:r>
+        <w:t xml:space="preserve"> </w:t>
+      </w:r>
+      <w:r>
+        <w:rPr>
+          <w:rStyle w:val="VerbatimChar"/>
+        </w:rPr>
+        <w:t xml:space="preserve">0</w:t>
+      </w:r>
+      <w:r>
+        <w:t xml:space="preserve">.</w:t>
+      </w:r>
+    </w:p>
+    <w:p>
+      <w:pPr>
+        <w:pStyle w:val="Compact"/>
         <w:numPr>
           <w:ilvl w:val="0"/>
-          <w:numId w:val="1"/>
+          <w:numId w:val="1004"/>
         </w:numPr>
       </w:pPr>
       <w:r>
         <w:rPr>
           <w:b/>
-        </w:rPr>
-        <w:t xml:space="preserve">The embedding model must match end-to-end</w:t>
-      </w:r>
-      <w:r>
-        <w:t xml:space="preserve">: Smart Connections (Part A2.5)</w:t>
-      </w:r>
-      <w:r>
-        <w:t xml:space="preserve"> </w:t>
-      </w:r>
-      <w:r>
-        <w:t xml:space="preserve">and grp-kb-mcp’s own query embedding (Part G) both need to be</w:t>
-      </w:r>
-      <w:r>
-        <w:t xml:space="preserve"> </w:t>
-      </w:r>
-      <w:r>
-        <w:rPr>
-          <w:rFonts w:ascii="Courier New" w:hAnsi="Courier New"/>
+          <w:bCs/>
+        </w:rPr>
+        <w:t xml:space="preserve">Model mismatch</w:t>
+      </w:r>
+      <w:r>
+        <w:t xml:space="preserve"> </w:t>
+      </w:r>
+      <w:r>
+        <w:t xml:space="preserve">— the A2.5 warning. If SC used a model other than</w:t>
+      </w:r>
+      <w:r>
+        <w:t xml:space="preserve"> </w:t>
+      </w:r>
+      <w:r>
+        <w:rPr>
+          <w:rStyle w:val="VerbatimChar"/>
         </w:rPr>
         <w:t xml:space="preserve">TaylorAI/bge-micro-v2</w:t>
       </w:r>
       <w:r>
-        <w:t xml:space="preserve"> — it’s the default on both sides, so as long as you</w:t>
-      </w:r>
-      <w:r>
-        <w:t xml:space="preserve"> </w:t>
-      </w:r>
-      <w:r>
-        <w:t xml:space="preserve">don’t deliberately change either, this takes care of itself.</w:t>
-      </w:r>
-    </w:p>
-    <w:p>
-      <w:pPr>
+        <w:t xml:space="preserve">, its vectors sit under a different key and</w:t>
+      </w:r>
+      <w:r>
+        <w:t xml:space="preserve"> </w:t>
+      </w:r>
+      <w:r>
+        <w:rPr>
+          <w:rStyle w:val="VerbatimChar"/>
+        </w:rPr>
+        <w:t xml:space="preserve">build_index</w:t>
+      </w:r>
+      <w:r>
+        <w:t xml:space="preserve"> </w:t>
+      </w:r>
+      <w:r>
+        <w:t xml:space="preserve">skips those notes</w:t>
+      </w:r>
+      <w:r>
+        <w:t xml:space="preserve"> </w:t>
+      </w:r>
+      <w:r>
+        <w:rPr>
+          <w:b/>
+          <w:bCs/>
+        </w:rPr>
+        <w:t xml:space="preserve">silently</w:t>
+      </w:r>
+      <w:r>
+        <w:t xml:space="preserve">, reporting a clean build with no</w:t>
+      </w:r>
+      <w:r>
+        <w:t xml:space="preserve"> </w:t>
+      </w:r>
+      <w:r>
+        <w:t xml:space="preserve">content. This fails quietly, which is what makes it nasty.</w:t>
+      </w:r>
+    </w:p>
+    <w:p>
+      <w:pPr>
+        <w:pStyle w:val="Compact"/>
         <w:numPr>
           <w:ilvl w:val="0"/>
-          <w:numId w:val="1"/>
+          <w:numId w:val="1004"/>
         </w:numPr>
       </w:pPr>
       <w:r>
         <w:rPr>
           <w:b/>
-        </w:rPr>
-        <w:t xml:space="preserve">Much heavier install than grp-mcp</w:t>
-      </w:r>
-      <w:r>
-        <w:t xml:space="preserve"> — </w:t>
-      </w:r>
-      <w:r>
-        <w:rPr>
-          <w:rFonts w:ascii="Courier New" w:hAnsi="Courier New"/>
-        </w:rPr>
-        <w:t xml:space="preserve">sentence-transformers</w:t>
-      </w:r>
-      <w:r>
-        <w:t xml:space="preserve"> pulls in</w:t>
-      </w:r>
-      <w:r>
-        <w:t xml:space="preserve"> </w:t>
-      </w:r>
-      <w:r>
-        <w:rPr>
-          <w:rFonts w:ascii="Courier New" w:hAnsi="Courier New"/>
-        </w:rPr>
-        <w:t xml:space="preserve">torch</w:t>
-      </w:r>
-      <w:r>
-        <w:t xml:space="preserve">, expect real download time and disk usage on first setup, not</w:t>
-      </w:r>
-      <w:r>
-        <w:t xml:space="preserve"> </w:t>
-      </w:r>
-      <w:r>
-        <w:t xml:space="preserve">seconds.</w:t>
-      </w:r>
-    </w:p>
-    <w:p>
-      <w:pPr>
+          <w:bCs/>
+        </w:rPr>
+        <w:t xml:space="preserve">Stale index</w:t>
+      </w:r>
+      <w:r>
+        <w:t xml:space="preserve"> </w:t>
+      </w:r>
+      <w:r>
+        <w:t xml:space="preserve">— the index is a snapshot; re-run Part D after any vault</w:t>
+      </w:r>
+      <w:r>
+        <w:t xml:space="preserve"> </w:t>
+      </w:r>
+      <w:r>
+        <w:t xml:space="preserve">refresh.</w:t>
+      </w:r>
+    </w:p>
+    <w:p>
+      <w:r>
+        <w:pict>
+          <v:rect style="width:0;height:1.5pt" o:hralign="center" o:hrstd="t" o:hr="t"/>
+        </w:pict>
+      </w:r>
+    </w:p>
+    <w:bookmarkEnd w:id="25"/>
+    <w:bookmarkStart w:id="26" w:name="notes-gotchas"/>
+    <w:p>
+      <w:pPr>
+        <w:pStyle w:val="Heading2"/>
+      </w:pPr>
+      <w:r>
+        <w:t xml:space="preserve">Notes / gotchas</w:t>
+      </w:r>
+    </w:p>
+    <w:p>
+      <w:pPr>
+        <w:pStyle w:val="Compact"/>
         <w:numPr>
           <w:ilvl w:val="0"/>
-          <w:numId w:val="1"/>
+          <w:numId w:val="1005"/>
         </w:numPr>
       </w:pPr>
       <w:r>
         <w:rPr>
           <w:b/>
-        </w:rPr>
-        <w:t xml:space="preserve">Python 3.11+ required</w:t>
-      </w:r>
-      <w:r>
-        <w:t xml:space="preserve"> — check with </w:t>
-      </w:r>
-      <w:r>
-        <w:rPr>
-          <w:rFonts w:ascii="Courier New" w:hAnsi="Courier New"/>
-        </w:rPr>
-        <w:t xml:space="preserve">python --version</w:t>
-      </w:r>
-      <w:r>
-        <w:t xml:space="preserve"> before Part D if</w:t>
-      </w:r>
-      <w:r>
-        <w:t xml:space="preserve"> </w:t>
-      </w:r>
-      <w:r>
-        <w:t xml:space="preserve">installing manually rather than letting </w:t>
-      </w:r>
-      <w:r>
-        <w:rPr>
-          <w:rFonts w:ascii="Courier New" w:hAnsi="Courier New"/>
-        </w:rPr>
-        <w:t xml:space="preserve">uv</w:t>
-      </w:r>
-      <w:r>
-        <w:t xml:space="preserve"> provision it.</w:t>
-      </w:r>
-    </w:p>
-    <w:p>
-      <w:pPr>
+          <w:bCs/>
+        </w:rPr>
+        <w:t xml:space="preserve">This tool is a snapshot, not live.</w:t>
+      </w:r>
+      <w:r>
+        <w:t xml:space="preserve"> </w:t>
+      </w:r>
+      <w:r>
+        <w:t xml:space="preserve">Search results reflect the vault’s</w:t>
+      </w:r>
+      <w:r>
+        <w:t xml:space="preserve"> </w:t>
+      </w:r>
+      <w:r>
+        <w:t xml:space="preserve">embeddings as of whenever</w:t>
+      </w:r>
+      <w:r>
+        <w:t xml:space="preserve"> </w:t>
+      </w:r>
+      <w:r>
+        <w:rPr>
+          <w:rStyle w:val="VerbatimChar"/>
+        </w:rPr>
+        <w:t xml:space="preserve">build_index</w:t>
+      </w:r>
+      <w:r>
+        <w:t xml:space="preserve"> </w:t>
+      </w:r>
+      <w:r>
+        <w:t xml:space="preserve">last ran — new/edited notes won’t</w:t>
+      </w:r>
+      <w:r>
+        <w:t xml:space="preserve"> </w:t>
+      </w:r>
+      <w:r>
+        <w:t xml:space="preserve">show up in search until you re-run Part D (even though Smart Connections</w:t>
+      </w:r>
+      <w:r>
+        <w:t xml:space="preserve"> </w:t>
+      </w:r>
+      <w:r>
+        <w:t xml:space="preserve">itself re-embeds them automatically inside Obsidian).</w:t>
+      </w:r>
+    </w:p>
+    <w:p>
+      <w:pPr>
+        <w:pStyle w:val="Compact"/>
         <w:numPr>
           <w:ilvl w:val="0"/>
-          <w:numId w:val="1"/>
+          <w:numId w:val="1005"/>
         </w:numPr>
       </w:pPr>
       <w:r>
         <w:rPr>
           <w:b/>
+          <w:bCs/>
+        </w:rPr>
+        <w:t xml:space="preserve">The embedding model must match end-to-end</w:t>
+      </w:r>
+      <w:r>
+        <w:t xml:space="preserve">: Smart Connections (Part A2.5)</w:t>
+      </w:r>
+      <w:r>
+        <w:t xml:space="preserve"> </w:t>
+      </w:r>
+      <w:r>
+        <w:t xml:space="preserve">and grp-kb-mcp’s own query embedding (Part G) both need to be</w:t>
+      </w:r>
+      <w:r>
+        <w:t xml:space="preserve"> </w:t>
+      </w:r>
+      <w:r>
+        <w:rPr>
+          <w:rStyle w:val="VerbatimChar"/>
+        </w:rPr>
+        <w:t xml:space="preserve">TaylorAI/bge-micro-v2</w:t>
+      </w:r>
+      <w:r>
+        <w:t xml:space="preserve"> </w:t>
+      </w:r>
+      <w:r>
+        <w:t xml:space="preserve">— it’s the default on both sides, so as long as you</w:t>
+      </w:r>
+      <w:r>
+        <w:t xml:space="preserve"> </w:t>
+      </w:r>
+      <w:r>
+        <w:t xml:space="preserve">don’t deliberately change either, this takes care of itself.</w:t>
+      </w:r>
+    </w:p>
+    <w:p>
+      <w:pPr>
+        <w:pStyle w:val="Compact"/>
+        <w:numPr>
+          <w:ilvl w:val="0"/>
+          <w:numId w:val="1005"/>
+        </w:numPr>
+      </w:pPr>
+      <w:r>
+        <w:rPr>
+          <w:b/>
+          <w:bCs/>
+        </w:rPr>
+        <w:t xml:space="preserve">Much heavier install than grp-mcp</w:t>
+      </w:r>
+      <w:r>
+        <w:t xml:space="preserve"> </w:t>
+      </w:r>
+      <w:r>
+        <w:t xml:space="preserve">—</w:t>
+      </w:r>
+      <w:r>
+        <w:t xml:space="preserve"> </w:t>
+      </w:r>
+      <w:r>
+        <w:rPr>
+          <w:rStyle w:val="VerbatimChar"/>
+        </w:rPr>
+        <w:t xml:space="preserve">sentence-transformers</w:t>
+      </w:r>
+      <w:r>
+        <w:t xml:space="preserve"> </w:t>
+      </w:r>
+      <w:r>
+        <w:t xml:space="preserve">pulls in</w:t>
+      </w:r>
+      <w:r>
+        <w:t xml:space="preserve"> </w:t>
+      </w:r>
+      <w:r>
+        <w:rPr>
+          <w:rStyle w:val="VerbatimChar"/>
+        </w:rPr>
+        <w:t xml:space="preserve">torch</w:t>
+      </w:r>
+      <w:r>
+        <w:t xml:space="preserve">, expect real download time and disk usage on first setup, not</w:t>
+      </w:r>
+      <w:r>
+        <w:t xml:space="preserve"> </w:t>
+      </w:r>
+      <w:r>
+        <w:t xml:space="preserve">seconds.</w:t>
+      </w:r>
+    </w:p>
+    <w:p>
+      <w:pPr>
+        <w:pStyle w:val="Compact"/>
+        <w:numPr>
+          <w:ilvl w:val="0"/>
+          <w:numId w:val="1005"/>
+        </w:numPr>
+      </w:pPr>
+      <w:r>
+        <w:rPr>
+          <w:b/>
+          <w:bCs/>
+        </w:rPr>
+        <w:t xml:space="preserve">Python 3.11+ required</w:t>
+      </w:r>
+      <w:r>
+        <w:t xml:space="preserve"> </w:t>
+      </w:r>
+      <w:r>
+        <w:t xml:space="preserve">— check with</w:t>
+      </w:r>
+      <w:r>
+        <w:t xml:space="preserve"> </w:t>
+      </w:r>
+      <w:r>
+        <w:rPr>
+          <w:rStyle w:val="VerbatimChar"/>
+        </w:rPr>
+        <w:t xml:space="preserve">python --version</w:t>
+      </w:r>
+      <w:r>
+        <w:t xml:space="preserve"> </w:t>
+      </w:r>
+      <w:r>
+        <w:t xml:space="preserve">before Part D if</w:t>
+      </w:r>
+      <w:r>
+        <w:t xml:space="preserve"> </w:t>
+      </w:r>
+      <w:r>
+        <w:t xml:space="preserve">installing manually rather than letting</w:t>
+      </w:r>
+      <w:r>
+        <w:t xml:space="preserve"> </w:t>
+      </w:r>
+      <w:r>
+        <w:rPr>
+          <w:rStyle w:val="VerbatimChar"/>
+        </w:rPr>
+        <w:t xml:space="preserve">uv</w:t>
+      </w:r>
+      <w:r>
+        <w:t xml:space="preserve"> </w:t>
+      </w:r>
+      <w:r>
+        <w:t xml:space="preserve">provision it.</w:t>
+      </w:r>
+    </w:p>
+    <w:p>
+      <w:pPr>
+        <w:pStyle w:val="Compact"/>
+        <w:numPr>
+          <w:ilvl w:val="0"/>
+          <w:numId w:val="1005"/>
+        </w:numPr>
+      </w:pPr>
+      <w:r>
+        <w:rPr>
+          <w:b/>
+          <w:bCs/>
         </w:rPr>
         <w:t xml:space="preserve">No bundled config UI</w:t>
       </w:r>
       <w:r>
-        <w:t xml:space="preserve"> for this tool (unlike grp-mcp’s </w:t>
-      </w:r>
-      <w:r>
-        <w:rPr>
-          <w:rFonts w:ascii="Courier New" w:hAnsi="Courier New"/>
+        <w:t xml:space="preserve"> </w:t>
+      </w:r>
+      <w:r>
+        <w:t xml:space="preserve">for this tool (unlike grp-mcp’s</w:t>
+      </w:r>
+      <w:r>
+        <w:t xml:space="preserve"> </w:t>
+      </w:r>
+      <w:r>
+        <w:rPr>
+          <w:rStyle w:val="VerbatimChar"/>
         </w:rPr>
         <w:t xml:space="preserve">grp-mcp-ui</w:t>
       </w:r>
@@ -2405,329 +5501,1592 @@
         <w:t xml:space="preserve">everything is environment variables, set as shown above.</w:t>
       </w:r>
     </w:p>
+    <w:bookmarkEnd w:id="26"/>
+    <w:bookmarkEnd w:id="27"/>
+    <w:sectPr>
+      <w:footnotePr>
+        <w:numRestart w:val="eachSect"/>
+      </w:footnotePr>
+    </w:sectPr>
   </w:body>
 </w:document>
 </file>
 
-<file path=word/endnotes.xml><?xml version="1.0" encoding="utf-8"?>
-<w:endnotes xmlns:w="http://schemas.openxmlformats.org/wordprocessingml/2006/main" xmlns:w14="http://schemas.microsoft.com/office/word/2010/wordml">
-  <w:endnote w:type="separator" w:id="-1">
-    <w:p>
-      <w:r>
-        <w:separator/>
-      </w:r>
-    </w:p>
-  </w:endnote>
-  <w:endnote w:type="continuationSeparator" w:id="0">
-    <w:p>
-      <w:r>
-        <w:continuationSeparator/>
-      </w:r>
-    </w:p>
-  </w:endnote>
-</w:endnotes>
+<file path=word/comments.xml><?xml version="1.0" encoding="utf-8"?>
+<w:comments xmlns:w="http://schemas.openxmlformats.org/wordprocessingml/2006/main" xmlns:m="http://schemas.openxmlformats.org/officeDocument/2006/math" xmlns:r="http://schemas.openxmlformats.org/officeDocument/2006/relationships" xmlns:o="urn:schemas-microsoft-com:office:office" xmlns:v="urn:schemas-microsoft-com:vml" xmlns:w10="urn:schemas-microsoft-com:office:word" xmlns:a="http://schemas.openxmlformats.org/drawingml/2006/main" xmlns:pic="http://schemas.openxmlformats.org/drawingml/2006/picture" xmlns:wp="http://schemas.openxmlformats.org/drawingml/2006/wordprocessingDrawing"/>
 </file>
 
 <file path=word/footnotes.xml><?xml version="1.0" encoding="utf-8"?>
-<w:footnotes xmlns:w="http://schemas.openxmlformats.org/wordprocessingml/2006/main" xmlns:w14="http://schemas.microsoft.com/office/word/2010/wordml">
+<w:footnotes xmlns:w="http://schemas.openxmlformats.org/wordprocessingml/2006/main" xmlns:m="http://schemas.openxmlformats.org/officeDocument/2006/math" xmlns:r="http://schemas.openxmlformats.org/officeDocument/2006/relationships" xmlns:o="urn:schemas-microsoft-com:office:office" xmlns:v="urn:schemas-microsoft-com:vml" xmlns:w10="urn:schemas-microsoft-com:office:word" xmlns:a="http://schemas.openxmlformats.org/drawingml/2006/main" xmlns:pic="http://schemas.openxmlformats.org/drawingml/2006/picture" xmlns:wp="http://schemas.openxmlformats.org/drawingml/2006/wordprocessingDrawing">
+  <w:footnote w:type="continuationSeparator" w:id="0">
+    <w:p>
+      <w:r>
+        <w:continuationSeparator/>
+      </w:r>
+    </w:p>
+  </w:footnote>
   <w:footnote w:type="separator" w:id="-1">
     <w:p>
       <w:r>
         <w:separator/>
-      </w:r>
-    </w:p>
-  </w:footnote>
-  <w:footnote w:type="continuationSeparator" w:id="0">
-    <w:p>
-      <w:r>
-        <w:continuationSeparator/>
       </w:r>
     </w:p>
   </w:footnote>
 </w:footnotes>
 </file>
 
-<file path=word/header1.xml><?xml version="1.0" encoding="utf-8"?>
-<w:hdr xmlns:w="http://schemas.openxmlformats.org/wordprocessingml/2006/main" xmlns:w14="http://schemas.microsoft.com/office/word/2010/wordml">
-  <w:p/>
-</w:hdr>
-</file>
-
 <file path=word/numbering.xml><?xml version="1.0" encoding="utf-8"?>
 <w:numbering xmlns:w="http://schemas.openxmlformats.org/wordprocessingml/2006/main">
-  <w:abstractNum w:abstractNumId="0">
+  <w:abstractNum w:abstractNumId="990">
+    <w:nsid w:val="0000A990"/>
+    <w:multiLevelType w:val="multilevel"/>
     <w:lvl w:ilvl="0">
       <w:numFmt w:val="bullet"/>
-      <w:lvlText w:val="•"/>
+      <w:lvlText w:val=" "/>
+      <w:lvlJc w:val="left"/>
       <w:pPr>
         <w:ind w:left="720" w:hanging="360"/>
       </w:pPr>
     </w:lvl>
     <w:lvl w:ilvl="1">
       <w:numFmt w:val="bullet"/>
-      <w:lvlText w:val="◦"/>
+      <w:lvlText w:val=" "/>
+      <w:lvlJc w:val="left"/>
       <w:pPr>
         <w:ind w:left="1440" w:hanging="360"/>
       </w:pPr>
     </w:lvl>
     <w:lvl w:ilvl="2">
       <w:numFmt w:val="bullet"/>
-      <w:lvlText w:val="▪"/>
+      <w:lvlText w:val=" "/>
+      <w:lvlJc w:val="left"/>
       <w:pPr>
         <w:ind w:left="2160" w:hanging="360"/>
       </w:pPr>
     </w:lvl>
     <w:lvl w:ilvl="3">
       <w:numFmt w:val="bullet"/>
-      <w:lvlText w:val="•"/>
+      <w:lvlText w:val=" "/>
+      <w:lvlJc w:val="left"/>
       <w:pPr>
         <w:ind w:left="2880" w:hanging="360"/>
       </w:pPr>
     </w:lvl>
     <w:lvl w:ilvl="4">
       <w:numFmt w:val="bullet"/>
-      <w:lvlText w:val="◦"/>
+      <w:lvlText w:val=" "/>
+      <w:lvlJc w:val="left"/>
       <w:pPr>
         <w:ind w:left="3600" w:hanging="360"/>
       </w:pPr>
     </w:lvl>
     <w:lvl w:ilvl="5">
       <w:numFmt w:val="bullet"/>
-      <w:lvlText w:val="▪"/>
+      <w:lvlText w:val=" "/>
+      <w:lvlJc w:val="left"/>
       <w:pPr>
         <w:ind w:left="4320" w:hanging="360"/>
       </w:pPr>
     </w:lvl>
     <w:lvl w:ilvl="6">
       <w:numFmt w:val="bullet"/>
-      <w:lvlText w:val="•"/>
+      <w:lvlText w:val=" "/>
+      <w:lvlJc w:val="left"/>
       <w:pPr>
         <w:ind w:left="5040" w:hanging="360"/>
       </w:pPr>
     </w:lvl>
     <w:lvl w:ilvl="7">
       <w:numFmt w:val="bullet"/>
-      <w:lvlText w:val="◦"/>
+      <w:lvlText w:val=" "/>
+      <w:lvlJc w:val="left"/>
       <w:pPr>
         <w:ind w:left="5760" w:hanging="360"/>
       </w:pPr>
     </w:lvl>
     <w:lvl w:ilvl="8">
       <w:numFmt w:val="bullet"/>
-      <w:lvlText w:val="▪"/>
+      <w:lvlText w:val=" "/>
+      <w:lvlJc w:val="left"/>
       <w:pPr>
         <w:ind w:left="6480" w:hanging="360"/>
       </w:pPr>
     </w:lvl>
   </w:abstractNum>
-  <w:abstractNum w:abstractNumId="1">
+  <w:abstractNum w:abstractNumId="99411">
+    <w:nsid w:val="00A99411"/>
+    <w:multiLevelType w:val="multilevel"/>
     <w:lvl w:ilvl="0">
+      <w:start w:val="1"/>
       <w:numFmt w:val="decimal"/>
       <w:lvlText w:val="%1."/>
+      <w:lvlJc w:val="left"/>
       <w:pPr>
         <w:ind w:left="720" w:hanging="360"/>
       </w:pPr>
     </w:lvl>
     <w:lvl w:ilvl="1">
-      <w:numFmt w:val="lowerLetter"/>
+      <w:start w:val="1"/>
+      <w:numFmt w:val="decimal"/>
       <w:lvlText w:val="%2."/>
+      <w:lvlJc w:val="left"/>
       <w:pPr>
         <w:ind w:left="1440" w:hanging="360"/>
       </w:pPr>
     </w:lvl>
     <w:lvl w:ilvl="2">
-      <w:numFmt w:val="lowerRoman"/>
+      <w:start w:val="1"/>
+      <w:numFmt w:val="decimal"/>
       <w:lvlText w:val="%3."/>
+      <w:lvlJc w:val="left"/>
       <w:pPr>
         <w:ind w:left="2160" w:hanging="360"/>
       </w:pPr>
     </w:lvl>
     <w:lvl w:ilvl="3">
+      <w:start w:val="1"/>
       <w:numFmt w:val="decimal"/>
       <w:lvlText w:val="%4."/>
+      <w:lvlJc w:val="left"/>
       <w:pPr>
         <w:ind w:left="2880" w:hanging="360"/>
       </w:pPr>
     </w:lvl>
     <w:lvl w:ilvl="4">
-      <w:numFmt w:val="lowerLetter"/>
+      <w:start w:val="1"/>
+      <w:numFmt w:val="decimal"/>
       <w:lvlText w:val="%5."/>
+      <w:lvlJc w:val="left"/>
       <w:pPr>
         <w:ind w:left="3600" w:hanging="360"/>
       </w:pPr>
     </w:lvl>
     <w:lvl w:ilvl="5">
-      <w:numFmt w:val="lowerRoman"/>
+      <w:start w:val="1"/>
+      <w:numFmt w:val="decimal"/>
       <w:lvlText w:val="%6."/>
+      <w:lvlJc w:val="left"/>
       <w:pPr>
         <w:ind w:left="4320" w:hanging="360"/>
       </w:pPr>
     </w:lvl>
     <w:lvl w:ilvl="6">
+      <w:start w:val="1"/>
       <w:numFmt w:val="decimal"/>
       <w:lvlText w:val="%7."/>
+      <w:lvlJc w:val="left"/>
       <w:pPr>
         <w:ind w:left="5040" w:hanging="360"/>
       </w:pPr>
     </w:lvl>
     <w:lvl w:ilvl="7">
-      <w:numFmt w:val="lowerLetter"/>
+      <w:start w:val="1"/>
+      <w:numFmt w:val="decimal"/>
       <w:lvlText w:val="%8."/>
+      <w:lvlJc w:val="left"/>
       <w:pPr>
         <w:ind w:left="5760" w:hanging="360"/>
       </w:pPr>
     </w:lvl>
     <w:lvl w:ilvl="8">
-      <w:numFmt w:val="lowerRoman"/>
+      <w:start w:val="1"/>
+      <w:numFmt w:val="decimal"/>
       <w:lvlText w:val="%9."/>
+      <w:lvlJc w:val="left"/>
       <w:pPr>
         <w:ind w:left="6480" w:hanging="360"/>
       </w:pPr>
     </w:lvl>
   </w:abstractNum>
-  <w:num w:numId="1">
-    <w:abstractNumId w:val="0"/>
+  <w:abstractNum w:abstractNumId="991">
+    <w:nsid w:val="0000A991"/>
+    <w:multiLevelType w:val="multilevel"/>
+    <w:lvl w:ilvl="0">
+      <w:numFmt w:val="bullet"/>
+      <w:lvlText w:val=""/>
+      <w:lvlJc w:val="left"/>
+      <w:pPr>
+        <w:ind w:left="720" w:hanging="360"/>
+      </w:pPr>
+      <w:rPr>
+        <w:rFonts w:ascii="Symbol" w:hAnsi="Symbol" w:cs="Symbol" w:hint="default"/>
+      </w:rPr>
+    </w:lvl>
+    <w:lvl w:ilvl="1">
+      <w:numFmt w:val="bullet"/>
+      <w:lvlText w:val="o"/>
+      <w:lvlJc w:val="left"/>
+      <w:pPr>
+        <w:ind w:left="1440" w:hanging="360"/>
+      </w:pPr>
+      <w:rPr>
+        <w:rFonts w:ascii="Courier New" w:hAnsi="Courier New" w:cs="Courier New" w:hint="default"/>
+      </w:rPr>
+    </w:lvl>
+    <w:lvl w:ilvl="2">
+      <w:numFmt w:val="bullet"/>
+      <w:lvlText w:val=""/>
+      <w:lvlJc w:val="left"/>
+      <w:pPr>
+        <w:ind w:left="2160" w:hanging="360"/>
+      </w:pPr>
+      <w:rPr>
+        <w:rFonts w:ascii="Wingdings" w:hAnsi="Wingdings" w:cs="Wingdings" w:hint="default"/>
+      </w:rPr>
+    </w:lvl>
+    <w:lvl w:ilvl="3">
+      <w:numFmt w:val="bullet"/>
+      <w:lvlText w:val=""/>
+      <w:lvlJc w:val="left"/>
+      <w:pPr>
+        <w:ind w:left="2880" w:hanging="360"/>
+      </w:pPr>
+      <w:rPr>
+        <w:rFonts w:ascii="Symbol" w:hAnsi="Symbol" w:cs="Symbol" w:hint="default"/>
+      </w:rPr>
+    </w:lvl>
+    <w:lvl w:ilvl="4">
+      <w:numFmt w:val="bullet"/>
+      <w:lvlText w:val="o"/>
+      <w:lvlJc w:val="left"/>
+      <w:pPr>
+        <w:ind w:left="3600" w:hanging="360"/>
+      </w:pPr>
+      <w:rPr>
+        <w:rFonts w:ascii="Courier New" w:hAnsi="Courier New" w:cs="Courier New" w:hint="default"/>
+      </w:rPr>
+    </w:lvl>
+    <w:lvl w:ilvl="5">
+      <w:numFmt w:val="bullet"/>
+      <w:lvlText w:val=""/>
+      <w:lvlJc w:val="left"/>
+      <w:pPr>
+        <w:ind w:left="4320" w:hanging="360"/>
+      </w:pPr>
+      <w:rPr>
+        <w:rFonts w:ascii="Wingdings" w:hAnsi="Wingdings" w:cs="Wingdings" w:hint="default"/>
+      </w:rPr>
+    </w:lvl>
+    <w:lvl w:ilvl="6">
+      <w:numFmt w:val="bullet"/>
+      <w:lvlText w:val=""/>
+      <w:lvlJc w:val="left"/>
+      <w:pPr>
+        <w:ind w:left="5040" w:hanging="360"/>
+      </w:pPr>
+      <w:rPr>
+        <w:rFonts w:ascii="Symbol" w:hAnsi="Symbol" w:cs="Symbol" w:hint="default"/>
+      </w:rPr>
+    </w:lvl>
+    <w:lvl w:ilvl="7">
+      <w:numFmt w:val="bullet"/>
+      <w:lvlText w:val="o"/>
+      <w:lvlJc w:val="left"/>
+      <w:pPr>
+        <w:ind w:left="5760" w:hanging="360"/>
+      </w:pPr>
+      <w:rPr>
+        <w:rFonts w:ascii="Courier New" w:hAnsi="Courier New" w:cs="Courier New" w:hint="default"/>
+      </w:rPr>
+    </w:lvl>
+    <w:lvl w:ilvl="8">
+      <w:numFmt w:val="bullet"/>
+      <w:lvlText w:val=""/>
+      <w:lvlJc w:val="left"/>
+      <w:pPr>
+        <w:ind w:left="6480" w:hanging="360"/>
+      </w:pPr>
+      <w:rPr>
+        <w:rFonts w:ascii="Wingdings" w:hAnsi="Wingdings" w:cs="Wingdings" w:hint="default"/>
+      </w:rPr>
+    </w:lvl>
+  </w:abstractNum>
+  <w:num w:numId="1000">
+    <w:abstractNumId w:val="990"/>
   </w:num>
-  <w:num w:numId="2">
-    <w:abstractNumId w:val="1"/>
+  <w:num w:numId="1001">
+    <w:abstractNumId w:val="99411"/>
+    <w:lvlOverride w:ilvl="0">
+      <w:startOverride w:val="1"/>
+    </w:lvlOverride>
+    <w:lvlOverride w:ilvl="1">
+      <w:startOverride w:val="1"/>
+    </w:lvlOverride>
+    <w:lvlOverride w:ilvl="2">
+      <w:startOverride w:val="1"/>
+    </w:lvlOverride>
+    <w:lvlOverride w:ilvl="3">
+      <w:startOverride w:val="1"/>
+    </w:lvlOverride>
+    <w:lvlOverride w:ilvl="4">
+      <w:startOverride w:val="1"/>
+    </w:lvlOverride>
+    <w:lvlOverride w:ilvl="5">
+      <w:startOverride w:val="1"/>
+    </w:lvlOverride>
+    <w:lvlOverride w:ilvl="6">
+      <w:startOverride w:val="1"/>
+    </w:lvlOverride>
+    <w:lvlOverride w:ilvl="7">
+      <w:startOverride w:val="1"/>
+    </w:lvlOverride>
+    <w:lvlOverride w:ilvl="8">
+      <w:startOverride w:val="1"/>
+    </w:lvlOverride>
+  </w:num>
+  <w:num w:numId="1002">
+    <w:abstractNumId w:val="991"/>
+  </w:num>
+  <w:num w:numId="1003">
+    <w:abstractNumId w:val="99411"/>
+    <w:lvlOverride w:ilvl="0">
+      <w:startOverride w:val="1"/>
+    </w:lvlOverride>
+    <w:lvlOverride w:ilvl="1">
+      <w:startOverride w:val="1"/>
+    </w:lvlOverride>
+    <w:lvlOverride w:ilvl="2">
+      <w:startOverride w:val="1"/>
+    </w:lvlOverride>
+    <w:lvlOverride w:ilvl="3">
+      <w:startOverride w:val="1"/>
+    </w:lvlOverride>
+    <w:lvlOverride w:ilvl="4">
+      <w:startOverride w:val="1"/>
+    </w:lvlOverride>
+    <w:lvlOverride w:ilvl="5">
+      <w:startOverride w:val="1"/>
+    </w:lvlOverride>
+    <w:lvlOverride w:ilvl="6">
+      <w:startOverride w:val="1"/>
+    </w:lvlOverride>
+    <w:lvlOverride w:ilvl="7">
+      <w:startOverride w:val="1"/>
+    </w:lvlOverride>
+    <w:lvlOverride w:ilvl="8">
+      <w:startOverride w:val="1"/>
+    </w:lvlOverride>
+  </w:num>
+  <w:num w:numId="1004">
+    <w:abstractNumId w:val="99411"/>
+    <w:lvlOverride w:ilvl="0">
+      <w:startOverride w:val="1"/>
+    </w:lvlOverride>
+    <w:lvlOverride w:ilvl="1">
+      <w:startOverride w:val="1"/>
+    </w:lvlOverride>
+    <w:lvlOverride w:ilvl="2">
+      <w:startOverride w:val="1"/>
+    </w:lvlOverride>
+    <w:lvlOverride w:ilvl="3">
+      <w:startOverride w:val="1"/>
+    </w:lvlOverride>
+    <w:lvlOverride w:ilvl="4">
+      <w:startOverride w:val="1"/>
+    </w:lvlOverride>
+    <w:lvlOverride w:ilvl="5">
+      <w:startOverride w:val="1"/>
+    </w:lvlOverride>
+    <w:lvlOverride w:ilvl="6">
+      <w:startOverride w:val="1"/>
+    </w:lvlOverride>
+    <w:lvlOverride w:ilvl="7">
+      <w:startOverride w:val="1"/>
+    </w:lvlOverride>
+    <w:lvlOverride w:ilvl="8">
+      <w:startOverride w:val="1"/>
+    </w:lvlOverride>
+  </w:num>
+  <w:num w:numId="1005">
+    <w:abstractNumId w:val="991"/>
   </w:num>
 </w:numbering>
 </file>
 
 <file path=word/styles.xml><?xml version="1.0" encoding="utf-8"?>
-<w:styles xmlns:w="http://schemas.openxmlformats.org/wordprocessingml/2006/main">
-  <w:style w:type="paragraph" w:default="1" w:styleId="Normal">
+<w:styles xmlns:r="http://schemas.openxmlformats.org/officeDocument/2006/relationships" xmlns:w="http://schemas.openxmlformats.org/wordprocessingml/2006/main">
+  <w:docDefaults>
+    <w:rPrDefault>
+      <w:rPr>
+        <w:rFonts w:asciiTheme="minorHAnsi" w:cstheme="minorBidi" w:eastAsiaTheme="minorEastAsia" w:hAnsiTheme="minorHAnsi"/>
+        <w:sz w:val="24"/>
+        <w:szCs w:val="24"/>
+        <w:lang w:bidi="ar-SA" w:eastAsia="zh-CN" w:val="en-US"/>
+      </w:rPr>
+    </w:rPrDefault>
+    <w:pPrDefault>
+      <w:pPr>
+        <w:spacing w:after="200"/>
+      </w:pPr>
+    </w:pPrDefault>
+  </w:docDefaults>
+  <w:latentStyles w:count="276" w:defLockedState="0" w:defQFormat="0" w:defSemiHidden="0" w:defUIPriority="0" w:defUnhideWhenUsed="0"/>
+  <w:style w:default="1" w:styleId="Normal" w:type="paragraph">
     <w:name w:val="Normal"/>
-  </w:style>
-  <w:style w:type="paragraph" w:styleId="Heading1">
-    <w:name w:val="heading 1"/>
+    <w:qFormat/>
+  </w:style>
+  <w:style w:styleId="BodyText" w:type="paragraph">
+    <w:name w:val="Body Text"/>
     <w:basedOn w:val="Normal"/>
+    <w:link w:val="BodyTextChar"/>
+    <w:qFormat/>
     <w:pPr>
-      <w:outlineLvl w:val="0"/>
+      <w:spacing w:after="180" w:before="180"/>
+    </w:pPr>
+  </w:style>
+  <w:style w:customStyle="1" w:styleId="FirstParagraph" w:type="paragraph">
+    <w:name w:val="First Paragraph"/>
+    <w:basedOn w:val="BodyText"/>
+    <w:next w:val="BodyText"/>
+    <w:qFormat/>
+  </w:style>
+  <w:style w:customStyle="1" w:styleId="Compact" w:type="paragraph">
+    <w:name w:val="Compact"/>
+    <w:basedOn w:val="BodyText"/>
+    <w:qFormat/>
+    <w:pPr>
+      <w:spacing w:after="36" w:before="36"/>
+    </w:pPr>
+  </w:style>
+  <w:style w:styleId="Title" w:type="paragraph">
+    <w:name w:val="Title"/>
+    <w:basedOn w:val="Normal"/>
+    <w:next w:val="BodyText"/>
+    <w:link w:val="TitleChar"/>
+    <w:uiPriority w:val="10"/>
+    <w:qFormat/>
+    <w:rsid w:val="00A10FD9"/>
+    <w:pPr>
+      <w:spacing w:after="80" w:line="240" w:lineRule="auto"/>
+      <w:contextualSpacing/>
+      <w:jc w:val="center"/>
     </w:pPr>
     <w:rPr>
-      <w:b/>
-      <w:sz w:val="32"/>
+      <w:rFonts w:asciiTheme="majorHAnsi" w:cstheme="majorBidi" w:eastAsiaTheme="majorEastAsia" w:hAnsiTheme="majorHAnsi"/>
+      <w:sz w:val="56"/>
+      <w:szCs w:val="56"/>
     </w:rPr>
   </w:style>
-  <w:style w:type="paragraph" w:styleId="Heading2">
-    <w:name w:val="heading 2"/>
-    <w:basedOn w:val="Normal"/>
+  <w:style w:customStyle="1" w:styleId="TitleChar" w:type="character">
+    <w:name w:val="Title Char"/>
+    <w:basedOn w:val="DefaultParagraphFont"/>
+    <w:link w:val="Title"/>
+    <w:uiPriority w:val="10"/>
+    <w:rsid w:val="00A10FD9"/>
+    <w:rPr>
+      <w:rFonts w:asciiTheme="majorHAnsi" w:cstheme="majorBidi" w:eastAsiaTheme="majorEastAsia" w:hAnsiTheme="majorHAnsi"/>
+      <w:sz w:val="56"/>
+      <w:szCs w:val="56"/>
+    </w:rPr>
+  </w:style>
+  <w:style w:styleId="Subtitle" w:type="paragraph">
+    <w:name w:val="Subtitle"/>
+    <w:basedOn w:val="Title"/>
+    <w:next w:val="BodyText"/>
+    <w:link w:val="SubtitleChar"/>
+    <w:uiPriority w:val="11"/>
+    <w:qFormat/>
+    <w:rsid w:val="00A10FD9"/>
     <w:pPr>
-      <w:outlineLvl w:val="1"/>
+      <w:numPr>
+        <w:ilvl w:val="1"/>
+      </w:numPr>
     </w:pPr>
     <w:rPr>
-      <w:b/>
+      <w:rFonts w:cstheme="majorBidi" w:eastAsiaTheme="majorEastAsia"/>
+      <w:spacing w:val="15"/>
       <w:sz w:val="28"/>
+      <w:szCs w:val="28"/>
     </w:rPr>
   </w:style>
-  <w:style w:type="paragraph" w:styleId="Heading3">
-    <w:name w:val="heading 3"/>
-    <w:basedOn w:val="Normal"/>
+  <w:style w:customStyle="1" w:styleId="SubtitleChar" w:type="character">
+    <w:name w:val="Subtitle Char"/>
+    <w:basedOn w:val="DefaultParagraphFont"/>
+    <w:link w:val="Subtitle"/>
+    <w:uiPriority w:val="11"/>
+    <w:rsid w:val="00A10FD9"/>
+    <w:rPr>
+      <w:rFonts w:cstheme="majorBidi" w:eastAsiaTheme="majorEastAsia"/>
+      <w:color w:themeColor="text1" w:themeTint="A6" w:val="595959"/>
+      <w:spacing w:val="15"/>
+      <w:sz w:val="28"/>
+      <w:szCs w:val="28"/>
+    </w:rPr>
+  </w:style>
+  <w:style w:customStyle="1" w:styleId="Author" w:type="paragraph">
+    <w:name w:val="Author"/>
+    <w:basedOn w:val="Title"/>
+    <w:next w:val="BodyText"/>
+    <w:qFormat/>
     <w:pPr>
-      <w:outlineLvl w:val="2"/>
+      <w:keepNext/>
+      <w:keepLines/>
     </w:pPr>
     <w:rPr>
-      <w:b/>
       <w:sz w:val="24"/>
+      <w:szCs w:val="24"/>
     </w:rPr>
   </w:style>
-  <w:style w:type="paragraph" w:styleId="Heading4">
-    <w:name w:val="heading 4"/>
-    <w:basedOn w:val="Normal"/>
+  <w:style w:styleId="Date" w:type="paragraph">
+    <w:name w:val="Date"/>
+    <w:basedOn w:val="Title"/>
+    <w:next w:val="BodyText"/>
+    <w:qFormat/>
     <w:pPr>
-      <w:outlineLvl w:val="3"/>
+      <w:keepNext/>
+      <w:keepLines/>
     </w:pPr>
     <w:rPr>
-      <w:b/>
-      <w:sz w:val="22"/>
+      <w:sz w:val="24"/>
+      <w:szCs w:val="24"/>
     </w:rPr>
   </w:style>
-  <w:style w:type="paragraph" w:styleId="Heading5">
-    <w:name w:val="heading 5"/>
+  <w:style w:customStyle="1" w:styleId="AbstractTitle" w:type="paragraph">
+    <w:name w:val="Abstract Title"/>
     <w:basedOn w:val="Normal"/>
+    <w:next w:val="Abstract"/>
+    <w:qFormat/>
     <w:pPr>
-      <w:outlineLvl w:val="4"/>
+      <w:keepNext/>
+      <w:keepLines/>
+      <w:spacing w:after="0" w:before="300"/>
+      <w:jc w:val="center"/>
     </w:pPr>
     <w:rPr>
       <w:b/>
       <w:sz w:val="20"/>
+      <w:szCs w:val="20"/>
     </w:rPr>
   </w:style>
-  <w:style w:type="paragraph" w:styleId="Heading6">
+  <w:style w:customStyle="1" w:styleId="Abstract" w:type="paragraph">
+    <w:name w:val="Abstract"/>
+    <w:basedOn w:val="Normal"/>
+    <w:next w:val="BodyText"/>
+    <w:qFormat/>
+    <w:pPr>
+      <w:keepNext/>
+      <w:keepLines/>
+      <w:spacing w:after="300" w:before="100"/>
+    </w:pPr>
+    <w:rPr>
+      <w:sz w:val="20"/>
+      <w:szCs w:val="20"/>
+    </w:rPr>
+  </w:style>
+  <w:style w:styleId="Bibliography" w:type="paragraph">
+    <w:name w:val="Bibliography"/>
+    <w:basedOn w:val="Normal"/>
+    <w:next w:val="Bibliography"/>
+    <w:qFormat/>
+    <w:pPr/>
+    <w:rPr/>
+  </w:style>
+  <w:style w:styleId="Heading1" w:type="paragraph">
+    <w:name w:val="heading 1"/>
+    <w:basedOn w:val="Normal"/>
+    <w:next w:val="BodyText"/>
+    <w:link w:val="Heading1Char"/>
+    <w:uiPriority w:val="9"/>
+    <w:qFormat/>
+    <w:rsid w:val="00A10FD9"/>
+    <w:pPr>
+      <w:keepNext/>
+      <w:keepLines/>
+      <w:spacing w:after="80" w:before="360"/>
+      <w:outlineLvl w:val="0"/>
+    </w:pPr>
+    <w:rPr>
+      <w:rFonts w:asciiTheme="majorHAnsi" w:cstheme="majorBidi" w:eastAsiaTheme="majorEastAsia" w:hAnsiTheme="majorHAnsi"/>
+      <w:color w:themeColor="accent1" w:themeShade="BF" w:val="0F4761"/>
+      <w:sz w:val="40"/>
+      <w:szCs w:val="40"/>
+    </w:rPr>
+  </w:style>
+  <w:style w:styleId="Heading2" w:type="paragraph">
+    <w:name w:val="heading 2"/>
+    <w:basedOn w:val="Normal"/>
+    <w:next w:val="BodyText"/>
+    <w:link w:val="Heading2Char"/>
+    <w:uiPriority w:val="9"/>
+    <w:semiHidden/>
+    <w:unhideWhenUsed/>
+    <w:qFormat/>
+    <w:rsid w:val="00A10FD9"/>
+    <w:pPr>
+      <w:keepNext/>
+      <w:keepLines/>
+      <w:spacing w:after="80" w:before="160"/>
+      <w:outlineLvl w:val="1"/>
+    </w:pPr>
+    <w:rPr>
+      <w:rFonts w:asciiTheme="majorHAnsi" w:cstheme="majorBidi" w:eastAsiaTheme="majorEastAsia" w:hAnsiTheme="majorHAnsi"/>
+      <w:color w:themeColor="accent1" w:themeShade="BF" w:val="0F4761"/>
+      <w:sz w:val="32"/>
+      <w:szCs w:val="32"/>
+    </w:rPr>
+  </w:style>
+  <w:style w:styleId="Heading3" w:type="paragraph">
+    <w:name w:val="heading 3"/>
+    <w:basedOn w:val="Normal"/>
+    <w:next w:val="BodyText"/>
+    <w:link w:val="Heading3Char"/>
+    <w:uiPriority w:val="9"/>
+    <w:semiHidden/>
+    <w:unhideWhenUsed/>
+    <w:qFormat/>
+    <w:rsid w:val="00A10FD9"/>
+    <w:pPr>
+      <w:keepNext/>
+      <w:keepLines/>
+      <w:spacing w:after="80" w:before="160"/>
+      <w:outlineLvl w:val="2"/>
+    </w:pPr>
+    <w:rPr>
+      <w:rFonts w:cstheme="majorBidi" w:eastAsiaTheme="majorEastAsia"/>
+      <w:color w:themeColor="accent1" w:themeShade="BF" w:val="0F4761"/>
+      <w:sz w:val="28"/>
+      <w:szCs w:val="28"/>
+    </w:rPr>
+  </w:style>
+  <w:style w:styleId="Heading4" w:type="paragraph">
+    <w:name w:val="heading 4"/>
+    <w:basedOn w:val="Normal"/>
+    <w:next w:val="BodyText"/>
+    <w:link w:val="Heading4Char"/>
+    <w:uiPriority w:val="9"/>
+    <w:semiHidden/>
+    <w:unhideWhenUsed/>
+    <w:qFormat/>
+    <w:rsid w:val="00A10FD9"/>
+    <w:pPr>
+      <w:keepNext/>
+      <w:keepLines/>
+      <w:spacing w:after="40" w:before="80"/>
+      <w:outlineLvl w:val="3"/>
+    </w:pPr>
+    <w:rPr>
+      <w:rFonts w:cstheme="majorBidi" w:eastAsiaTheme="majorEastAsia"/>
+      <w:i/>
+      <w:iCs/>
+      <w:color w:themeColor="accent1" w:themeShade="BF" w:val="0F4761"/>
+    </w:rPr>
+  </w:style>
+  <w:style w:styleId="Heading5" w:type="paragraph">
+    <w:name w:val="heading 5"/>
+    <w:basedOn w:val="Normal"/>
+    <w:next w:val="BodyText"/>
+    <w:link w:val="Heading5Char"/>
+    <w:uiPriority w:val="9"/>
+    <w:semiHidden/>
+    <w:unhideWhenUsed/>
+    <w:qFormat/>
+    <w:rsid w:val="00A10FD9"/>
+    <w:pPr>
+      <w:keepNext/>
+      <w:keepLines/>
+      <w:spacing w:after="40" w:before="80"/>
+      <w:outlineLvl w:val="4"/>
+    </w:pPr>
+    <w:rPr>
+      <w:rFonts w:cstheme="majorBidi" w:eastAsiaTheme="majorEastAsia"/>
+      <w:color w:themeColor="accent1" w:themeShade="BF" w:val="0F4761"/>
+    </w:rPr>
+  </w:style>
+  <w:style w:styleId="Heading6" w:type="paragraph">
     <w:name w:val="heading 6"/>
     <w:basedOn w:val="Normal"/>
+    <w:next w:val="BodyText"/>
+    <w:link w:val="Heading6Char"/>
+    <w:uiPriority w:val="9"/>
+    <w:semiHidden/>
+    <w:unhideWhenUsed/>
+    <w:qFormat/>
+    <w:rsid w:val="00A10FD9"/>
     <w:pPr>
+      <w:keepNext/>
+      <w:keepLines/>
+      <w:spacing w:after="0" w:before="40"/>
       <w:outlineLvl w:val="5"/>
     </w:pPr>
     <w:rPr>
+      <w:rFonts w:cstheme="majorBidi" w:eastAsiaTheme="majorEastAsia"/>
+      <w:i/>
+      <w:iCs/>
+      <w:color w:themeColor="text1" w:themeTint="A6" w:val="595959"/>
+    </w:rPr>
+  </w:style>
+  <w:style w:styleId="Heading7" w:type="paragraph">
+    <w:name w:val="heading 7"/>
+    <w:basedOn w:val="Normal"/>
+    <w:next w:val="BodyText"/>
+    <w:link w:val="Heading7Char"/>
+    <w:uiPriority w:val="9"/>
+    <w:semiHidden/>
+    <w:unhideWhenUsed/>
+    <w:qFormat/>
+    <w:rsid w:val="00A10FD9"/>
+    <w:pPr>
+      <w:keepNext/>
+      <w:keepLines/>
+      <w:spacing w:after="0" w:before="40"/>
+      <w:outlineLvl w:val="6"/>
+    </w:pPr>
+    <w:rPr>
+      <w:rFonts w:cstheme="majorBidi" w:eastAsiaTheme="majorEastAsia"/>
+      <w:color w:themeColor="text1" w:themeTint="A6" w:val="595959"/>
+    </w:rPr>
+  </w:style>
+  <w:style w:styleId="Heading8" w:type="paragraph">
+    <w:name w:val="heading 8"/>
+    <w:basedOn w:val="Normal"/>
+    <w:next w:val="BodyText"/>
+    <w:link w:val="Heading8Char"/>
+    <w:uiPriority w:val="9"/>
+    <w:semiHidden/>
+    <w:unhideWhenUsed/>
+    <w:qFormat/>
+    <w:rsid w:val="00A10FD9"/>
+    <w:pPr>
+      <w:keepNext/>
+      <w:keepLines/>
+      <w:spacing w:after="0"/>
+      <w:outlineLvl w:val="7"/>
+    </w:pPr>
+    <w:rPr>
+      <w:rFonts w:cstheme="majorBidi" w:eastAsiaTheme="majorEastAsia"/>
+      <w:i/>
+      <w:iCs/>
+      <w:color w:themeColor="text1" w:themeTint="D8" w:val="272727"/>
+    </w:rPr>
+  </w:style>
+  <w:style w:styleId="Heading9" w:type="paragraph">
+    <w:name w:val="heading 9"/>
+    <w:basedOn w:val="Normal"/>
+    <w:next w:val="BodyText"/>
+    <w:link w:val="Heading9Char"/>
+    <w:uiPriority w:val="9"/>
+    <w:semiHidden/>
+    <w:unhideWhenUsed/>
+    <w:qFormat/>
+    <w:rsid w:val="00A10FD9"/>
+    <w:pPr>
+      <w:keepNext/>
+      <w:keepLines/>
+      <w:spacing w:after="0"/>
+      <w:outlineLvl w:val="8"/>
+    </w:pPr>
+    <w:rPr>
+      <w:rFonts w:cstheme="majorBidi" w:eastAsiaTheme="majorEastAsia"/>
+      <w:color w:themeColor="text1" w:themeTint="D8" w:val="272727"/>
+    </w:rPr>
+  </w:style>
+  <w:style w:customStyle="1" w:styleId="Heading1Char" w:type="character">
+    <w:name w:val="Heading 1 Char"/>
+    <w:basedOn w:val="DefaultParagraphFont"/>
+    <w:link w:val="Heading1"/>
+    <w:uiPriority w:val="9"/>
+    <w:rsid w:val="00A10FD9"/>
+    <w:rPr>
+      <w:rFonts w:asciiTheme="majorHAnsi" w:cstheme="majorBidi" w:eastAsiaTheme="majorEastAsia" w:hAnsiTheme="majorHAnsi"/>
+      <w:color w:themeColor="accent1" w:themeShade="BF" w:val="0F4761"/>
+      <w:sz w:val="40"/>
+      <w:szCs w:val="40"/>
+    </w:rPr>
+  </w:style>
+  <w:style w:customStyle="1" w:styleId="Heading2Char" w:type="character">
+    <w:name w:val="Heading 2 Char"/>
+    <w:basedOn w:val="DefaultParagraphFont"/>
+    <w:link w:val="Heading2"/>
+    <w:uiPriority w:val="9"/>
+    <w:semiHidden/>
+    <w:rsid w:val="00A10FD9"/>
+    <w:rPr>
+      <w:rFonts w:asciiTheme="majorHAnsi" w:cstheme="majorBidi" w:eastAsiaTheme="majorEastAsia" w:hAnsiTheme="majorHAnsi"/>
+      <w:color w:themeColor="accent1" w:themeShade="BF" w:val="0F4761"/>
+      <w:sz w:val="32"/>
+      <w:szCs w:val="32"/>
+    </w:rPr>
+  </w:style>
+  <w:style w:customStyle="1" w:styleId="Heading3Char" w:type="character">
+    <w:name w:val="Heading 3 Char"/>
+    <w:basedOn w:val="DefaultParagraphFont"/>
+    <w:link w:val="Heading3"/>
+    <w:uiPriority w:val="9"/>
+    <w:semiHidden/>
+    <w:rsid w:val="00A10FD9"/>
+    <w:rPr>
+      <w:rFonts w:cstheme="majorBidi" w:eastAsiaTheme="majorEastAsia"/>
+      <w:color w:themeColor="accent1" w:themeShade="BF" w:val="0F4761"/>
+      <w:sz w:val="28"/>
+      <w:szCs w:val="28"/>
+    </w:rPr>
+  </w:style>
+  <w:style w:customStyle="1" w:styleId="Heading4Char" w:type="character">
+    <w:name w:val="Heading 4 Char"/>
+    <w:basedOn w:val="DefaultParagraphFont"/>
+    <w:link w:val="Heading4"/>
+    <w:uiPriority w:val="9"/>
+    <w:semiHidden/>
+    <w:rsid w:val="00A10FD9"/>
+    <w:rPr>
+      <w:rFonts w:cstheme="majorBidi" w:eastAsiaTheme="majorEastAsia"/>
+      <w:i/>
+      <w:iCs/>
+      <w:color w:themeColor="accent1" w:themeShade="BF" w:val="0F4761"/>
+    </w:rPr>
+  </w:style>
+  <w:style w:customStyle="1" w:styleId="Heading5Char" w:type="character">
+    <w:name w:val="Heading 5 Char"/>
+    <w:basedOn w:val="DefaultParagraphFont"/>
+    <w:link w:val="Heading5"/>
+    <w:uiPriority w:val="9"/>
+    <w:semiHidden/>
+    <w:rsid w:val="00A10FD9"/>
+    <w:rPr>
+      <w:rFonts w:cstheme="majorBidi" w:eastAsiaTheme="majorEastAsia"/>
+      <w:color w:themeColor="accent1" w:themeShade="BF" w:val="0F4761"/>
+    </w:rPr>
+  </w:style>
+  <w:style w:customStyle="1" w:styleId="Heading6Char" w:type="character">
+    <w:name w:val="Heading 6 Char"/>
+    <w:basedOn w:val="DefaultParagraphFont"/>
+    <w:link w:val="Heading6"/>
+    <w:uiPriority w:val="9"/>
+    <w:semiHidden/>
+    <w:rsid w:val="00A10FD9"/>
+    <w:rPr>
+      <w:rFonts w:cstheme="majorBidi" w:eastAsiaTheme="majorEastAsia"/>
+      <w:i/>
+      <w:iCs/>
+      <w:color w:themeColor="text1" w:themeTint="A6" w:val="595959"/>
+    </w:rPr>
+  </w:style>
+  <w:style w:customStyle="1" w:styleId="Heading7Char" w:type="character">
+    <w:name w:val="Heading 7 Char"/>
+    <w:basedOn w:val="DefaultParagraphFont"/>
+    <w:link w:val="Heading7"/>
+    <w:uiPriority w:val="9"/>
+    <w:semiHidden/>
+    <w:rsid w:val="00A10FD9"/>
+    <w:rPr>
+      <w:rFonts w:cstheme="majorBidi" w:eastAsiaTheme="majorEastAsia"/>
+      <w:color w:themeColor="text1" w:themeTint="A6" w:val="595959"/>
+    </w:rPr>
+  </w:style>
+  <w:style w:customStyle="1" w:styleId="Heading8Char" w:type="character">
+    <w:name w:val="Heading 8 Char"/>
+    <w:basedOn w:val="DefaultParagraphFont"/>
+    <w:link w:val="Heading8"/>
+    <w:uiPriority w:val="9"/>
+    <w:semiHidden/>
+    <w:rsid w:val="00A10FD9"/>
+    <w:rPr>
+      <w:rFonts w:cstheme="majorBidi" w:eastAsiaTheme="majorEastAsia"/>
+      <w:i/>
+      <w:iCs/>
+      <w:color w:themeColor="text1" w:themeTint="D8" w:val="272727"/>
+    </w:rPr>
+  </w:style>
+  <w:style w:customStyle="1" w:styleId="Heading9Char" w:type="character">
+    <w:name w:val="Heading 9 Char"/>
+    <w:basedOn w:val="DefaultParagraphFont"/>
+    <w:link w:val="Heading9"/>
+    <w:uiPriority w:val="9"/>
+    <w:semiHidden/>
+    <w:rsid w:val="00A10FD9"/>
+    <w:rPr>
+      <w:rFonts w:cstheme="majorBidi" w:eastAsiaTheme="majorEastAsia"/>
+      <w:color w:themeColor="text1" w:themeTint="D8" w:val="272727"/>
+    </w:rPr>
+  </w:style>
+  <w:style w:styleId="BlockText" w:type="paragraph">
+    <w:name w:val="Block Text"/>
+    <w:basedOn w:val="BodyText"/>
+    <w:next w:val="BodyText"/>
+    <w:uiPriority w:val="9"/>
+    <w:unhideWhenUsed/>
+    <w:qFormat/>
+    <w:pPr>
+      <w:spacing w:after="100" w:before="100"/>
+      <w:ind w:firstLine="0" w:left="480" w:right="480"/>
+    </w:pPr>
+  </w:style>
+  <w:style w:styleId="FootnoteText" w:type="paragraph">
+    <w:name w:val="Footnote Text"/>
+    <w:basedOn w:val="Normal"/>
+    <w:next w:val="FootnoteText"/>
+    <w:uiPriority w:val="9"/>
+    <w:unhideWhenUsed/>
+    <w:qFormat/>
+  </w:style>
+  <w:style w:styleId="FootnoteBlockText" w:type="paragraph">
+    <w:name w:val="Footnote Block Text"/>
+    <w:basedOn w:val="FootnoteText"/>
+    <w:next w:val="FootnoteText"/>
+    <w:uiPriority w:val="9"/>
+    <w:unhideWhenUsed/>
+    <w:qFormat/>
+    <w:pPr>
+      <w:spacing w:after="100" w:before="100"/>
+      <w:ind w:firstLine="0" w:left="480" w:right="480"/>
+    </w:pPr>
+  </w:style>
+  <w:style w:default="1" w:styleId="DefaultParagraphFont" w:type="character">
+    <w:name w:val="Default Paragraph Font"/>
+    <w:semiHidden/>
+    <w:unhideWhenUsed/>
+  </w:style>
+  <w:style w:default="1" w:styleId="Table" w:type="table">
+    <w:name w:val="Table"/>
+    <w:basedOn w:val="TableNormal"/>
+    <w:semiHidden/>
+    <w:unhideWhenUsed/>
+    <w:qFormat/>
+    <w:tblPr>
+      <w:tblInd w:type="dxa" w:w="0"/>
+      <w:tblCellMar>
+        <w:top w:type="dxa" w:w="0"/>
+        <w:left w:type="dxa" w:w="108"/>
+        <w:bottom w:type="dxa" w:w="0"/>
+        <w:right w:type="dxa" w:w="108"/>
+      </w:tblCellMar>
+    </w:tblPr>
+    <w:tblStylePr w:type="firstRow">
+      <w:tcPr>
+        <w:tcBorders>
+          <w:bottom w:val="single"/>
+        </w:tcBorders>
+        <w:vAlign w:val="bottom"/>
+      </w:tcPr>
+    </w:tblStylePr>
+  </w:style>
+  <w:style w:customStyle="1" w:styleId="DefinitionTerm" w:type="paragraph">
+    <w:name w:val="Definition Term"/>
+    <w:basedOn w:val="Normal"/>
+    <w:next w:val="Definition"/>
+    <w:pPr>
+      <w:keepNext/>
+      <w:keepLines/>
+      <w:spacing w:after="0"/>
+    </w:pPr>
+    <w:rPr>
       <w:b/>
+    </w:rPr>
+  </w:style>
+  <w:style w:customStyle="1" w:styleId="Definition" w:type="paragraph">
+    <w:name w:val="Definition"/>
+    <w:basedOn w:val="Normal"/>
+  </w:style>
+  <w:style w:styleId="Caption" w:type="paragraph">
+    <w:name w:val="Caption"/>
+    <w:basedOn w:val="Normal"/>
+    <w:link w:val="BodyTextChar"/>
+    <w:pPr>
+      <w:spacing w:after="120" w:before="0"/>
+    </w:pPr>
+    <w:rPr>
       <w:i/>
-      <w:sz w:val="20"/>
     </w:rPr>
   </w:style>
-  <w:style w:type="paragraph" w:styleId="ListBullet">
-    <w:name w:val="List Bullet"/>
+  <w:style w:customStyle="1" w:styleId="TableCaption" w:type="paragraph">
+    <w:name w:val="Table Caption"/>
+    <w:basedOn w:val="Caption"/>
+    <w:pPr>
+      <w:keepNext/>
+    </w:pPr>
+  </w:style>
+  <w:style w:customStyle="1" w:styleId="ImageCaption" w:type="paragraph">
+    <w:name w:val="Image Caption"/>
+    <w:basedOn w:val="Caption"/>
+  </w:style>
+  <w:style w:customStyle="1" w:styleId="Figure" w:type="paragraph">
+    <w:name w:val="Figure"/>
     <w:basedOn w:val="Normal"/>
   </w:style>
-  <w:style w:type="paragraph" w:styleId="ListNumber">
-    <w:name w:val="List Number"/>
-    <w:basedOn w:val="Normal"/>
-  </w:style>
-  <w:style w:type="character" w:styleId="FootnoteReference">
-    <w:name w:val="footnote reference"/>
+  <w:style w:customStyle="1" w:styleId="CaptionedFigure" w:type="paragraph">
+    <w:name w:val="Captioned Figure"/>
+    <w:basedOn w:val="Figure"/>
+    <w:pPr>
+      <w:keepNext/>
+    </w:pPr>
+  </w:style>
+  <w:style w:customStyle="1" w:styleId="BodyTextChar" w:type="character">
+    <w:name w:val="Body Text Char"/>
+    <w:basedOn w:val="DefaultParagraphFont"/>
+    <w:link w:val="BodyText"/>
+  </w:style>
+  <w:style w:customStyle="1" w:styleId="VerbatimChar" w:type="character">
+    <w:name w:val="Verbatim Char"/>
+    <w:basedOn w:val="BodyTextChar"/>
+    <w:rPr>
+      <w:rFonts w:ascii="Consolas" w:hAnsi="Consolas"/>
+      <w:sz w:val="22"/>
+    </w:rPr>
+  </w:style>
+  <w:style w:customStyle="1" w:styleId="SectionNumber" w:type="character">
+    <w:name w:val="Section Number"/>
+    <w:basedOn w:val="BodyTextChar"/>
+  </w:style>
+  <w:style w:styleId="FootnoteReference" w:type="character">
+    <w:name w:val="Footnote Reference"/>
+    <w:basedOn w:val="BodyTextChar"/>
     <w:rPr>
       <w:vertAlign w:val="superscript"/>
     </w:rPr>
   </w:style>
-  <w:style w:type="character" w:styleId="EndnoteReference">
-    <w:name w:val="endnote reference"/>
+  <w:style w:styleId="Hyperlink" w:type="character">
+    <w:name w:val="Hyperlink"/>
+    <w:basedOn w:val="BodyTextChar"/>
     <w:rPr>
-      <w:vertAlign w:val="superscript"/>
+      <w:color w:themeColor="accent1" w:val="4F81BD"/>
     </w:rPr>
   </w:style>
-  <w:style w:type="paragraph" w:styleId="FootnoteText">
-    <w:name w:val="footnote text"/>
-    <w:basedOn w:val="Normal"/>
-    <w:rPr>
-      <w:sz w:val="18"/>
-    </w:rPr>
-  </w:style>
-  <w:style w:type="paragraph" w:styleId="EndnoteText">
-    <w:name w:val="endnote text"/>
-    <w:basedOn w:val="Normal"/>
-    <w:rPr>
-      <w:sz w:val="18"/>
-    </w:rPr>
-  </w:style>
-  <w:style w:type="paragraph" w:styleId="CodeBlock">
-    <w:name w:val="Code Block"/>
-    <w:basedOn w:val="Normal"/>
+  <w:style w:styleId="TOCHeading" w:type="paragraph">
+    <w:name w:val="TOC Heading"/>
+    <w:basedOn w:val="Heading1"/>
+    <w:next w:val="BodyText"/>
+    <w:uiPriority w:val="39"/>
+    <w:unhideWhenUsed/>
+    <w:qFormat/>
     <w:pPr>
-      <w:shd w:val="clear" w:fill="F2F2F2"/>
-      <w:spacing w:before="0" w:after="0"/>
+      <w:spacing w:before="240" w:line="259" w:lineRule="auto"/>
+      <w:outlineLvl w:val="9"/>
     </w:pPr>
     <w:rPr>
-      <w:rFonts w:ascii="Courier New" w:hAnsi="Courier New"/>
-      <w:sz w:val="18"/>
+      <w:rFonts w:asciiTheme="majorHAnsi" w:cstheme="majorBidi" w:eastAsiaTheme="majorEastAsia" w:hAnsiTheme="majorHAnsi"/>
+      <w:b w:val="0"/>
+      <w:bCs w:val="0"/>
+      <w:color w:themeColor="accent1" w:themeShade="BF" w:val="365F91"/>
     </w:rPr>
   </w:style>
-  <w:style w:type="paragraph" w:styleId="BlockQuote">
-    <w:name w:val="Block Quote"/>
+  <w:style w:type="paragraph" w:customStyle="1" w:styleId="SourceCode">
+    <w:name w:val="Source Code"/>
     <w:basedOn w:val="Normal"/>
+    <w:link w:val="VerbatimChar"/>
     <w:pPr>
-      <w:ind w:left="720"/>
-      <w:pBdr>
-        <w:left w:val="single" w:sz="24" w:space="4" w:color="AAAAAA"/>
-      </w:pBdr>
+      <w:wordWrap w:val="off"/>
     </w:pPr>
+  </w:style>
+  <w:style w:type="character" w:customStyle="1" w:styleId="KeywordTok">
+    <w:name w:val="KeywordTok"/>
+    <w:basedOn w:val="VerbatimChar"/>
+    <w:rPr>
+      <w:b/>
+      <w:color w:val="007020"/>
+    </w:rPr>
+  </w:style>
+  <w:style w:type="character" w:customStyle="1" w:styleId="DataTypeTok">
+    <w:name w:val="DataTypeTok"/>
+    <w:basedOn w:val="VerbatimChar"/>
+    <w:rPr>
+      <w:color w:val="902000"/>
+    </w:rPr>
+  </w:style>
+  <w:style w:type="character" w:customStyle="1" w:styleId="DecValTok">
+    <w:name w:val="DecValTok"/>
+    <w:basedOn w:val="VerbatimChar"/>
+    <w:rPr>
+      <w:color w:val="40a070"/>
+    </w:rPr>
+  </w:style>
+  <w:style w:type="character" w:customStyle="1" w:styleId="BaseNTok">
+    <w:name w:val="BaseNTok"/>
+    <w:basedOn w:val="VerbatimChar"/>
+    <w:rPr>
+      <w:color w:val="40a070"/>
+    </w:rPr>
+  </w:style>
+  <w:style w:type="character" w:customStyle="1" w:styleId="FloatTok">
+    <w:name w:val="FloatTok"/>
+    <w:basedOn w:val="VerbatimChar"/>
+    <w:rPr>
+      <w:color w:val="40a070"/>
+    </w:rPr>
+  </w:style>
+  <w:style w:type="character" w:customStyle="1" w:styleId="ConstantTok">
+    <w:name w:val="ConstantTok"/>
+    <w:basedOn w:val="VerbatimChar"/>
+    <w:rPr>
+      <w:color w:val="880000"/>
+    </w:rPr>
+  </w:style>
+  <w:style w:type="character" w:customStyle="1" w:styleId="CharTok">
+    <w:name w:val="CharTok"/>
+    <w:basedOn w:val="VerbatimChar"/>
+    <w:rPr>
+      <w:color w:val="4070a0"/>
+    </w:rPr>
+  </w:style>
+  <w:style w:type="character" w:customStyle="1" w:styleId="SpecialCharTok">
+    <w:name w:val="SpecialCharTok"/>
+    <w:basedOn w:val="VerbatimChar"/>
+    <w:rPr>
+      <w:color w:val="4070a0"/>
+    </w:rPr>
+  </w:style>
+  <w:style w:type="character" w:customStyle="1" w:styleId="StringTok">
+    <w:name w:val="StringTok"/>
+    <w:basedOn w:val="VerbatimChar"/>
+    <w:rPr>
+      <w:color w:val="4070a0"/>
+    </w:rPr>
+  </w:style>
+  <w:style w:type="character" w:customStyle="1" w:styleId="VerbatimStringTok">
+    <w:name w:val="VerbatimStringTok"/>
+    <w:basedOn w:val="VerbatimChar"/>
+    <w:rPr>
+      <w:color w:val="4070a0"/>
+    </w:rPr>
+  </w:style>
+  <w:style w:type="character" w:customStyle="1" w:styleId="SpecialStringTok">
+    <w:name w:val="SpecialStringTok"/>
+    <w:basedOn w:val="VerbatimChar"/>
+    <w:rPr>
+      <w:color w:val="bb6688"/>
+    </w:rPr>
+  </w:style>
+  <w:style w:type="character" w:customStyle="1" w:styleId="ImportTok">
+    <w:name w:val="ImportTok"/>
+    <w:basedOn w:val="VerbatimChar"/>
+    <w:rPr>
+      <w:b/>
+      <w:color w:val="008000"/>
+    </w:rPr>
+  </w:style>
+  <w:style w:type="character" w:customStyle="1" w:styleId="CommentTok">
+    <w:name w:val="CommentTok"/>
+    <w:basedOn w:val="VerbatimChar"/>
     <w:rPr>
       <w:i/>
-      <w:color w:val="555555"/>
+      <w:color w:val="60a0b0"/>
     </w:rPr>
   </w:style>
-  <w:style w:type="table" w:styleId="TableGrid">
-    <w:name w:val="Table Grid"/>
+  <w:style w:type="character" w:customStyle="1" w:styleId="DocumentationTok">
+    <w:name w:val="DocumentationTok"/>
+    <w:basedOn w:val="VerbatimChar"/>
+    <w:rPr>
+      <w:i/>
+      <w:color w:val="ba2121"/>
+    </w:rPr>
+  </w:style>
+  <w:style w:type="character" w:customStyle="1" w:styleId="AnnotationTok">
+    <w:name w:val="AnnotationTok"/>
+    <w:basedOn w:val="VerbatimChar"/>
+    <w:rPr>
+      <w:b/>
+      <w:i/>
+      <w:color w:val="60a0b0"/>
+    </w:rPr>
+  </w:style>
+  <w:style w:type="character" w:customStyle="1" w:styleId="CommentVarTok">
+    <w:name w:val="CommentVarTok"/>
+    <w:basedOn w:val="VerbatimChar"/>
+    <w:rPr>
+      <w:b/>
+      <w:i/>
+      <w:color w:val="60a0b0"/>
+    </w:rPr>
+  </w:style>
+  <w:style w:type="character" w:customStyle="1" w:styleId="OtherTok">
+    <w:name w:val="OtherTok"/>
+    <w:basedOn w:val="VerbatimChar"/>
+    <w:rPr>
+      <w:color w:val="007020"/>
+    </w:rPr>
+  </w:style>
+  <w:style w:type="character" w:customStyle="1" w:styleId="FunctionTok">
+    <w:name w:val="FunctionTok"/>
+    <w:basedOn w:val="VerbatimChar"/>
+    <w:rPr>
+      <w:color w:val="06287e"/>
+    </w:rPr>
+  </w:style>
+  <w:style w:type="character" w:customStyle="1" w:styleId="VariableTok">
+    <w:name w:val="VariableTok"/>
+    <w:basedOn w:val="VerbatimChar"/>
+    <w:rPr>
+      <w:color w:val="19177c"/>
+    </w:rPr>
+  </w:style>
+  <w:style w:type="character" w:customStyle="1" w:styleId="ControlFlowTok">
+    <w:name w:val="ControlFlowTok"/>
+    <w:basedOn w:val="VerbatimChar"/>
+    <w:rPr>
+      <w:b/>
+      <w:color w:val="007020"/>
+    </w:rPr>
+  </w:style>
+  <w:style w:type="character" w:customStyle="1" w:styleId="OperatorTok">
+    <w:name w:val="OperatorTok"/>
+    <w:basedOn w:val="VerbatimChar"/>
+    <w:rPr>
+      <w:color w:val="666666"/>
+    </w:rPr>
+  </w:style>
+  <w:style w:type="character" w:customStyle="1" w:styleId="BuiltInTok">
+    <w:name w:val="BuiltInTok"/>
+    <w:basedOn w:val="VerbatimChar"/>
+    <w:rPr>
+      <w:color w:val="008000"/>
+    </w:rPr>
+  </w:style>
+  <w:style w:type="character" w:customStyle="1" w:styleId="ExtensionTok">
+    <w:name w:val="ExtensionTok"/>
+    <w:basedOn w:val="VerbatimChar"/>
+    <w:rPr/>
+  </w:style>
+  <w:style w:type="character" w:customStyle="1" w:styleId="PreprocessorTok">
+    <w:name w:val="PreprocessorTok"/>
+    <w:basedOn w:val="VerbatimChar"/>
+    <w:rPr>
+      <w:color w:val="bc7a00"/>
+    </w:rPr>
+  </w:style>
+  <w:style w:type="character" w:customStyle="1" w:styleId="AttributeTok">
+    <w:name w:val="AttributeTok"/>
+    <w:basedOn w:val="VerbatimChar"/>
+    <w:rPr>
+      <w:color w:val="7d9029"/>
+    </w:rPr>
+  </w:style>
+  <w:style w:type="character" w:customStyle="1" w:styleId="RegionMarkerTok">
+    <w:name w:val="RegionMarkerTok"/>
+    <w:basedOn w:val="VerbatimChar"/>
+    <w:rPr/>
+  </w:style>
+  <w:style w:type="character" w:customStyle="1" w:styleId="InformationTok">
+    <w:name w:val="InformationTok"/>
+    <w:basedOn w:val="VerbatimChar"/>
+    <w:rPr>
+      <w:b/>
+      <w:i/>
+      <w:color w:val="60a0b0"/>
+    </w:rPr>
+  </w:style>
+  <w:style w:type="character" w:customStyle="1" w:styleId="WarningTok">
+    <w:name w:val="WarningTok"/>
+    <w:basedOn w:val="VerbatimChar"/>
+    <w:rPr>
+      <w:b/>
+      <w:i/>
+      <w:color w:val="60a0b0"/>
+    </w:rPr>
+  </w:style>
+  <w:style w:type="character" w:customStyle="1" w:styleId="AlertTok">
+    <w:name w:val="AlertTok"/>
+    <w:basedOn w:val="VerbatimChar"/>
+    <w:rPr>
+      <w:b/>
+      <w:color w:val="ff0000"/>
+    </w:rPr>
+  </w:style>
+  <w:style w:type="character" w:customStyle="1" w:styleId="ErrorTok">
+    <w:name w:val="ErrorTok"/>
+    <w:basedOn w:val="VerbatimChar"/>
+    <w:rPr>
+      <w:b/>
+      <w:color w:val="ff0000"/>
+    </w:rPr>
+  </w:style>
+  <w:style w:type="character" w:customStyle="1" w:styleId="NormalTok">
+    <w:name w:val="NormalTok"/>
+    <w:basedOn w:val="VerbatimChar"/>
+    <w:rPr/>
   </w:style>
 </w:styles>
+</file>
+
+<file path=word/theme/theme1.xml><?xml version="1.0" encoding="utf-8"?>
+<a:theme xmlns:a="http://schemas.openxmlformats.org/drawingml/2006/main" name="Office Theme">
+  <a:themeElements>
+    <a:clrScheme name="Office">
+      <a:dk1>
+        <a:sysClr val="windowText" lastClr="000000"/>
+      </a:dk1>
+      <a:lt1>
+        <a:sysClr val="window" lastClr="FFFFFF"/>
+      </a:lt1>
+      <a:dk2>
+        <a:srgbClr val="0E2841"/>
+      </a:dk2>
+      <a:lt2>
+        <a:srgbClr val="E8E8E8"/>
+      </a:lt2>
+      <a:accent1>
+        <a:srgbClr val="156082"/>
+      </a:accent1>
+      <a:accent2>
+        <a:srgbClr val="E97132"/>
+      </a:accent2>
+      <a:accent3>
+        <a:srgbClr val="196B24"/>
+      </a:accent3>
+      <a:accent4>
+        <a:srgbClr val="0F9ED5"/>
+      </a:accent4>
+      <a:accent5>
+        <a:srgbClr val="A02B93"/>
+      </a:accent5>
+      <a:accent6>
+        <a:srgbClr val="4EA72E"/>
+      </a:accent6>
+      <a:hlink>
+        <a:srgbClr val="467886"/>
+      </a:hlink>
+      <a:folHlink>
+        <a:srgbClr val="96607D"/>
+      </a:folHlink>
+    </a:clrScheme>
+    <a:fontScheme name="Office">
+      <a:majorFont>
+        <a:latin typeface="Aptos Display" panose="02110004020202020204"/>
+        <a:ea typeface=""/>
+        <a:cs typeface=""/>
+        <a:font script="Jpan" typeface="游ゴシック Light"/>
+        <a:font script="Hang" typeface="맑은 고딕"/>
+        <a:font script="Hans" typeface="等线 Light"/>
+        <a:font script="Hant" typeface="新細明體"/>
+        <a:font script="Arab" typeface="Times New Roman"/>
+        <a:font script="Hebr" typeface="Times New Roman"/>
+        <a:font script="Thai" typeface="Angsana New"/>
+        <a:font script="Ethi" typeface="Nyala"/>
+        <a:font script="Beng" typeface="Vrinda"/>
+        <a:font script="Gujr" typeface="Shruti"/>
+        <a:font script="Khmr" typeface="MoolBoran"/>
+        <a:font script="Knda" typeface="Tunga"/>
+        <a:font script="Guru" typeface="Raavi"/>
+        <a:font script="Cans" typeface="Euphemia"/>
+        <a:font script="Cher" typeface="Plantagenet Cherokee"/>
+        <a:font script="Yiii" typeface="Microsoft Yi Baiti"/>
+        <a:font script="Tibt" typeface="Microsoft Himalaya"/>
+        <a:font script="Thaa" typeface="MV Boli"/>
+        <a:font script="Deva" typeface="Mangal"/>
+        <a:font script="Telu" typeface="Gautami"/>
+        <a:font script="Taml" typeface="Latha"/>
+        <a:font script="Syrc" typeface="Estrangelo Edessa"/>
+        <a:font script="Orya" typeface="Kalinga"/>
+        <a:font script="Mlym" typeface="Kartika"/>
+        <a:font script="Laoo" typeface="DokChampa"/>
+        <a:font script="Sinh" typeface="Iskoola Pota"/>
+        <a:font script="Mong" typeface="Mongolian Baiti"/>
+        <a:font script="Viet" typeface="Times New Roman"/>
+        <a:font script="Uigh" typeface="Microsoft Uighur"/>
+        <a:font script="Geor" typeface="Sylfaen"/>
+        <a:font script="Armn" typeface="Arial"/>
+        <a:font script="Bugi" typeface="Leelawadee UI"/>
+        <a:font script="Bopo" typeface="Microsoft JhengHei"/>
+        <a:font script="Java" typeface="Javanese Text"/>
+        <a:font script="Lisu" typeface="Segoe UI"/>
+        <a:font script="Mymr" typeface="Myanmar Text"/>
+        <a:font script="Nkoo" typeface="Ebrima"/>
+        <a:font script="Olck" typeface="Nirmala UI"/>
+        <a:font script="Osma" typeface="Ebrima"/>
+        <a:font script="Phag" typeface="Phagspa"/>
+        <a:font script="Syrn" typeface="Estrangelo Edessa"/>
+        <a:font script="Syrj" typeface="Estrangelo Edessa"/>
+        <a:font script="Syre" typeface="Estrangelo Edessa"/>
+        <a:font script="Sora" typeface="Nirmala UI"/>
+        <a:font script="Tale" typeface="Microsoft Tai Le"/>
+        <a:font script="Talu" typeface="Microsoft New Tai Lue"/>
+        <a:font script="Tfng" typeface="Ebrima"/>
+      </a:majorFont>
+      <a:minorFont>
+        <a:latin typeface="Aptos" panose="02110004020202020204"/>
+        <a:ea typeface=""/>
+        <a:cs typeface=""/>
+        <a:font script="Jpan" typeface="游明朝"/>
+        <a:font script="Hang" typeface="맑은 고딕"/>
+        <a:font script="Hans" typeface="等线"/>
+        <a:font script="Hant" typeface="新細明體"/>
+        <a:font script="Arab" typeface="Arial"/>
+        <a:font script="Hebr" typeface="Arial"/>
+        <a:font script="Thai" typeface="Cordia New"/>
+        <a:font script="Ethi" typeface="Nyala"/>
+        <a:font script="Beng" typeface="Vrinda"/>
+        <a:font script="Gujr" typeface="Shruti"/>
+        <a:font script="Khmr" typeface="DaunPenh"/>
+        <a:font script="Knda" typeface="Tunga"/>
+        <a:font script="Guru" typeface="Raavi"/>
+        <a:font script="Cans" typeface="Euphemia"/>
+        <a:font script="Cher" typeface="Plantagenet Cherokee"/>
+        <a:font script="Yiii" typeface="Microsoft Yi Baiti"/>
+        <a:font script="Tibt" typeface="Microsoft Himalaya"/>
+        <a:font script="Thaa" typeface="MV Boli"/>
+        <a:font script="Deva" typeface="Mangal"/>
+        <a:font script="Telu" typeface="Gautami"/>
+        <a:font script="Taml" typeface="Latha"/>
+        <a:font script="Syrc" typeface="Estrangelo Edessa"/>
+        <a:font script="Orya" typeface="Kalinga"/>
+        <a:font script="Mlym" typeface="Kartika"/>
+        <a:font script="Laoo" typeface="DokChampa"/>
+        <a:font script="Sinh" typeface="Iskoola Pota"/>
+        <a:font script="Mong" typeface="Mongolian Baiti"/>
+        <a:font script="Viet" typeface="Arial"/>
+        <a:font script="Uigh" typeface="Microsoft Uighur"/>
+        <a:font script="Geor" typeface="Sylfaen"/>
+        <a:font script="Armn" typeface="Arial"/>
+        <a:font script="Bugi" typeface="Leelawadee UI"/>
+        <a:font script="Bopo" typeface="Microsoft JhengHei"/>
+        <a:font script="Java" typeface="Javanese Text"/>
+        <a:font script="Lisu" typeface="Segoe UI"/>
+        <a:font script="Mymr" typeface="Myanmar Text"/>
+        <a:font script="Nkoo" typeface="Ebrima"/>
+        <a:font script="Olck" typeface="Nirmala UI"/>
+        <a:font script="Osma" typeface="Ebrima"/>
+        <a:font script="Phag" typeface="Phagspa"/>
+        <a:font script="Syrn" typeface="Estrangelo Edessa"/>
+        <a:font script="Syrj" typeface="Estrangelo Edessa"/>
+        <a:font script="Syre" typeface="Estrangelo Edessa"/>
+        <a:font script="Sora" typeface="Nirmala UI"/>
+        <a:font script="Tale" typeface="Microsoft Tai Le"/>
+        <a:font script="Talu" typeface="Microsoft New Tai Lue"/>
+        <a:font script="Tfng" typeface="Ebrima"/>
+      </a:minorFont>
+    </a:fontScheme>
+    <a:fmtScheme name="Office">
+      <a:fillStyleLst>
+        <a:solidFill>
+          <a:schemeClr val="phClr"/>
+        </a:solidFill>
+        <a:gradFill rotWithShape="1">
+          <a:gsLst>
+            <a:gs pos="0">
+              <a:schemeClr val="phClr">
+                <a:lumMod val="110000"/>
+                <a:satMod val="105000"/>
+                <a:tint val="67000"/>
+              </a:schemeClr>
+            </a:gs>
+            <a:gs pos="50000">
+              <a:schemeClr val="phClr">
+                <a:lumMod val="105000"/>
+                <a:satMod val="103000"/>
+                <a:tint val="73000"/>
+              </a:schemeClr>
+            </a:gs>
+            <a:gs pos="100000">
+              <a:schemeClr val="phClr">
+                <a:lumMod val="105000"/>
+                <a:satMod val="109000"/>
+                <a:tint val="81000"/>
+              </a:schemeClr>
+            </a:gs>
+          </a:gsLst>
+          <a:lin ang="5400000" scaled="0"/>
+        </a:gradFill>
+        <a:gradFill rotWithShape="1">
+          <a:gsLst>
+            <a:gs pos="0">
+              <a:schemeClr val="phClr">
+                <a:satMod val="103000"/>
+                <a:lumMod val="102000"/>
+                <a:tint val="94000"/>
+              </a:schemeClr>
+            </a:gs>
+            <a:gs pos="50000">
+              <a:schemeClr val="phClr">
+                <a:satMod val="110000"/>
+                <a:lumMod val="100000"/>
+                <a:shade val="100000"/>
+              </a:schemeClr>
+            </a:gs>
+            <a:gs pos="100000">
+              <a:schemeClr val="phClr">
+                <a:lumMod val="99000"/>
+                <a:satMod val="120000"/>
+                <a:shade val="78000"/>
+              </a:schemeClr>
+            </a:gs>
+          </a:gsLst>
+          <a:lin ang="5400000" scaled="0"/>
+        </a:gradFill>
+      </a:fillStyleLst>
+      <a:lnStyleLst>
+        <a:ln w="6350" cap="flat" cmpd="sng" algn="ctr">
+          <a:solidFill>
+            <a:schemeClr val="phClr"/>
+          </a:solidFill>
+          <a:prstDash val="solid"/>
+          <a:miter lim="800000"/>
+        </a:ln>
+        <a:ln w="12700" cap="flat" cmpd="sng" algn="ctr">
+          <a:solidFill>
+            <a:schemeClr val="phClr"/>
+          </a:solidFill>
+          <a:prstDash val="solid"/>
+          <a:miter lim="800000"/>
+        </a:ln>
+        <a:ln w="19050" cap="flat" cmpd="sng" algn="ctr">
+          <a:solidFill>
+            <a:schemeClr val="phClr"/>
+          </a:solidFill>
+          <a:prstDash val="solid"/>
+          <a:miter lim="800000"/>
+        </a:ln>
+      </a:lnStyleLst>
+      <a:effectStyleLst>
+        <a:effectStyle>
+          <a:effectLst/>
+        </a:effectStyle>
+        <a:effectStyle>
+          <a:effectLst/>
+        </a:effectStyle>
+        <a:effectStyle>
+          <a:effectLst>
+            <a:outerShdw blurRad="57150" dist="19050" dir="5400000" algn="ctr" rotWithShape="0">
+              <a:srgbClr val="000000">
+                <a:alpha val="63000"/>
+              </a:srgbClr>
+            </a:outerShdw>
+          </a:effectLst>
+        </a:effectStyle>
+      </a:effectStyleLst>
+      <a:bgFillStyleLst>
+        <a:solidFill>
+          <a:schemeClr val="phClr"/>
+        </a:solidFill>
+        <a:solidFill>
+          <a:schemeClr val="phClr">
+            <a:tint val="95000"/>
+            <a:satMod val="170000"/>
+          </a:schemeClr>
+        </a:solidFill>
+        <a:gradFill rotWithShape="1">
+          <a:gsLst>
+            <a:gs pos="0">
+              <a:schemeClr val="phClr">
+                <a:tint val="93000"/>
+                <a:satMod val="150000"/>
+                <a:shade val="98000"/>
+                <a:lumMod val="102000"/>
+              </a:schemeClr>
+            </a:gs>
+            <a:gs pos="50000">
+              <a:schemeClr val="phClr">
+                <a:tint val="98000"/>
+                <a:satMod val="130000"/>
+                <a:shade val="90000"/>
+                <a:lumMod val="103000"/>
+              </a:schemeClr>
+            </a:gs>
+            <a:gs pos="100000">
+              <a:schemeClr val="phClr">
+                <a:shade val="63000"/>
+                <a:satMod val="120000"/>
+              </a:schemeClr>
+            </a:gs>
+          </a:gsLst>
+          <a:lin ang="5400000" scaled="0"/>
+        </a:gradFill>
+      </a:bgFillStyleLst>
+    </a:fmtScheme>
+  </a:themeElements>
+  <a:objectDefaults/>
+  <a:extraClrSchemeLst/>
+  <a:extLst>
+    <a:ext uri="{05A4C25C-085E-4340-85A3-A5531E510DB2}">
+      <thm15:themeFamily xmlns:thm15="http://schemas.microsoft.com/office/thememl/2012/main" name="Office Theme" id="{2E142A2C-CD16-42D6-873A-C26D2A0506FA}" vid="{1BDDFF52-6CD6-40A5-AB3C-68EB2F1E4D0A}"/>
+    </a:ext>
+  </a:extLst>
+</a:theme>
 </file>